--- a/paraskinio-wine-beer-2026-2.docx
+++ b/paraskinio-wine-beer-2026-2.docx
@@ -12,7 +12,7 @@
       <w:r>
         <w:rPr/>
         <w:drawing>
-          <wp:anchor behindDoc="1" distT="0" distB="0" distL="0" distR="0" simplePos="0" locked="0" layoutInCell="0" allowOverlap="1" relativeHeight="3">
+          <wp:anchor behindDoc="1" distT="0" distB="0" distL="0" distR="0" simplePos="0" locked="0" layoutInCell="0" allowOverlap="1" relativeHeight="2">
             <wp:simplePos x="0" y="0"/>
             <wp:positionH relativeFrom="page">
               <wp:posOffset>7583170</wp:posOffset>
@@ -59,7 +59,7 @@
         <mc:AlternateContent>
           <mc:Choice Requires="wpg">
             <w:drawing>
-              <wp:anchor behindDoc="1" distT="3810" distB="3175" distL="3810" distR="3175" simplePos="0" locked="0" layoutInCell="0" allowOverlap="1" relativeHeight="6" wp14:anchorId="35CBF403">
+              <wp:anchor behindDoc="1" distT="3810" distB="3175" distL="3810" distR="3175" simplePos="0" locked="0" layoutInCell="0" allowOverlap="1" relativeHeight="5" wp14:anchorId="35CBF403">
                 <wp:simplePos x="0" y="0"/>
                 <wp:positionH relativeFrom="page">
                   <wp:posOffset>5711190</wp:posOffset>
@@ -582,7 +582,23 @@
                 <w:sz w:val="18"/>
                 <w:szCs w:val="18"/>
               </w:rPr>
-              <w:t>20,00</w:t>
+              <w:t>2</w:t>
+            </w:r>
+            <w:r>
+              <w:rPr>
+                <w:color w:val="353334"/>
+                <w:sz w:val="18"/>
+                <w:szCs w:val="18"/>
+              </w:rPr>
+              <w:t>3</w:t>
+            </w:r>
+            <w:r>
+              <w:rPr>
+                <w:color w:val="353334"/>
+                <w:sz w:val="18"/>
+                <w:szCs w:val="18"/>
+              </w:rPr>
+              <w:t>,00</w:t>
             </w:r>
           </w:p>
         </w:tc>
@@ -675,7 +691,23 @@
                 <w:sz w:val="18"/>
                 <w:szCs w:val="18"/>
               </w:rPr>
-              <w:t>20,00</w:t>
+              <w:t>2</w:t>
+            </w:r>
+            <w:r>
+              <w:rPr>
+                <w:color w:val="353334"/>
+                <w:sz w:val="18"/>
+                <w:szCs w:val="18"/>
+              </w:rPr>
+              <w:t>3</w:t>
+            </w:r>
+            <w:r>
+              <w:rPr>
+                <w:color w:val="353334"/>
+                <w:sz w:val="18"/>
+                <w:szCs w:val="18"/>
+              </w:rPr>
+              <w:t>,00</w:t>
             </w:r>
           </w:p>
         </w:tc>
@@ -1043,7 +1075,23 @@
                 <w:sz w:val="18"/>
                 <w:szCs w:val="18"/>
               </w:rPr>
-              <w:t>25,00</w:t>
+              <w:t>2</w:t>
+            </w:r>
+            <w:r>
+              <w:rPr>
+                <w:color w:val="353334"/>
+                <w:sz w:val="18"/>
+                <w:szCs w:val="18"/>
+              </w:rPr>
+              <w:t>8</w:t>
+            </w:r>
+            <w:r>
+              <w:rPr>
+                <w:color w:val="353334"/>
+                <w:sz w:val="18"/>
+                <w:szCs w:val="18"/>
+              </w:rPr>
+              <w:t>,00</w:t>
             </w:r>
           </w:p>
         </w:tc>
@@ -1199,7 +1247,23 @@
                 <w:sz w:val="18"/>
                 <w:szCs w:val="18"/>
               </w:rPr>
-              <w:t>25,00</w:t>
+              <w:t>2</w:t>
+            </w:r>
+            <w:r>
+              <w:rPr>
+                <w:color w:val="353334"/>
+                <w:sz w:val="18"/>
+                <w:szCs w:val="18"/>
+              </w:rPr>
+              <w:t>8</w:t>
+            </w:r>
+            <w:r>
+              <w:rPr>
+                <w:color w:val="353334"/>
+                <w:sz w:val="18"/>
+                <w:szCs w:val="18"/>
+              </w:rPr>
+              <w:t>,00</w:t>
             </w:r>
           </w:p>
         </w:tc>
@@ -1571,7 +1635,15 @@
                 <w:sz w:val="18"/>
                 <w:szCs w:val="18"/>
               </w:rPr>
-              <w:t>5,00</w:t>
+              <w:t>7</w:t>
+            </w:r>
+            <w:r>
+              <w:rPr>
+                <w:color w:val="353334"/>
+                <w:sz w:val="18"/>
+                <w:szCs w:val="18"/>
+              </w:rPr>
+              <w:t>,00</w:t>
             </w:r>
           </w:p>
         </w:tc>
@@ -1770,7 +1842,15 @@
                 <w:sz w:val="18"/>
                 <w:szCs w:val="18"/>
               </w:rPr>
-              <w:t>5,00</w:t>
+              <w:t>7</w:t>
+            </w:r>
+            <w:r>
+              <w:rPr>
+                <w:color w:val="353334"/>
+                <w:sz w:val="18"/>
+                <w:szCs w:val="18"/>
+              </w:rPr>
+              <w:t>,00</w:t>
             </w:r>
           </w:p>
         </w:tc>
@@ -1882,7 +1962,23 @@
                 <w:sz w:val="18"/>
                 <w:szCs w:val="18"/>
               </w:rPr>
-              <w:t>25,00</w:t>
+              <w:t>2</w:t>
+            </w:r>
+            <w:r>
+              <w:rPr>
+                <w:color w:val="353334"/>
+                <w:sz w:val="18"/>
+                <w:szCs w:val="18"/>
+              </w:rPr>
+              <w:t>3</w:t>
+            </w:r>
+            <w:r>
+              <w:rPr>
+                <w:color w:val="353334"/>
+                <w:sz w:val="18"/>
+                <w:szCs w:val="18"/>
+              </w:rPr>
+              <w:t>,00</w:t>
             </w:r>
           </w:p>
         </w:tc>
@@ -2013,7 +2109,23 @@
                 <w:sz w:val="18"/>
                 <w:szCs w:val="18"/>
               </w:rPr>
-              <w:t>25,00</w:t>
+              <w:t>2</w:t>
+            </w:r>
+            <w:r>
+              <w:rPr>
+                <w:color w:val="353334"/>
+                <w:sz w:val="18"/>
+                <w:szCs w:val="18"/>
+              </w:rPr>
+              <w:t>3</w:t>
+            </w:r>
+            <w:r>
+              <w:rPr>
+                <w:color w:val="353334"/>
+                <w:sz w:val="18"/>
+                <w:szCs w:val="18"/>
+              </w:rPr>
+              <w:t>,00</w:t>
             </w:r>
           </w:p>
         </w:tc>
@@ -2313,7 +2425,15 @@
                 <w:sz w:val="18"/>
                 <w:szCs w:val="18"/>
               </w:rPr>
-              <w:t>7,00</w:t>
+              <w:t>8</w:t>
+            </w:r>
+            <w:r>
+              <w:rPr>
+                <w:color w:val="353334"/>
+                <w:sz w:val="18"/>
+                <w:szCs w:val="18"/>
+              </w:rPr>
+              <w:t>,00</w:t>
             </w:r>
           </w:p>
         </w:tc>
@@ -2522,7 +2642,15 @@
                 <w:sz w:val="18"/>
                 <w:szCs w:val="18"/>
               </w:rPr>
-              <w:t>7,00</w:t>
+              <w:t>8</w:t>
+            </w:r>
+            <w:r>
+              <w:rPr>
+                <w:color w:val="353334"/>
+                <w:sz w:val="18"/>
+                <w:szCs w:val="18"/>
+              </w:rPr>
+              <w:t>,00</w:t>
             </w:r>
           </w:p>
         </w:tc>
@@ -3067,63 +3195,7 @@
               </w:rPr>
             </w:pPr>
             <w:r>
-              <w:rPr>
-                <w:sz w:val="16"/>
-                <w:szCs w:val="16"/>
-              </w:rPr>
-            </w:r>
-          </w:p>
-          <w:p>
-            <w:pPr>
-              <w:pStyle w:val="Normal"/>
-              <w:widowControl w:val="false"/>
-              <w:ind w:left="209" w:hanging="0"/>
-              <w:rPr>
-                <w:sz w:val="18"/>
-                <w:szCs w:val="18"/>
-              </w:rPr>
-            </w:pPr>
-            <w:r>
-              <w:rPr>
-                <w:position w:val="1"/>
-                <w:sz w:val="18"/>
-                <w:szCs w:val="18"/>
-              </w:rPr>
-              <w:t>Oreinos Helios</w:t>
-            </w:r>
-            <w:r>
-              <w:rPr>
-                <w:color w:val="353334"/>
-                <w:sz w:val="18"/>
-                <w:szCs w:val="18"/>
-              </w:rPr>
-              <w:t>, Semeli Estate, dry …….…..……….........................</w:t>
-            </w:r>
-            <w:r>
-              <w:rPr>
-                <w:color w:val="353334"/>
-                <w:spacing w:val="3"/>
-                <w:sz w:val="18"/>
-                <w:szCs w:val="18"/>
-              </w:rPr>
-              <w:t xml:space="preserve"> </w:t>
-            </w:r>
-            <w:r>
-              <w:rPr>
-                <w:color w:val="000000"/>
-                <w:position w:val="1"/>
-                <w:sz w:val="18"/>
-                <w:szCs w:val="18"/>
-              </w:rPr>
-              <w:t xml:space="preserve">bottle </w:t>
-            </w:r>
-            <w:r>
-              <w:rPr>
-                <w:color w:val="353334"/>
-                <w:sz w:val="18"/>
-                <w:szCs w:val="18"/>
-              </w:rPr>
-              <w:t>750ml ....</w:t>
+              <w:rPr/>
             </w:r>
           </w:p>
         </w:tc>
@@ -3146,29 +3218,7 @@
               </w:rPr>
             </w:pPr>
             <w:r>
-              <w:rPr>
-                <w:sz w:val="16"/>
-                <w:szCs w:val="16"/>
-              </w:rPr>
-            </w:r>
-          </w:p>
-          <w:p>
-            <w:pPr>
-              <w:pStyle w:val="Normal"/>
-              <w:widowControl w:val="false"/>
-              <w:ind w:left="284" w:hanging="0"/>
-              <w:rPr>
-                <w:sz w:val="18"/>
-                <w:szCs w:val="18"/>
-              </w:rPr>
-            </w:pPr>
-            <w:r>
-              <w:rPr>
-                <w:color w:val="353334"/>
-                <w:sz w:val="18"/>
-                <w:szCs w:val="18"/>
-              </w:rPr>
-              <w:t>23,00</w:t>
+              <w:rPr/>
             </w:r>
           </w:p>
         </w:tc>
@@ -3208,123 +3258,7 @@
               </w:rPr>
             </w:pPr>
             <w:r>
-              <w:rPr>
-                <w:sz w:val="16"/>
-                <w:szCs w:val="16"/>
-                <w:lang w:val="el-GR"/>
-              </w:rPr>
-            </w:r>
-          </w:p>
-          <w:p>
-            <w:pPr>
-              <w:pStyle w:val="Normal"/>
-              <w:widowControl w:val="false"/>
-              <w:ind w:left="210" w:hanging="0"/>
-              <w:rPr>
-                <w:sz w:val="18"/>
-                <w:szCs w:val="18"/>
-                <w:lang w:val="el-GR"/>
-              </w:rPr>
-            </w:pPr>
-            <w:r>
-              <w:rPr>
-                <w:color w:val="353334"/>
-                <w:sz w:val="18"/>
-                <w:szCs w:val="18"/>
-                <w:lang w:val="el-GR"/>
-              </w:rPr>
-              <w:t>Ορεινός</w:t>
-            </w:r>
-            <w:r>
-              <w:rPr>
-                <w:color w:val="353334"/>
-                <w:spacing w:val="1"/>
-                <w:sz w:val="18"/>
-                <w:szCs w:val="18"/>
-                <w:lang w:val="el-GR"/>
-              </w:rPr>
-              <w:t xml:space="preserve"> </w:t>
-            </w:r>
-            <w:r>
-              <w:rPr>
-                <w:color w:val="353334"/>
-                <w:sz w:val="18"/>
-                <w:szCs w:val="18"/>
-                <w:lang w:val="el-GR"/>
-              </w:rPr>
-              <w:t>Ήλιος,</w:t>
-            </w:r>
-            <w:r>
-              <w:rPr>
-                <w:color w:val="353334"/>
-                <w:spacing w:val="1"/>
-                <w:sz w:val="18"/>
-                <w:szCs w:val="18"/>
-                <w:lang w:val="el-GR"/>
-              </w:rPr>
-              <w:t xml:space="preserve"> </w:t>
-            </w:r>
-            <w:r>
-              <w:rPr>
-                <w:color w:val="353334"/>
-                <w:sz w:val="18"/>
-                <w:szCs w:val="18"/>
-              </w:rPr>
-              <w:t>Semeli</w:t>
-            </w:r>
-            <w:r>
-              <w:rPr>
-                <w:color w:val="353334"/>
-                <w:sz w:val="18"/>
-                <w:szCs w:val="18"/>
-                <w:lang w:val="el-GR"/>
-              </w:rPr>
-              <w:t xml:space="preserve">, </w:t>
-            </w:r>
-            <w:r>
-              <w:rPr>
-                <w:color w:val="353334"/>
-                <w:sz w:val="16"/>
-                <w:szCs w:val="16"/>
-                <w:lang w:val="el-GR"/>
-              </w:rPr>
-              <w:t>Αγιωργίτικο</w:t>
-            </w:r>
-            <w:r>
-              <w:rPr>
-                <w:color w:val="353334"/>
-                <w:spacing w:val="3"/>
-                <w:sz w:val="16"/>
-                <w:szCs w:val="16"/>
-                <w:lang w:val="el-GR"/>
-              </w:rPr>
-              <w:t xml:space="preserve"> </w:t>
-            </w:r>
-            <w:r>
-              <w:rPr>
-                <w:color w:val="353334"/>
-                <w:sz w:val="18"/>
-                <w:szCs w:val="18"/>
-                <w:lang w:val="el-GR"/>
-              </w:rPr>
-              <w:t>…...…..………......................... φιάλη 750</w:t>
-            </w:r>
-            <w:r>
-              <w:rPr>
-                <w:color w:val="353334"/>
-                <w:sz w:val="18"/>
-                <w:szCs w:val="18"/>
-              </w:rPr>
-              <w:t>ml</w:t>
-            </w:r>
-            <w:r>
-              <w:rPr>
-                <w:color w:val="353334"/>
-                <w:sz w:val="18"/>
-                <w:szCs w:val="18"/>
-                <w:lang w:val="el-GR"/>
-              </w:rPr>
-              <w:t xml:space="preserve"> ....</w:t>
+              <w:rPr/>
             </w:r>
           </w:p>
         </w:tc>
@@ -3348,30 +3282,7 @@
               </w:rPr>
             </w:pPr>
             <w:r>
-              <w:rPr>
-                <w:sz w:val="16"/>
-                <w:szCs w:val="16"/>
-                <w:lang w:val="el-GR"/>
-              </w:rPr>
-            </w:r>
-          </w:p>
-          <w:p>
-            <w:pPr>
-              <w:pStyle w:val="Normal"/>
-              <w:widowControl w:val="false"/>
-              <w:ind w:left="283" w:hanging="0"/>
-              <w:rPr>
-                <w:sz w:val="18"/>
-                <w:szCs w:val="18"/>
-              </w:rPr>
-            </w:pPr>
-            <w:r>
-              <w:rPr>
-                <w:color w:val="353334"/>
-                <w:sz w:val="18"/>
-                <w:szCs w:val="18"/>
-              </w:rPr>
-              <w:t>23,00</w:t>
+              <w:rPr/>
             </w:r>
           </w:p>
         </w:tc>
@@ -3400,46 +3311,7 @@
               </w:rPr>
             </w:pPr>
             <w:r>
-              <w:rPr>
-                <w:position w:val="1"/>
-                <w:sz w:val="18"/>
-                <w:szCs w:val="18"/>
-              </w:rPr>
-              <w:t>Oreinos Helios</w:t>
-            </w:r>
-            <w:r>
-              <w:rPr>
-                <w:color w:val="353334"/>
-                <w:sz w:val="18"/>
-                <w:szCs w:val="18"/>
-              </w:rPr>
-              <w:t>, Semeli Estate, dry …….…..………..........................</w:t>
-            </w:r>
-            <w:r>
-              <w:rPr>
-                <w:color w:val="353334"/>
-                <w:spacing w:val="1"/>
-                <w:sz w:val="18"/>
-                <w:szCs w:val="18"/>
-              </w:rPr>
-              <w:t xml:space="preserve"> </w:t>
-            </w:r>
-            <w:r>
-              <w:rPr>
-                <w:color w:val="000000"/>
-                <w:position w:val="1"/>
-                <w:sz w:val="18"/>
-                <w:szCs w:val="18"/>
-              </w:rPr>
-              <w:t xml:space="preserve">glass </w:t>
-            </w:r>
-            <w:r>
-              <w:rPr>
-                <w:color w:val="353334"/>
-                <w:sz w:val="18"/>
-                <w:szCs w:val="18"/>
-              </w:rPr>
-              <w:t>150ml ....</w:t>
+              <w:rPr/>
             </w:r>
           </w:p>
         </w:tc>
@@ -3463,12 +3335,7 @@
               </w:rPr>
             </w:pPr>
             <w:r>
-              <w:rPr>
-                <w:color w:val="353334"/>
-                <w:sz w:val="18"/>
-                <w:szCs w:val="18"/>
-              </w:rPr>
-              <w:t>5,00</w:t>
+              <w:rPr/>
             </w:r>
           </w:p>
         </w:tc>
@@ -3509,104 +3376,7 @@
               </w:rPr>
             </w:pPr>
             <w:r>
-              <w:rPr>
-                <w:color w:val="353334"/>
-                <w:sz w:val="18"/>
-                <w:szCs w:val="18"/>
-                <w:lang w:val="el-GR"/>
-              </w:rPr>
-              <w:t>Ορεινός</w:t>
-            </w:r>
-            <w:r>
-              <w:rPr>
-                <w:color w:val="353334"/>
-                <w:spacing w:val="1"/>
-                <w:sz w:val="18"/>
-                <w:szCs w:val="18"/>
-                <w:lang w:val="el-GR"/>
-              </w:rPr>
-              <w:t xml:space="preserve"> </w:t>
-            </w:r>
-            <w:r>
-              <w:rPr>
-                <w:color w:val="353334"/>
-                <w:sz w:val="18"/>
-                <w:szCs w:val="18"/>
-                <w:lang w:val="el-GR"/>
-              </w:rPr>
-              <w:t>Ήλιος,</w:t>
-            </w:r>
-            <w:r>
-              <w:rPr>
-                <w:color w:val="353334"/>
-                <w:spacing w:val="1"/>
-                <w:sz w:val="18"/>
-                <w:szCs w:val="18"/>
-                <w:lang w:val="el-GR"/>
-              </w:rPr>
-              <w:t xml:space="preserve"> </w:t>
-            </w:r>
-            <w:r>
-              <w:rPr>
-                <w:color w:val="353334"/>
-                <w:sz w:val="18"/>
-                <w:szCs w:val="18"/>
-              </w:rPr>
-              <w:t>Semeli</w:t>
-            </w:r>
-            <w:r>
-              <w:rPr>
-                <w:color w:val="353334"/>
-                <w:sz w:val="18"/>
-                <w:szCs w:val="18"/>
-                <w:lang w:val="el-GR"/>
-              </w:rPr>
-              <w:t xml:space="preserve">, </w:t>
-            </w:r>
-            <w:r>
-              <w:rPr>
-                <w:color w:val="353334"/>
-                <w:sz w:val="16"/>
-                <w:szCs w:val="16"/>
-                <w:lang w:val="el-GR"/>
-              </w:rPr>
-              <w:t>Αγιωργίτικο</w:t>
-            </w:r>
-            <w:r>
-              <w:rPr>
-                <w:color w:val="353334"/>
-                <w:spacing w:val="3"/>
-                <w:sz w:val="16"/>
-                <w:szCs w:val="16"/>
-                <w:lang w:val="el-GR"/>
-              </w:rPr>
-              <w:t xml:space="preserve"> </w:t>
-            </w:r>
-            <w:r>
-              <w:rPr>
-                <w:color w:val="353334"/>
-                <w:sz w:val="18"/>
-                <w:szCs w:val="18"/>
-                <w:lang w:val="el-GR"/>
-              </w:rPr>
-              <w:t>…...………..…....................... ποτήρι 150</w:t>
-            </w:r>
-            <w:r>
-              <w:rPr>
-                <w:color w:val="353334"/>
-                <w:sz w:val="18"/>
-                <w:szCs w:val="18"/>
-              </w:rPr>
-              <w:t>ml</w:t>
-            </w:r>
-            <w:r>
-              <w:rPr>
-                <w:color w:val="353334"/>
-                <w:sz w:val="18"/>
-                <w:szCs w:val="18"/>
-                <w:lang w:val="el-GR"/>
-              </w:rPr>
-              <w:t xml:space="preserve"> ....</w:t>
+              <w:rPr/>
             </w:r>
           </w:p>
         </w:tc>
@@ -3630,12 +3400,7 @@
               </w:rPr>
             </w:pPr>
             <w:r>
-              <w:rPr>
-                <w:color w:val="353334"/>
-                <w:sz w:val="18"/>
-                <w:szCs w:val="18"/>
-              </w:rPr>
-              <w:t>5,00</w:t>
+              <w:rPr/>
             </w:r>
           </w:p>
         </w:tc>
@@ -4176,7 +3941,23 @@
                 <w:sz w:val="18"/>
                 <w:szCs w:val="18"/>
               </w:rPr>
-              <w:t>25,00</w:t>
+              <w:t>2</w:t>
+            </w:r>
+            <w:r>
+              <w:rPr>
+                <w:color w:val="353334"/>
+                <w:sz w:val="18"/>
+                <w:szCs w:val="18"/>
+              </w:rPr>
+              <w:t>3</w:t>
+            </w:r>
+            <w:r>
+              <w:rPr>
+                <w:color w:val="353334"/>
+                <w:sz w:val="18"/>
+                <w:szCs w:val="18"/>
+              </w:rPr>
+              <w:t>,00</w:t>
             </w:r>
           </w:p>
         </w:tc>
@@ -4326,7 +4107,23 @@
                 <w:sz w:val="18"/>
                 <w:szCs w:val="18"/>
               </w:rPr>
-              <w:t>25,00</w:t>
+              <w:t>2</w:t>
+            </w:r>
+            <w:r>
+              <w:rPr>
+                <w:color w:val="353334"/>
+                <w:sz w:val="18"/>
+                <w:szCs w:val="18"/>
+              </w:rPr>
+              <w:t>3</w:t>
+            </w:r>
+            <w:r>
+              <w:rPr>
+                <w:color w:val="353334"/>
+                <w:sz w:val="18"/>
+                <w:szCs w:val="18"/>
+              </w:rPr>
+              <w:t>,00</w:t>
             </w:r>
           </w:p>
         </w:tc>
@@ -4657,7 +4454,14 @@
                 <w:sz w:val="18"/>
                 <w:szCs w:val="18"/>
               </w:rPr>
-              <w:t>30,00</w:t>
+              <w:t>28</w:t>
+            </w:r>
+            <w:r>
+              <w:rPr>
+                <w:sz w:val="18"/>
+                <w:szCs w:val="18"/>
+              </w:rPr>
+              <w:t>,00</w:t>
             </w:r>
           </w:p>
         </w:tc>
@@ -4788,7 +4592,15 @@
                 <w:sz w:val="18"/>
                 <w:szCs w:val="18"/>
               </w:rPr>
-              <w:t>30,00</w:t>
+              <w:t>28</w:t>
+            </w:r>
+            <w:r>
+              <w:rPr>
+                <w:color w:val="353334"/>
+                <w:sz w:val="18"/>
+                <w:szCs w:val="18"/>
+              </w:rPr>
+              <w:t>,00</w:t>
             </w:r>
           </w:p>
         </w:tc>
@@ -5087,7 +4899,23 @@
                 <w:sz w:val="18"/>
                 <w:szCs w:val="18"/>
               </w:rPr>
-              <w:t>35,00</w:t>
+              <w:t>3</w:t>
+            </w:r>
+            <w:r>
+              <w:rPr>
+                <w:color w:val="353334"/>
+                <w:sz w:val="18"/>
+                <w:szCs w:val="18"/>
+              </w:rPr>
+              <w:t>3</w:t>
+            </w:r>
+            <w:r>
+              <w:rPr>
+                <w:color w:val="353334"/>
+                <w:sz w:val="18"/>
+                <w:szCs w:val="18"/>
+              </w:rPr>
+              <w:t>,00</w:t>
             </w:r>
           </w:p>
         </w:tc>
@@ -5235,7 +5063,23 @@
                 <w:sz w:val="18"/>
                 <w:szCs w:val="18"/>
               </w:rPr>
-              <w:t>35,00</w:t>
+              <w:t>3</w:t>
+            </w:r>
+            <w:r>
+              <w:rPr>
+                <w:color w:val="353334"/>
+                <w:sz w:val="18"/>
+                <w:szCs w:val="18"/>
+              </w:rPr>
+              <w:t>3</w:t>
+            </w:r>
+            <w:r>
+              <w:rPr>
+                <w:color w:val="353334"/>
+                <w:sz w:val="18"/>
+                <w:szCs w:val="18"/>
+              </w:rPr>
+              <w:t>,00</w:t>
             </w:r>
           </w:p>
         </w:tc>
@@ -5878,7 +5722,7 @@
         <mc:AlternateContent>
           <mc:Choice Requires="wps">
             <w:drawing>
-              <wp:anchor behindDoc="1" distT="0" distB="635" distL="0" distR="635" simplePos="0" locked="0" layoutInCell="0" allowOverlap="1" relativeHeight="4" wp14:anchorId="4D3030B1">
+              <wp:anchor behindDoc="1" distT="0" distB="635" distL="0" distR="635" simplePos="0" locked="0" layoutInCell="0" allowOverlap="1" relativeHeight="3" wp14:anchorId="4D3030B1">
                 <wp:simplePos x="0" y="0"/>
                 <wp:positionH relativeFrom="page">
                   <wp:posOffset>1635125</wp:posOffset>
@@ -6085,7 +5929,7 @@
           </mc:Fallback>
         </mc:AlternateContent>
         <w:drawing>
-          <wp:anchor behindDoc="1" distT="0" distB="0" distL="0" distR="0" simplePos="0" locked="0" layoutInCell="0" allowOverlap="1" relativeHeight="9">
+          <wp:anchor behindDoc="1" distT="0" distB="0" distL="0" distR="0" simplePos="0" locked="0" layoutInCell="0" allowOverlap="1" relativeHeight="8">
             <wp:simplePos x="0" y="0"/>
             <wp:positionH relativeFrom="page">
               <wp:posOffset>1647825</wp:posOffset>
@@ -6130,7 +5974,7 @@
           </wp:anchor>
         </w:drawing>
         <w:drawing>
-          <wp:anchor behindDoc="1" distT="0" distB="0" distL="0" distR="0" simplePos="0" locked="0" layoutInCell="0" allowOverlap="1" relativeHeight="10">
+          <wp:anchor behindDoc="1" distT="0" distB="0" distL="0" distR="0" simplePos="0" locked="0" layoutInCell="0" allowOverlap="1" relativeHeight="9">
             <wp:simplePos x="0" y="0"/>
             <wp:positionH relativeFrom="page">
               <wp:posOffset>7003415</wp:posOffset>
@@ -6177,7 +6021,7 @@
         <mc:AlternateContent>
           <mc:Choice Requires="wpg">
             <w:drawing>
-              <wp:anchor behindDoc="1" distT="0" distB="3175" distL="3175" distR="3175" simplePos="0" locked="0" layoutInCell="0" allowOverlap="1" relativeHeight="11" wp14:anchorId="02ED400D">
+              <wp:anchor behindDoc="1" distT="0" distB="3175" distL="3175" distR="3175" simplePos="0" locked="0" layoutInCell="0" allowOverlap="1" relativeHeight="10" wp14:anchorId="02ED400D">
                 <wp:simplePos x="0" y="0"/>
                 <wp:positionH relativeFrom="page">
                   <wp:posOffset>352425</wp:posOffset>
@@ -6213,7 +6057,7 @@
                         <pic:spPr>
                           <a:xfrm>
                             <a:off x="1722600" y="0"/>
-                            <a:ext cx="1108800" cy="530280"/>
+                            <a:ext cx="1108080" cy="529560"/>
                           </a:xfrm>
                           <a:prstGeom prst="rect">
                             <a:avLst/>
@@ -6351,7 +6195,7 @@
                   <v:path o:extrusionok="f" gradientshapeok="t" o:connecttype="rect"/>
                   <o:lock v:ext="edit" aspectratio="t"/>
                 </v:shapetype>
-                <v:shape id="shape_0" ID="Picture 10" stroked="f" o:allowincell="f" style="position:absolute;left:3268;top:555;width:1745;height:834;mso-wrap-style:none;v-text-anchor:middle;mso-position-horizontal-relative:page;mso-position-vertical-relative:page" type="_x0000_t75">
+                <v:shape id="shape_0" ID="Picture 10" stroked="f" o:allowincell="f" style="position:absolute;left:3268;top:555;width:1744;height:833;mso-wrap-style:none;v-text-anchor:middle;mso-position-horizontal-relative:page;mso-position-vertical-relative:page" type="_x0000_t75">
                   <v:imagedata r:id="rId7" o:detectmouseclick="t"/>
                   <v:stroke color="#3465a4" joinstyle="round" endcap="flat"/>
                   <w10:wrap type="none"/>
@@ -6383,7 +6227,7 @@
         <mc:AlternateContent>
           <mc:Choice Requires="wpg">
             <w:drawing>
-              <wp:anchor behindDoc="1" distT="0" distB="3175" distL="3810" distR="3810" simplePos="0" locked="0" layoutInCell="0" allowOverlap="1" relativeHeight="12" wp14:anchorId="4FA38BD6">
+              <wp:anchor behindDoc="1" distT="0" distB="3175" distL="3810" distR="3810" simplePos="0" locked="0" layoutInCell="0" allowOverlap="1" relativeHeight="11" wp14:anchorId="4FA38BD6">
                 <wp:simplePos x="0" y="0"/>
                 <wp:positionH relativeFrom="page">
                   <wp:posOffset>5726430</wp:posOffset>
@@ -6419,7 +6263,7 @@
                         <pic:spPr>
                           <a:xfrm>
                             <a:off x="1722240" y="0"/>
-                            <a:ext cx="1109520" cy="530280"/>
+                            <a:ext cx="1108800" cy="529560"/>
                           </a:xfrm>
                           <a:prstGeom prst="rect">
                             <a:avLst/>
@@ -6538,7 +6382,7 @@
           <mc:Fallback>
             <w:pict>
               <v:group id="shape_0" alt="Shape4" style="position:absolute;margin-left:450.95pt;margin-top:27.3pt;width:364.75pt;height:506.25pt" coordorigin="9019,546" coordsize="7295,10125">
-                <v:shape id="shape_0" ID="Picture 108182004" stroked="f" o:allowincell="f" style="position:absolute;left:11730;top:546;width:1746;height:834;mso-wrap-style:none;v-text-anchor:middle;mso-position-horizontal-relative:page;mso-position-vertical-relative:page" type="_x0000_t75">
+                <v:shape id="shape_0" ID="Picture 108182004" stroked="f" o:allowincell="f" style="position:absolute;left:11730;top:546;width:1745;height:833;mso-wrap-style:none;v-text-anchor:middle;mso-position-horizontal-relative:page;mso-position-vertical-relative:page" type="_x0000_t75">
                   <v:imagedata r:id="rId9" o:detectmouseclick="t"/>
                   <v:stroke color="#3465a4" joinstyle="round" endcap="flat"/>
                   <w10:wrap type="none"/>
@@ -6623,7 +6467,7 @@
         <mc:AlternateContent>
           <mc:Choice Requires="wps">
             <w:drawing>
-              <wp:anchor behindDoc="1" distT="0" distB="0" distL="0" distR="0" simplePos="0" locked="0" layoutInCell="0" allowOverlap="1" relativeHeight="7" wp14:anchorId="521EB25B">
+              <wp:anchor behindDoc="1" distT="0" distB="0" distL="0" distR="0" simplePos="0" locked="0" layoutInCell="0" allowOverlap="1" relativeHeight="6" wp14:anchorId="521EB25B">
                 <wp:simplePos x="0" y="0"/>
                 <wp:positionH relativeFrom="page">
                   <wp:posOffset>6990715</wp:posOffset>
@@ -7233,21 +7077,7 @@
                 <w:sz w:val="18"/>
                 <w:szCs w:val="18"/>
               </w:rPr>
-              <w:t>5,</w:t>
-            </w:r>
-            <w:r>
-              <w:rPr>
-                <w:sz w:val="18"/>
-                <w:szCs w:val="18"/>
-              </w:rPr>
-              <w:t>5</w:t>
-            </w:r>
-            <w:r>
-              <w:rPr>
-                <w:sz w:val="18"/>
-                <w:szCs w:val="18"/>
-              </w:rPr>
-              <w:t>0</w:t>
+              <w:t>5,50</w:t>
             </w:r>
           </w:p>
         </w:tc>
@@ -8197,7 +8027,23 @@
                 <w:sz w:val="18"/>
                 <w:szCs w:val="18"/>
               </w:rPr>
-              <w:t>4,00</w:t>
+              <w:t>4,</w:t>
+            </w:r>
+            <w:r>
+              <w:rPr>
+                <w:color w:val="000000"/>
+                <w:sz w:val="18"/>
+                <w:szCs w:val="18"/>
+              </w:rPr>
+              <w:t>5</w:t>
+            </w:r>
+            <w:r>
+              <w:rPr>
+                <w:color w:val="000000"/>
+                <w:sz w:val="18"/>
+                <w:szCs w:val="18"/>
+              </w:rPr>
+              <w:t>0</w:t>
             </w:r>
           </w:p>
         </w:tc>
@@ -8338,7 +8184,21 @@
                 <w:sz w:val="18"/>
                 <w:szCs w:val="18"/>
               </w:rPr>
-              <w:t>4,00</w:t>
+              <w:t>4,</w:t>
+            </w:r>
+            <w:r>
+              <w:rPr>
+                <w:sz w:val="18"/>
+                <w:szCs w:val="18"/>
+              </w:rPr>
+              <w:t>5</w:t>
+            </w:r>
+            <w:r>
+              <w:rPr>
+                <w:sz w:val="18"/>
+                <w:szCs w:val="18"/>
+              </w:rPr>
+              <w:t>0</w:t>
             </w:r>
           </w:p>
         </w:tc>
@@ -8965,46 +8825,7 @@
               </w:rPr>
             </w:pPr>
             <w:r>
-              <w:rPr>
-                <w:color w:val="000000"/>
-                <w:sz w:val="18"/>
-                <w:szCs w:val="18"/>
-              </w:rPr>
-              <w:t>Νήσος Θολή φιάλη</w:t>
-            </w:r>
-            <w:r>
-              <w:rPr>
-                <w:color w:val="000000"/>
-                <w:spacing w:val="-1"/>
-                <w:sz w:val="18"/>
-                <w:szCs w:val="18"/>
-              </w:rPr>
-              <w:t xml:space="preserve"> </w:t>
-            </w:r>
-            <w:r>
-              <w:rPr>
-                <w:color w:val="000000"/>
-                <w:sz w:val="18"/>
-                <w:szCs w:val="18"/>
-              </w:rPr>
-              <w:t>330m</w:t>
-            </w:r>
-            <w:r>
-              <w:rPr>
-                <w:color w:val="000000"/>
-                <w:spacing w:val="1"/>
-                <w:sz w:val="18"/>
-                <w:szCs w:val="18"/>
-              </w:rPr>
-              <w:t>l</w:t>
-            </w:r>
-            <w:r>
-              <w:rPr>
-                <w:color w:val="000000"/>
-                <w:sz w:val="18"/>
-                <w:szCs w:val="18"/>
-              </w:rPr>
-              <w:t>…………………………………………………………..</w:t>
+              <w:rPr/>
             </w:r>
           </w:p>
         </w:tc>
@@ -9026,12 +8847,7 @@
               </w:rPr>
             </w:pPr>
             <w:r>
-              <w:rPr>
-                <w:color w:val="000000"/>
-                <w:sz w:val="18"/>
-                <w:szCs w:val="18"/>
-              </w:rPr>
-              <w:t>5,00</w:t>
+              <w:rPr/>
             </w:r>
           </w:p>
         </w:tc>
@@ -9053,46 +8869,7 @@
               </w:rPr>
             </w:pPr>
             <w:r>
-              <w:rPr>
-                <w:color w:val="000000"/>
-                <w:sz w:val="18"/>
-                <w:szCs w:val="18"/>
-              </w:rPr>
-              <w:t>Nissos Tholi bottle</w:t>
-            </w:r>
-            <w:r>
-              <w:rPr>
-                <w:color w:val="000000"/>
-                <w:spacing w:val="-1"/>
-                <w:sz w:val="18"/>
-                <w:szCs w:val="18"/>
-              </w:rPr>
-              <w:t xml:space="preserve"> </w:t>
-            </w:r>
-            <w:r>
-              <w:rPr>
-                <w:color w:val="000000"/>
-                <w:sz w:val="18"/>
-                <w:szCs w:val="18"/>
-              </w:rPr>
-              <w:t>330ml………………………………………………………</w:t>
-            </w:r>
-            <w:r>
-              <w:rPr>
-                <w:color w:val="000000"/>
-                <w:spacing w:val="1"/>
-                <w:sz w:val="18"/>
-                <w:szCs w:val="18"/>
-              </w:rPr>
-              <w:t>…</w:t>
-            </w:r>
-            <w:r>
-              <w:rPr>
-                <w:color w:val="000000"/>
-                <w:sz w:val="18"/>
-                <w:szCs w:val="18"/>
-              </w:rPr>
-              <w:t>...</w:t>
+              <w:rPr/>
             </w:r>
           </w:p>
         </w:tc>
@@ -9113,11 +8890,7 @@
               </w:rPr>
             </w:pPr>
             <w:r>
-              <w:rPr>
-                <w:sz w:val="18"/>
-                <w:szCs w:val="18"/>
-              </w:rPr>
-              <w:t>5,00</w:t>
+              <w:rPr/>
             </w:r>
           </w:p>
         </w:tc>
@@ -9584,7 +9357,23 @@
                 <w:sz w:val="18"/>
                 <w:szCs w:val="18"/>
               </w:rPr>
-              <w:t>4,00</w:t>
+              <w:t>4,</w:t>
+            </w:r>
+            <w:r>
+              <w:rPr>
+                <w:color w:val="000000"/>
+                <w:sz w:val="18"/>
+                <w:szCs w:val="18"/>
+              </w:rPr>
+              <w:t>5</w:t>
+            </w:r>
+            <w:r>
+              <w:rPr>
+                <w:color w:val="000000"/>
+                <w:sz w:val="18"/>
+                <w:szCs w:val="18"/>
+              </w:rPr>
+              <w:t>0</w:t>
             </w:r>
           </w:p>
         </w:tc>
@@ -9689,7 +9478,21 @@
                 <w:sz w:val="18"/>
                 <w:szCs w:val="18"/>
               </w:rPr>
-              <w:t>4,00</w:t>
+              <w:t>4,</w:t>
+            </w:r>
+            <w:r>
+              <w:rPr>
+                <w:sz w:val="18"/>
+                <w:szCs w:val="18"/>
+              </w:rPr>
+              <w:t>5</w:t>
+            </w:r>
+            <w:r>
+              <w:rPr>
+                <w:sz w:val="18"/>
+                <w:szCs w:val="18"/>
+              </w:rPr>
+              <w:t>0</w:t>
             </w:r>
           </w:p>
         </w:tc>
@@ -9843,7 +9646,23 @@
                 <w:sz w:val="18"/>
                 <w:szCs w:val="18"/>
               </w:rPr>
-              <w:t>4,00</w:t>
+              <w:t>4,</w:t>
+            </w:r>
+            <w:r>
+              <w:rPr>
+                <w:color w:val="000000"/>
+                <w:sz w:val="18"/>
+                <w:szCs w:val="18"/>
+              </w:rPr>
+              <w:t>5</w:t>
+            </w:r>
+            <w:r>
+              <w:rPr>
+                <w:color w:val="000000"/>
+                <w:sz w:val="18"/>
+                <w:szCs w:val="18"/>
+              </w:rPr>
+              <w:t>0</w:t>
             </w:r>
           </w:p>
         </w:tc>
@@ -9948,7 +9767,21 @@
                 <w:sz w:val="18"/>
                 <w:szCs w:val="18"/>
               </w:rPr>
-              <w:t>4,00</w:t>
+              <w:t>4,</w:t>
+            </w:r>
+            <w:r>
+              <w:rPr>
+                <w:sz w:val="18"/>
+                <w:szCs w:val="18"/>
+              </w:rPr>
+              <w:t>5</w:t>
+            </w:r>
+            <w:r>
+              <w:rPr>
+                <w:sz w:val="18"/>
+                <w:szCs w:val="18"/>
+              </w:rPr>
+              <w:t>0</w:t>
             </w:r>
           </w:p>
         </w:tc>

--- a/paraskinio-wine-beer-2026-2.docx
+++ b/paraskinio-wine-beer-2026-2.docx
@@ -536,7 +536,41 @@
                 <w:sz w:val="18"/>
                 <w:szCs w:val="18"/>
               </w:rPr>
-              <w:t xml:space="preserve">, dry …......................................……….... </w:t>
+              <w:t xml:space="preserve">, </w:t>
+            </w:r>
+            <w:r>
+              <w:rPr>
+                <w:color w:val="353334"/>
+                <w:sz w:val="18"/>
+                <w:szCs w:val="18"/>
+              </w:rPr>
+              <w:t xml:space="preserve">Rhoditis &amp; Moschato, </w:t>
+            </w:r>
+            <w:r>
+              <w:rPr>
+                <w:color w:val="353334"/>
+                <w:sz w:val="18"/>
+                <w:szCs w:val="18"/>
+              </w:rPr>
+              <w:t>dry ...................</w:t>
+            </w:r>
+            <w:r>
+              <w:rPr>
+                <w:color w:val="353334"/>
+                <w:position w:val="1"/>
+                <w:sz w:val="18"/>
+                <w:szCs w:val="18"/>
+                <w:lang w:val="el-GR"/>
+              </w:rPr>
+              <w:t>.</w:t>
+            </w:r>
+            <w:r>
+              <w:rPr>
+                <w:color w:val="353334"/>
+                <w:sz w:val="18"/>
+                <w:szCs w:val="18"/>
+              </w:rPr>
+              <w:t xml:space="preserve">... </w:t>
             </w:r>
             <w:r>
               <w:rPr>
@@ -582,23 +616,7 @@
                 <w:sz w:val="18"/>
                 <w:szCs w:val="18"/>
               </w:rPr>
-              <w:t>2</w:t>
-            </w:r>
-            <w:r>
-              <w:rPr>
-                <w:color w:val="353334"/>
-                <w:sz w:val="18"/>
-                <w:szCs w:val="18"/>
-              </w:rPr>
-              <w:t>3</w:t>
-            </w:r>
-            <w:r>
-              <w:rPr>
-                <w:color w:val="353334"/>
-                <w:sz w:val="18"/>
-                <w:szCs w:val="18"/>
-              </w:rPr>
-              <w:t>,00</w:t>
+              <w:t>23,00</w:t>
             </w:r>
           </w:p>
         </w:tc>
@@ -635,17 +653,35 @@
               <w:rPr>
                 <w:sz w:val="18"/>
                 <w:szCs w:val="18"/>
+              </w:rPr>
+            </w:pPr>
+            <w:r>
+              <w:rPr>
+                <w:color w:val="353334"/>
+                <w:sz w:val="18"/>
+                <w:szCs w:val="18"/>
                 <w:lang w:val="el-GR"/>
               </w:rPr>
-            </w:pPr>
-            <w:r>
-              <w:rPr>
-                <w:color w:val="353334"/>
+              <w:t xml:space="preserve">Οινάνθη, Κτήμα Λαφαζάνη, Ροδίτης &amp; Μοσχάτο, ξηρό </w:t>
+            </w:r>
+            <w:r>
+              <w:rPr>
+                <w:color w:val="353334"/>
+                <w:position w:val="1"/>
                 <w:sz w:val="18"/>
                 <w:szCs w:val="18"/>
                 <w:lang w:val="el-GR"/>
               </w:rPr>
-              <w:t>Οινάνθη, Κτήμα Λαφαζάνη, Ροδίτης &amp; Μοσχάτο …...………….... φιάλη 750</w:t>
+              <w:t>.................</w:t>
+            </w:r>
+            <w:r>
+              <w:rPr>
+                <w:color w:val="353334"/>
+                <w:sz w:val="18"/>
+                <w:szCs w:val="18"/>
+                <w:lang w:val="el-GR"/>
+              </w:rPr>
+              <w:t xml:space="preserve"> φιάλη 750</w:t>
             </w:r>
             <w:r>
               <w:rPr>
@@ -691,23 +727,7 @@
                 <w:sz w:val="18"/>
                 <w:szCs w:val="18"/>
               </w:rPr>
-              <w:t>2</w:t>
-            </w:r>
-            <w:r>
-              <w:rPr>
-                <w:color w:val="353334"/>
-                <w:sz w:val="18"/>
-                <w:szCs w:val="18"/>
-              </w:rPr>
-              <w:t>3</w:t>
-            </w:r>
-            <w:r>
-              <w:rPr>
-                <w:color w:val="353334"/>
-                <w:sz w:val="18"/>
-                <w:szCs w:val="18"/>
-              </w:rPr>
-              <w:t>,00</w:t>
+              <w:t>23,00</w:t>
             </w:r>
           </w:p>
         </w:tc>
@@ -766,7 +786,23 @@
                 <w:sz w:val="18"/>
                 <w:szCs w:val="18"/>
               </w:rPr>
-              <w:t xml:space="preserve">, dry ……………………………………… </w:t>
+              <w:t xml:space="preserve">, </w:t>
+            </w:r>
+            <w:r>
+              <w:rPr>
+                <w:color w:val="353334"/>
+                <w:sz w:val="18"/>
+                <w:szCs w:val="18"/>
+              </w:rPr>
+              <w:t xml:space="preserve">Rhoditis &amp; Moschato, </w:t>
+            </w:r>
+            <w:r>
+              <w:rPr>
+                <w:color w:val="353334"/>
+                <w:sz w:val="18"/>
+                <w:szCs w:val="18"/>
+              </w:rPr>
+              <w:t>dry .........................</w:t>
             </w:r>
             <w:r>
               <w:rPr>
@@ -875,7 +911,7 @@
                 <w:szCs w:val="18"/>
                 <w:lang w:val="el-GR"/>
               </w:rPr>
-              <w:t xml:space="preserve">Οινάνθη, Κτήμα Λαφαζάνη, Ροδίτης &amp; Μοσχάτο.......................... </w:t>
+              <w:t xml:space="preserve">Οινάνθη, Κτήμα Λαφαζάνη, Ροδίτης &amp; Μοσχάτο, ξηρό ................ </w:t>
             </w:r>
             <w:r>
               <w:rPr>
@@ -952,14 +988,14 @@
               <w:widowControl w:val="false"/>
               <w:spacing w:lineRule="exact" w:line="160" w:before="7" w:after="0"/>
               <w:rPr>
-                <w:sz w:val="16"/>
-                <w:szCs w:val="16"/>
-              </w:rPr>
-            </w:pPr>
-            <w:r>
-              <w:rPr>
-                <w:sz w:val="16"/>
-                <w:szCs w:val="16"/>
+                <w:sz w:val="18"/>
+                <w:szCs w:val="18"/>
+              </w:rPr>
+            </w:pPr>
+            <w:r>
+              <w:rPr>
+                <w:sz w:val="18"/>
+                <w:szCs w:val="18"/>
               </w:rPr>
             </w:r>
           </w:p>
@@ -1013,7 +1049,40 @@
                 <w:sz w:val="18"/>
                 <w:szCs w:val="18"/>
               </w:rPr>
-              <w:t xml:space="preserve">, dry ………………………..….….. </w:t>
+              <w:t xml:space="preserve">, </w:t>
+            </w:r>
+            <w:r>
+              <w:rPr>
+                <w:color w:val="353334"/>
+                <w:sz w:val="18"/>
+                <w:szCs w:val="18"/>
+              </w:rPr>
+              <w:t xml:space="preserve">BIO, </w:t>
+            </w:r>
+            <w:r>
+              <w:rPr>
+                <w:color w:val="353334"/>
+                <w:sz w:val="18"/>
+                <w:szCs w:val="18"/>
+              </w:rPr>
+              <w:t xml:space="preserve">dry </w:t>
+            </w:r>
+            <w:r>
+              <w:rPr>
+                <w:color w:val="353334"/>
+                <w:sz w:val="18"/>
+                <w:szCs w:val="18"/>
+                <w:lang w:val="el-GR"/>
+              </w:rPr>
+              <w:t>........................................</w:t>
+            </w:r>
+            <w:r>
+              <w:rPr>
+                <w:color w:val="353334"/>
+                <w:sz w:val="18"/>
+                <w:szCs w:val="18"/>
+              </w:rPr>
+              <w:t xml:space="preserve"> </w:t>
             </w:r>
             <w:r>
               <w:rPr>
@@ -1048,14 +1117,14 @@
               <w:widowControl w:val="false"/>
               <w:spacing w:lineRule="exact" w:line="160" w:before="5" w:after="0"/>
               <w:rPr>
-                <w:sz w:val="16"/>
-                <w:szCs w:val="16"/>
-              </w:rPr>
-            </w:pPr>
-            <w:r>
-              <w:rPr>
-                <w:sz w:val="16"/>
-                <w:szCs w:val="16"/>
+                <w:sz w:val="18"/>
+                <w:szCs w:val="18"/>
+              </w:rPr>
+            </w:pPr>
+            <w:r>
+              <w:rPr>
+                <w:sz w:val="18"/>
+                <w:szCs w:val="18"/>
               </w:rPr>
             </w:r>
           </w:p>
@@ -1075,23 +1144,7 @@
                 <w:sz w:val="18"/>
                 <w:szCs w:val="18"/>
               </w:rPr>
-              <w:t>2</w:t>
-            </w:r>
-            <w:r>
-              <w:rPr>
-                <w:color w:val="353334"/>
-                <w:sz w:val="18"/>
-                <w:szCs w:val="18"/>
-              </w:rPr>
-              <w:t>8</w:t>
-            </w:r>
-            <w:r>
-              <w:rPr>
-                <w:color w:val="353334"/>
-                <w:sz w:val="18"/>
-                <w:szCs w:val="18"/>
-              </w:rPr>
-              <w:t>,00</w:t>
+              <w:t>28,00</w:t>
             </w:r>
           </w:p>
         </w:tc>
@@ -1125,15 +1178,15 @@
               <w:widowControl w:val="false"/>
               <w:spacing w:lineRule="exact" w:line="160" w:before="5" w:after="0"/>
               <w:rPr>
-                <w:sz w:val="16"/>
-                <w:szCs w:val="16"/>
+                <w:sz w:val="18"/>
+                <w:szCs w:val="18"/>
                 <w:lang w:val="el-GR"/>
               </w:rPr>
             </w:pPr>
             <w:r>
               <w:rPr>
-                <w:sz w:val="16"/>
-                <w:szCs w:val="16"/>
+                <w:sz w:val="18"/>
+                <w:szCs w:val="18"/>
                 <w:lang w:val="el-GR"/>
               </w:rPr>
             </w:r>
@@ -1146,44 +1199,43 @@
               <w:rPr>
                 <w:sz w:val="18"/>
                 <w:szCs w:val="18"/>
+              </w:rPr>
+            </w:pPr>
+            <w:r>
+              <w:rPr>
+                <w:color w:val="353334"/>
+                <w:sz w:val="18"/>
+                <w:szCs w:val="18"/>
                 <w:lang w:val="el-GR"/>
               </w:rPr>
-            </w:pPr>
-            <w:r>
-              <w:rPr>
-                <w:color w:val="353334"/>
+              <w:t xml:space="preserve">Μαλαγουζιά, Οινοποιείο Μανωλάκης, </w:t>
+            </w:r>
+            <w:r>
+              <w:rPr>
+                <w:color w:val="353334"/>
+                <w:sz w:val="18"/>
+                <w:szCs w:val="18"/>
+              </w:rPr>
+              <w:t xml:space="preserve">BIO, ξηρό </w:t>
+            </w:r>
+            <w:r>
+              <w:rPr>
+                <w:color w:val="353334"/>
+                <w:position w:val="1"/>
                 <w:sz w:val="18"/>
                 <w:szCs w:val="18"/>
                 <w:lang w:val="el-GR"/>
               </w:rPr>
-              <w:t xml:space="preserve">Μαλαγουζιά, Οινοποιείο Μανωλάκης, </w:t>
-            </w:r>
-            <w:r>
-              <w:rPr>
-                <w:color w:val="353334"/>
-                <w:sz w:val="16"/>
-                <w:szCs w:val="16"/>
-              </w:rPr>
-              <w:t>BIO</w:t>
-            </w:r>
-            <w:r>
-              <w:rPr>
-                <w:color w:val="353334"/>
-                <w:spacing w:val="2"/>
-                <w:sz w:val="16"/>
-                <w:szCs w:val="16"/>
+              <w:t>...........................</w:t>
+            </w:r>
+            <w:r>
+              <w:rPr>
+                <w:color w:val="353334"/>
+                <w:sz w:val="18"/>
+                <w:szCs w:val="18"/>
                 <w:lang w:val="el-GR"/>
               </w:rPr>
-              <w:t xml:space="preserve"> </w:t>
-            </w:r>
-            <w:r>
-              <w:rPr>
-                <w:color w:val="353334"/>
-                <w:sz w:val="18"/>
-                <w:szCs w:val="18"/>
-                <w:lang w:val="el-GR"/>
-              </w:rPr>
-              <w:t>……..………………… φιάλη 750</w:t>
+              <w:t xml:space="preserve"> φιάλη 750</w:t>
             </w:r>
             <w:r>
               <w:rPr>
@@ -1218,15 +1270,15 @@
               <w:widowControl w:val="false"/>
               <w:spacing w:lineRule="exact" w:line="160" w:before="5" w:after="0"/>
               <w:rPr>
-                <w:sz w:val="16"/>
-                <w:szCs w:val="16"/>
+                <w:sz w:val="18"/>
+                <w:szCs w:val="18"/>
                 <w:lang w:val="el-GR"/>
               </w:rPr>
             </w:pPr>
             <w:r>
               <w:rPr>
-                <w:sz w:val="16"/>
-                <w:szCs w:val="16"/>
+                <w:sz w:val="18"/>
+                <w:szCs w:val="18"/>
                 <w:lang w:val="el-GR"/>
               </w:rPr>
             </w:r>
@@ -1247,23 +1299,7 @@
                 <w:sz w:val="18"/>
                 <w:szCs w:val="18"/>
               </w:rPr>
-              <w:t>2</w:t>
-            </w:r>
-            <w:r>
-              <w:rPr>
-                <w:color w:val="353334"/>
-                <w:sz w:val="18"/>
-                <w:szCs w:val="18"/>
-              </w:rPr>
-              <w:t>8</w:t>
-            </w:r>
-            <w:r>
-              <w:rPr>
-                <w:color w:val="353334"/>
-                <w:sz w:val="18"/>
-                <w:szCs w:val="18"/>
-              </w:rPr>
-              <w:t>,00</w:t>
+              <w:t>28,00</w:t>
             </w:r>
           </w:p>
         </w:tc>
@@ -1314,15 +1350,33 @@
                 <w:sz w:val="18"/>
                 <w:szCs w:val="18"/>
               </w:rPr>
-              <w:t>Manolakis Winery, dry ..</w:t>
-            </w:r>
-            <w:r>
-              <w:rPr>
-                <w:color w:val="353334"/>
-                <w:sz w:val="18"/>
-                <w:szCs w:val="18"/>
-              </w:rPr>
-              <w:t>………….……………….…..</w:t>
+              <w:t xml:space="preserve">Manolakis Winery, </w:t>
+            </w:r>
+            <w:r>
+              <w:rPr>
+                <w:position w:val="1"/>
+                <w:sz w:val="18"/>
+                <w:szCs w:val="18"/>
+              </w:rPr>
+              <w:t xml:space="preserve">BIO, </w:t>
+            </w:r>
+            <w:r>
+              <w:rPr>
+                <w:position w:val="1"/>
+                <w:sz w:val="18"/>
+                <w:szCs w:val="18"/>
+              </w:rPr>
+              <w:t xml:space="preserve">dry </w:t>
+            </w:r>
+            <w:r>
+              <w:rPr>
+                <w:color w:val="353334"/>
+                <w:position w:val="1"/>
+                <w:sz w:val="18"/>
+                <w:szCs w:val="18"/>
+                <w:lang w:val="el-GR"/>
+              </w:rPr>
+              <w:t>.........................................</w:t>
             </w:r>
             <w:r>
               <w:rPr>
@@ -1414,35 +1468,45 @@
               <w:rPr>
                 <w:sz w:val="18"/>
                 <w:szCs w:val="18"/>
+              </w:rPr>
+            </w:pPr>
+            <w:r>
+              <w:rPr>
+                <w:color w:val="353334"/>
+                <w:sz w:val="18"/>
+                <w:szCs w:val="18"/>
                 <w:lang w:val="el-GR"/>
               </w:rPr>
-            </w:pPr>
-            <w:r>
-              <w:rPr>
-                <w:color w:val="353334"/>
+              <w:t xml:space="preserve">Μαλαγουζιά, Οινοποιείο Μανωλάκης, </w:t>
+            </w:r>
+            <w:r>
+              <w:rPr>
+                <w:color w:val="353334"/>
+                <w:sz w:val="18"/>
+                <w:szCs w:val="18"/>
+              </w:rPr>
+              <w:t>BIO</w:t>
+            </w:r>
+            <w:r>
+              <w:rPr>
+                <w:color w:val="353334"/>
+                <w:spacing w:val="3"/>
                 <w:sz w:val="18"/>
                 <w:szCs w:val="18"/>
                 <w:lang w:val="el-GR"/>
               </w:rPr>
-              <w:t xml:space="preserve">Μαλαγουζιά, Οινοποιείο Μανωλάκης, </w:t>
-            </w:r>
-            <w:r>
-              <w:rPr>
-                <w:color w:val="353334"/>
-                <w:sz w:val="16"/>
-                <w:szCs w:val="16"/>
-              </w:rPr>
-              <w:t>BIO</w:t>
+              <w:t>, ξηρό</w:t>
             </w:r>
             <w:r>
               <w:rPr>
                 <w:color w:val="353334"/>
                 <w:spacing w:val="3"/>
-                <w:sz w:val="16"/>
-                <w:szCs w:val="16"/>
+                <w:position w:val="1"/>
+                <w:sz w:val="18"/>
+                <w:szCs w:val="18"/>
                 <w:lang w:val="el-GR"/>
               </w:rPr>
-              <w:t xml:space="preserve"> </w:t>
+              <w:t>.........................</w:t>
             </w:r>
             <w:r>
               <w:rPr>
@@ -1451,25 +1515,7 @@
                 <w:szCs w:val="18"/>
                 <w:lang w:val="el-GR"/>
               </w:rPr>
-              <w:t>…………...……….</w:t>
-            </w:r>
-            <w:r>
-              <w:rPr>
-                <w:color w:val="353334"/>
-                <w:sz w:val="16"/>
-                <w:szCs w:val="16"/>
-                <w:lang w:val="el-GR"/>
-              </w:rPr>
-              <w:t>…</w:t>
-            </w:r>
-            <w:r>
-              <w:rPr>
-                <w:color w:val="353334"/>
-                <w:sz w:val="18"/>
-                <w:szCs w:val="18"/>
-                <w:lang w:val="el-GR"/>
-              </w:rPr>
-              <w:t>. ποτήρι 150</w:t>
+              <w:t xml:space="preserve"> ποτήρι 150</w:t>
             </w:r>
             <w:r>
               <w:rPr>
@@ -1538,14 +1584,14 @@
               <w:widowControl w:val="false"/>
               <w:spacing w:lineRule="exact" w:line="160" w:before="7" w:after="0"/>
               <w:rPr>
-                <w:sz w:val="16"/>
-                <w:szCs w:val="16"/>
-              </w:rPr>
-            </w:pPr>
-            <w:r>
-              <w:rPr>
-                <w:sz w:val="16"/>
-                <w:szCs w:val="16"/>
+                <w:sz w:val="18"/>
+                <w:szCs w:val="18"/>
+              </w:rPr>
+            </w:pPr>
+            <w:r>
+              <w:rPr>
+                <w:sz w:val="18"/>
+                <w:szCs w:val="18"/>
               </w:rPr>
             </w:r>
           </w:p>
@@ -1573,7 +1619,69 @@
                 <w:sz w:val="18"/>
                 <w:szCs w:val="18"/>
               </w:rPr>
-              <w:t xml:space="preserve">, Semeli, dry …………………………...….……. </w:t>
+              <w:t xml:space="preserve">,Semeli, </w:t>
+            </w:r>
+            <w:r>
+              <w:rPr>
+                <w:color w:val="353334"/>
+                <w:sz w:val="18"/>
+                <w:szCs w:val="18"/>
+              </w:rPr>
+              <w:t>Moschofillero &amp;</w:t>
+            </w:r>
+            <w:r>
+              <w:rPr>
+                <w:color w:val="353334"/>
+                <w:spacing w:val="1"/>
+                <w:sz w:val="18"/>
+                <w:szCs w:val="18"/>
+              </w:rPr>
+              <w:t xml:space="preserve"> </w:t>
+            </w:r>
+            <w:r>
+              <w:rPr>
+                <w:color w:val="353334"/>
+                <w:sz w:val="18"/>
+                <w:szCs w:val="18"/>
+              </w:rPr>
+              <w:t>Sauvignon</w:t>
+            </w:r>
+            <w:r>
+              <w:rPr>
+                <w:color w:val="353334"/>
+                <w:spacing w:val="1"/>
+                <w:sz w:val="18"/>
+                <w:szCs w:val="18"/>
+              </w:rPr>
+              <w:t xml:space="preserve"> </w:t>
+            </w:r>
+            <w:r>
+              <w:rPr>
+                <w:color w:val="353334"/>
+                <w:sz w:val="18"/>
+                <w:szCs w:val="18"/>
+              </w:rPr>
+              <w:t>Blanc</w:t>
+            </w:r>
+            <w:r>
+              <w:rPr>
+                <w:color w:val="353334"/>
+                <w:position w:val="1"/>
+                <w:sz w:val="18"/>
+                <w:szCs w:val="18"/>
+                <w:lang w:val="el-GR"/>
+              </w:rPr>
+              <w:t>......</w:t>
+            </w:r>
+            <w:r>
+              <w:rPr>
+                <w:color w:val="353334"/>
+                <w:position w:val="1"/>
+                <w:sz w:val="18"/>
+                <w:szCs w:val="18"/>
+                <w:lang w:val="el-GR"/>
+              </w:rPr>
+              <w:t>.....</w:t>
             </w:r>
             <w:r>
               <w:rPr>
@@ -1608,14 +1716,14 @@
               <w:widowControl w:val="false"/>
               <w:spacing w:lineRule="exact" w:line="160" w:before="5" w:after="0"/>
               <w:rPr>
-                <w:sz w:val="16"/>
-                <w:szCs w:val="16"/>
-              </w:rPr>
-            </w:pPr>
-            <w:r>
-              <w:rPr>
-                <w:sz w:val="16"/>
-                <w:szCs w:val="16"/>
+                <w:sz w:val="18"/>
+                <w:szCs w:val="18"/>
+              </w:rPr>
+            </w:pPr>
+            <w:r>
+              <w:rPr>
+                <w:sz w:val="18"/>
+                <w:szCs w:val="18"/>
               </w:rPr>
             </w:r>
           </w:p>
@@ -1635,15 +1743,7 @@
                 <w:sz w:val="18"/>
                 <w:szCs w:val="18"/>
               </w:rPr>
-              <w:t>7</w:t>
-            </w:r>
-            <w:r>
-              <w:rPr>
-                <w:color w:val="353334"/>
-                <w:sz w:val="18"/>
-                <w:szCs w:val="18"/>
-              </w:rPr>
-              <w:t>,00</w:t>
+              <w:t>7,00</w:t>
             </w:r>
           </w:p>
         </w:tc>
@@ -1677,14 +1777,14 @@
               <w:widowControl w:val="false"/>
               <w:spacing w:lineRule="exact" w:line="160" w:before="5" w:after="0"/>
               <w:rPr>
-                <w:sz w:val="16"/>
-                <w:szCs w:val="16"/>
-              </w:rPr>
-            </w:pPr>
-            <w:r>
-              <w:rPr>
-                <w:sz w:val="16"/>
-                <w:szCs w:val="16"/>
+                <w:sz w:val="18"/>
+                <w:szCs w:val="18"/>
+              </w:rPr>
+            </w:pPr>
+            <w:r>
+              <w:rPr>
+                <w:sz w:val="18"/>
+                <w:szCs w:val="18"/>
               </w:rPr>
             </w:r>
           </w:p>
@@ -1738,30 +1838,22 @@
                 <w:sz w:val="18"/>
                 <w:szCs w:val="18"/>
               </w:rPr>
-              <w:t xml:space="preserve">Semeli, </w:t>
-            </w:r>
-            <w:r>
-              <w:rPr>
-                <w:color w:val="353334"/>
-                <w:sz w:val="16"/>
-                <w:szCs w:val="16"/>
-              </w:rPr>
-              <w:t>Μοσχοφίλερο &amp;</w:t>
+              <w:t>Semeli, Μοσχοφίλερο &amp;</w:t>
             </w:r>
             <w:r>
               <w:rPr>
                 <w:color w:val="353334"/>
                 <w:spacing w:val="1"/>
-                <w:sz w:val="16"/>
-                <w:szCs w:val="16"/>
+                <w:sz w:val="18"/>
+                <w:szCs w:val="18"/>
               </w:rPr>
               <w:t xml:space="preserve"> </w:t>
             </w:r>
             <w:r>
               <w:rPr>
                 <w:color w:val="353334"/>
-                <w:sz w:val="16"/>
-                <w:szCs w:val="16"/>
+                <w:sz w:val="18"/>
+                <w:szCs w:val="18"/>
               </w:rPr>
               <w:t>Sauvignon</w:t>
             </w:r>
@@ -1769,35 +1861,37 @@
               <w:rPr>
                 <w:color w:val="353334"/>
                 <w:spacing w:val="1"/>
-                <w:sz w:val="16"/>
-                <w:szCs w:val="16"/>
+                <w:sz w:val="18"/>
+                <w:szCs w:val="18"/>
               </w:rPr>
               <w:t xml:space="preserve"> </w:t>
             </w:r>
             <w:r>
               <w:rPr>
                 <w:color w:val="353334"/>
-                <w:sz w:val="16"/>
-                <w:szCs w:val="16"/>
+                <w:sz w:val="18"/>
+                <w:szCs w:val="18"/>
               </w:rPr>
               <w:t>Blanc</w:t>
             </w:r>
             <w:r>
               <w:rPr>
                 <w:color w:val="353334"/>
-                <w:spacing w:val="5"/>
-                <w:sz w:val="16"/>
-                <w:szCs w:val="16"/>
-              </w:rPr>
-              <w:t xml:space="preserve"> </w:t>
-            </w:r>
-            <w:r>
-              <w:rPr>
-                <w:color w:val="353334"/>
-                <w:sz w:val="18"/>
-                <w:szCs w:val="18"/>
-              </w:rPr>
-              <w:t>….……. φιάλη 187,50ml ....</w:t>
+                <w:spacing w:val="3"/>
+                <w:position w:val="1"/>
+                <w:sz w:val="18"/>
+                <w:szCs w:val="18"/>
+                <w:lang w:val="el-GR"/>
+              </w:rPr>
+              <w:t>.........</w:t>
+            </w:r>
+            <w:r>
+              <w:rPr>
+                <w:color w:val="353334"/>
+                <w:sz w:val="18"/>
+                <w:szCs w:val="18"/>
+              </w:rPr>
+              <w:t>φιάλη 187,50ml ....</w:t>
             </w:r>
           </w:p>
         </w:tc>
@@ -1815,14 +1909,14 @@
               <w:widowControl w:val="false"/>
               <w:spacing w:lineRule="exact" w:line="160" w:before="5" w:after="0"/>
               <w:rPr>
-                <w:sz w:val="16"/>
-                <w:szCs w:val="16"/>
-              </w:rPr>
-            </w:pPr>
-            <w:r>
-              <w:rPr>
-                <w:sz w:val="16"/>
-                <w:szCs w:val="16"/>
+                <w:sz w:val="18"/>
+                <w:szCs w:val="18"/>
+              </w:rPr>
+            </w:pPr>
+            <w:r>
+              <w:rPr>
+                <w:sz w:val="18"/>
+                <w:szCs w:val="18"/>
               </w:rPr>
             </w:r>
           </w:p>
@@ -1842,15 +1936,7 @@
                 <w:sz w:val="18"/>
                 <w:szCs w:val="18"/>
               </w:rPr>
-              <w:t>7</w:t>
-            </w:r>
-            <w:r>
-              <w:rPr>
-                <w:color w:val="353334"/>
-                <w:sz w:val="18"/>
-                <w:szCs w:val="18"/>
-              </w:rPr>
-              <w:t>,00</w:t>
+              <w:t>7,00</w:t>
             </w:r>
           </w:p>
         </w:tc>
@@ -1873,14 +1959,14 @@
               <w:widowControl w:val="false"/>
               <w:spacing w:lineRule="exact" w:line="160" w:before="7" w:after="0"/>
               <w:rPr>
-                <w:sz w:val="16"/>
-                <w:szCs w:val="16"/>
-              </w:rPr>
-            </w:pPr>
-            <w:r>
-              <w:rPr>
-                <w:sz w:val="16"/>
-                <w:szCs w:val="16"/>
+                <w:sz w:val="18"/>
+                <w:szCs w:val="18"/>
+              </w:rPr>
+            </w:pPr>
+            <w:r>
+              <w:rPr>
+                <w:sz w:val="18"/>
+                <w:szCs w:val="18"/>
               </w:rPr>
             </w:r>
           </w:p>
@@ -1900,7 +1986,40 @@
                 <w:sz w:val="18"/>
                 <w:szCs w:val="18"/>
               </w:rPr>
-              <w:t xml:space="preserve">Samos Vin Doux, sweet .................................................................... </w:t>
+              <w:t xml:space="preserve">Samos Vin Doux, </w:t>
+            </w:r>
+            <w:r>
+              <w:rPr>
+                <w:color w:val="353334"/>
+                <w:sz w:val="18"/>
+                <w:szCs w:val="18"/>
+              </w:rPr>
+              <w:t xml:space="preserve">Moschato, </w:t>
+            </w:r>
+            <w:r>
+              <w:rPr>
+                <w:color w:val="353334"/>
+                <w:sz w:val="18"/>
+                <w:szCs w:val="18"/>
+              </w:rPr>
+              <w:t>sweet .</w:t>
+            </w:r>
+            <w:r>
+              <w:rPr>
+                <w:color w:val="353334"/>
+                <w:sz w:val="18"/>
+                <w:szCs w:val="18"/>
+                <w:lang w:val="el-GR"/>
+              </w:rPr>
+              <w:t>.....</w:t>
+            </w:r>
+            <w:r>
+              <w:rPr>
+                <w:color w:val="353334"/>
+                <w:sz w:val="18"/>
+                <w:szCs w:val="18"/>
+              </w:rPr>
+              <w:t xml:space="preserve">............................................ </w:t>
             </w:r>
             <w:r>
               <w:rPr>
@@ -1935,14 +2054,14 @@
               <w:widowControl w:val="false"/>
               <w:spacing w:lineRule="exact" w:line="160" w:before="5" w:after="0"/>
               <w:rPr>
-                <w:sz w:val="16"/>
-                <w:szCs w:val="16"/>
-              </w:rPr>
-            </w:pPr>
-            <w:r>
-              <w:rPr>
-                <w:sz w:val="16"/>
-                <w:szCs w:val="16"/>
+                <w:sz w:val="18"/>
+                <w:szCs w:val="18"/>
+              </w:rPr>
+            </w:pPr>
+            <w:r>
+              <w:rPr>
+                <w:sz w:val="18"/>
+                <w:szCs w:val="18"/>
               </w:rPr>
             </w:r>
           </w:p>
@@ -1962,23 +2081,7 @@
                 <w:sz w:val="18"/>
                 <w:szCs w:val="18"/>
               </w:rPr>
-              <w:t>2</w:t>
-            </w:r>
-            <w:r>
-              <w:rPr>
-                <w:color w:val="353334"/>
-                <w:sz w:val="18"/>
-                <w:szCs w:val="18"/>
-              </w:rPr>
-              <w:t>3</w:t>
-            </w:r>
-            <w:r>
-              <w:rPr>
-                <w:color w:val="353334"/>
-                <w:sz w:val="18"/>
-                <w:szCs w:val="18"/>
-              </w:rPr>
-              <w:t>,00</w:t>
+              <w:t>23,00</w:t>
             </w:r>
           </w:p>
         </w:tc>
@@ -2012,14 +2115,14 @@
               <w:widowControl w:val="false"/>
               <w:spacing w:lineRule="exact" w:line="160" w:before="5" w:after="0"/>
               <w:rPr>
-                <w:sz w:val="16"/>
-                <w:szCs w:val="16"/>
-              </w:rPr>
-            </w:pPr>
-            <w:r>
-              <w:rPr>
-                <w:sz w:val="16"/>
-                <w:szCs w:val="16"/>
+                <w:sz w:val="18"/>
+                <w:szCs w:val="18"/>
+              </w:rPr>
+            </w:pPr>
+            <w:r>
+              <w:rPr>
+                <w:sz w:val="18"/>
+                <w:szCs w:val="18"/>
               </w:rPr>
             </w:r>
           </w:p>
@@ -2039,22 +2142,14 @@
                 <w:sz w:val="18"/>
                 <w:szCs w:val="18"/>
               </w:rPr>
-              <w:t xml:space="preserve">Samos Vin Doux, ΕΟΣ Σάμου, </w:t>
-            </w:r>
-            <w:r>
-              <w:rPr>
-                <w:color w:val="353334"/>
-                <w:sz w:val="16"/>
-                <w:szCs w:val="16"/>
-              </w:rPr>
-              <w:t>Μοσχάτο, γλυκό</w:t>
+              <w:t>Samos Vin Doux, ΕΟΣ Σάμου, Μοσχάτο, γλυκό</w:t>
             </w:r>
             <w:r>
               <w:rPr>
                 <w:color w:val="353334"/>
                 <w:spacing w:val="3"/>
-                <w:sz w:val="16"/>
-                <w:szCs w:val="16"/>
+                <w:sz w:val="18"/>
+                <w:szCs w:val="18"/>
               </w:rPr>
               <w:t xml:space="preserve"> </w:t>
             </w:r>
@@ -2064,7 +2159,7 @@
                 <w:sz w:val="18"/>
                 <w:szCs w:val="18"/>
               </w:rPr>
-              <w:t>................................ φιάλη 750ml ....</w:t>
+              <w:t>............................. φιάλη 750ml ....</w:t>
             </w:r>
           </w:p>
         </w:tc>
@@ -2082,14 +2177,14 @@
               <w:widowControl w:val="false"/>
               <w:spacing w:lineRule="exact" w:line="160" w:before="5" w:after="0"/>
               <w:rPr>
-                <w:sz w:val="16"/>
-                <w:szCs w:val="16"/>
-              </w:rPr>
-            </w:pPr>
-            <w:r>
-              <w:rPr>
-                <w:sz w:val="16"/>
-                <w:szCs w:val="16"/>
+                <w:sz w:val="18"/>
+                <w:szCs w:val="18"/>
+              </w:rPr>
+            </w:pPr>
+            <w:r>
+              <w:rPr>
+                <w:sz w:val="18"/>
+                <w:szCs w:val="18"/>
               </w:rPr>
             </w:r>
           </w:p>
@@ -2109,23 +2204,7 @@
                 <w:sz w:val="18"/>
                 <w:szCs w:val="18"/>
               </w:rPr>
-              <w:t>2</w:t>
-            </w:r>
-            <w:r>
-              <w:rPr>
-                <w:color w:val="353334"/>
-                <w:sz w:val="18"/>
-                <w:szCs w:val="18"/>
-              </w:rPr>
-              <w:t>3</w:t>
-            </w:r>
-            <w:r>
-              <w:rPr>
-                <w:color w:val="353334"/>
-                <w:sz w:val="18"/>
-                <w:szCs w:val="18"/>
-              </w:rPr>
-              <w:t>,00</w:t>
+              <w:t>23,00</w:t>
             </w:r>
           </w:p>
         </w:tc>
@@ -2159,7 +2238,23 @@
                 <w:sz w:val="18"/>
                 <w:szCs w:val="18"/>
               </w:rPr>
-              <w:t>Samos Vin Doux, sweet .....................................................................</w:t>
+              <w:t xml:space="preserve">Samos Vin Doux, </w:t>
+            </w:r>
+            <w:r>
+              <w:rPr>
+                <w:color w:val="353334"/>
+                <w:sz w:val="18"/>
+                <w:szCs w:val="18"/>
+              </w:rPr>
+              <w:t xml:space="preserve">Moschato, </w:t>
+            </w:r>
+            <w:r>
+              <w:rPr>
+                <w:color w:val="353334"/>
+                <w:sz w:val="18"/>
+                <w:szCs w:val="18"/>
+              </w:rPr>
+              <w:t>sweet ...................................................</w:t>
             </w:r>
             <w:r>
               <w:rPr>
@@ -2259,22 +2354,14 @@
                 <w:sz w:val="18"/>
                 <w:szCs w:val="18"/>
               </w:rPr>
-              <w:t xml:space="preserve">Samos Vin Doux, ΕΟΣ Σάμου, </w:t>
-            </w:r>
-            <w:r>
-              <w:rPr>
-                <w:color w:val="353334"/>
-                <w:sz w:val="16"/>
-                <w:szCs w:val="16"/>
-              </w:rPr>
-              <w:t>Μοσχάτο, γλυκό</w:t>
+              <w:t>Samos Vin Doux, ΕΟΣ Σάμου, Μοσχάτο, γλυκό</w:t>
             </w:r>
             <w:r>
               <w:rPr>
                 <w:color w:val="353334"/>
                 <w:spacing w:val="3"/>
-                <w:sz w:val="16"/>
-                <w:szCs w:val="16"/>
+                <w:sz w:val="18"/>
+                <w:szCs w:val="18"/>
               </w:rPr>
               <w:t xml:space="preserve"> </w:t>
             </w:r>
@@ -2284,7 +2371,7 @@
                 <w:sz w:val="18"/>
                 <w:szCs w:val="18"/>
               </w:rPr>
-              <w:t>............................... ποτήρι 150ml ....</w:t>
+              <w:t>........................... ποτήρι 150ml ....</w:t>
             </w:r>
           </w:p>
         </w:tc>
@@ -2336,14 +2423,14 @@
               <w:widowControl w:val="false"/>
               <w:spacing w:lineRule="exact" w:line="160" w:before="7" w:after="0"/>
               <w:rPr>
-                <w:sz w:val="16"/>
-                <w:szCs w:val="16"/>
-              </w:rPr>
-            </w:pPr>
-            <w:r>
-              <w:rPr>
-                <w:sz w:val="16"/>
-                <w:szCs w:val="16"/>
+                <w:sz w:val="18"/>
+                <w:szCs w:val="18"/>
+              </w:rPr>
+            </w:pPr>
+            <w:r>
+              <w:rPr>
+                <w:sz w:val="18"/>
+                <w:szCs w:val="18"/>
               </w:rPr>
             </w:r>
           </w:p>
@@ -2398,14 +2485,14 @@
               <w:widowControl w:val="false"/>
               <w:spacing w:lineRule="exact" w:line="160" w:before="5" w:after="0"/>
               <w:rPr>
-                <w:sz w:val="16"/>
-                <w:szCs w:val="16"/>
-              </w:rPr>
-            </w:pPr>
-            <w:r>
-              <w:rPr>
-                <w:sz w:val="16"/>
-                <w:szCs w:val="16"/>
+                <w:sz w:val="18"/>
+                <w:szCs w:val="18"/>
+              </w:rPr>
+            </w:pPr>
+            <w:r>
+              <w:rPr>
+                <w:sz w:val="18"/>
+                <w:szCs w:val="18"/>
               </w:rPr>
             </w:r>
           </w:p>
@@ -2425,15 +2512,7 @@
                 <w:sz w:val="18"/>
                 <w:szCs w:val="18"/>
               </w:rPr>
-              <w:t>8</w:t>
-            </w:r>
-            <w:r>
-              <w:rPr>
-                <w:color w:val="353334"/>
-                <w:sz w:val="18"/>
-                <w:szCs w:val="18"/>
-              </w:rPr>
-              <w:t>,00</w:t>
+              <w:t>8,00</w:t>
             </w:r>
           </w:p>
         </w:tc>
@@ -2467,14 +2546,14 @@
               <w:widowControl w:val="false"/>
               <w:spacing w:lineRule="exact" w:line="160" w:before="5" w:after="0"/>
               <w:rPr>
-                <w:sz w:val="16"/>
-                <w:szCs w:val="16"/>
-              </w:rPr>
-            </w:pPr>
-            <w:r>
-              <w:rPr>
-                <w:sz w:val="16"/>
-                <w:szCs w:val="16"/>
+                <w:sz w:val="18"/>
+                <w:szCs w:val="18"/>
+              </w:rPr>
+            </w:pPr>
+            <w:r>
+              <w:rPr>
+                <w:sz w:val="18"/>
+                <w:szCs w:val="18"/>
               </w:rPr>
             </w:r>
           </w:p>
@@ -2521,32 +2600,25 @@
                 <w:sz w:val="18"/>
                 <w:szCs w:val="18"/>
               </w:rPr>
-              <w:t>..................................................................................</w:t>
-            </w:r>
-            <w:r>
-              <w:rPr>
-                <w:color w:val="353334"/>
-                <w:sz w:val="18"/>
-                <w:szCs w:val="18"/>
-              </w:rPr>
-              <w:t>.</w:t>
-            </w:r>
-            <w:r>
-              <w:rPr>
-                <w:color w:val="353334"/>
-                <w:spacing w:val="7"/>
-                <w:sz w:val="18"/>
-                <w:szCs w:val="18"/>
-              </w:rPr>
-              <w:t xml:space="preserve"> </w:t>
-            </w:r>
-            <w:r>
-              <w:rPr>
-                <w:color w:val="353334"/>
-                <w:sz w:val="18"/>
-                <w:szCs w:val="18"/>
-              </w:rPr>
-              <w:t>.........</w:t>
+              <w:t>...........................................................................</w:t>
+            </w:r>
+            <w:r>
+              <w:rPr>
+                <w:color w:val="353334"/>
+                <w:spacing w:val="-1"/>
+                <w:sz w:val="18"/>
+                <w:szCs w:val="18"/>
+                <w:lang w:val="el-GR"/>
+              </w:rPr>
+              <w:t>...............</w:t>
+            </w:r>
+            <w:r>
+              <w:rPr>
+                <w:color w:val="353334"/>
+                <w:sz w:val="18"/>
+                <w:szCs w:val="18"/>
+              </w:rPr>
+              <w:t>....</w:t>
             </w:r>
             <w:r>
               <w:rPr>
@@ -2615,14 +2687,14 @@
               <w:widowControl w:val="false"/>
               <w:spacing w:lineRule="exact" w:line="160" w:before="5" w:after="0"/>
               <w:rPr>
-                <w:sz w:val="16"/>
-                <w:szCs w:val="16"/>
-              </w:rPr>
-            </w:pPr>
-            <w:r>
-              <w:rPr>
-                <w:sz w:val="16"/>
-                <w:szCs w:val="16"/>
+                <w:sz w:val="18"/>
+                <w:szCs w:val="18"/>
+              </w:rPr>
+            </w:pPr>
+            <w:r>
+              <w:rPr>
+                <w:sz w:val="18"/>
+                <w:szCs w:val="18"/>
               </w:rPr>
             </w:r>
           </w:p>
@@ -2642,15 +2714,7 @@
                 <w:sz w:val="18"/>
                 <w:szCs w:val="18"/>
               </w:rPr>
-              <w:t>8</w:t>
-            </w:r>
-            <w:r>
-              <w:rPr>
-                <w:color w:val="353334"/>
-                <w:sz w:val="18"/>
-                <w:szCs w:val="18"/>
-              </w:rPr>
-              <w:t>,00</w:t>
+              <w:t>8,00</w:t>
             </w:r>
           </w:p>
         </w:tc>
@@ -2842,7 +2906,40 @@
                 <w:sz w:val="18"/>
                 <w:szCs w:val="18"/>
               </w:rPr>
-              <w:t>, Manolakis Winery, dry .................................................</w:t>
+              <w:t xml:space="preserve">, Manolakis Winery, </w:t>
+            </w:r>
+            <w:r>
+              <w:rPr>
+                <w:color w:val="353334"/>
+                <w:sz w:val="18"/>
+                <w:szCs w:val="18"/>
+              </w:rPr>
+              <w:t xml:space="preserve">BIO, </w:t>
+            </w:r>
+            <w:r>
+              <w:rPr>
+                <w:color w:val="353334"/>
+                <w:sz w:val="18"/>
+                <w:szCs w:val="18"/>
+              </w:rPr>
+              <w:t xml:space="preserve">dry </w:t>
+            </w:r>
+            <w:r>
+              <w:rPr>
+                <w:color w:val="353334"/>
+                <w:sz w:val="18"/>
+                <w:szCs w:val="18"/>
+                <w:lang w:val="el-GR"/>
+              </w:rPr>
+              <w:t>.</w:t>
+            </w:r>
+            <w:r>
+              <w:rPr>
+                <w:color w:val="353334"/>
+                <w:sz w:val="18"/>
+                <w:szCs w:val="18"/>
+              </w:rPr>
+              <w:t>.......................................</w:t>
             </w:r>
             <w:r>
               <w:rPr>
@@ -2943,7 +3040,25 @@
                 <w:szCs w:val="18"/>
                 <w:lang w:val="el-GR"/>
               </w:rPr>
-              <w:t>Αγιωργίτικο, Οινοποιείο Μανωλάκης .............................................. φιάλη 750</w:t>
+              <w:t xml:space="preserve">Αγιωργίτικο, Οινοποιείο Μανωλάκης, </w:t>
+            </w:r>
+            <w:r>
+              <w:rPr>
+                <w:color w:val="353334"/>
+                <w:sz w:val="18"/>
+                <w:szCs w:val="18"/>
+                <w:lang w:val="el-GR"/>
+              </w:rPr>
+              <w:t xml:space="preserve">BIO, ξηρό </w:t>
+            </w:r>
+            <w:r>
+              <w:rPr>
+                <w:color w:val="353334"/>
+                <w:sz w:val="18"/>
+                <w:szCs w:val="18"/>
+                <w:lang w:val="el-GR"/>
+              </w:rPr>
+              <w:t>........................... φιάλη 750</w:t>
             </w:r>
             <w:r>
               <w:rPr>
@@ -3030,7 +3145,40 @@
                 <w:sz w:val="18"/>
                 <w:szCs w:val="18"/>
               </w:rPr>
-              <w:t xml:space="preserve">, Manolakis Winery, dry .................................................. </w:t>
+              <w:t xml:space="preserve">, Manolakis Winery, </w:t>
+            </w:r>
+            <w:r>
+              <w:rPr>
+                <w:color w:val="353334"/>
+                <w:sz w:val="18"/>
+                <w:szCs w:val="18"/>
+              </w:rPr>
+              <w:t xml:space="preserve">BIO, </w:t>
+            </w:r>
+            <w:r>
+              <w:rPr>
+                <w:color w:val="353334"/>
+                <w:sz w:val="18"/>
+                <w:szCs w:val="18"/>
+              </w:rPr>
+              <w:t>dry ...............</w:t>
+            </w:r>
+            <w:r>
+              <w:rPr>
+                <w:color w:val="353334"/>
+                <w:sz w:val="18"/>
+                <w:szCs w:val="18"/>
+                <w:lang w:val="el-GR"/>
+              </w:rPr>
+              <w:t>.</w:t>
+            </w:r>
+            <w:r>
+              <w:rPr>
+                <w:color w:val="353334"/>
+                <w:sz w:val="18"/>
+                <w:szCs w:val="18"/>
+              </w:rPr>
+              <w:t xml:space="preserve">......................... </w:t>
             </w:r>
             <w:r>
               <w:rPr>
@@ -3122,7 +3270,7 @@
                 <w:szCs w:val="18"/>
                 <w:lang w:val="el-GR"/>
               </w:rPr>
-              <w:t>Αγιωργίτικο, Οινοποιείο Μανωλάκης ............................................. ποτήρι 150</w:t>
+              <w:t>Αγιωργίτικο, Οινοποιείο Μανωλάκης, ΒΙΟ, ξηρό .......................... ποτήρι 150</w:t>
             </w:r>
             <w:r>
               <w:rPr>
@@ -3195,7 +3343,10 @@
               </w:rPr>
             </w:pPr>
             <w:r>
-              <w:rPr/>
+              <w:rPr>
+                <w:sz w:val="16"/>
+                <w:szCs w:val="16"/>
+              </w:rPr>
             </w:r>
           </w:p>
         </w:tc>
@@ -3218,7 +3369,10 @@
               </w:rPr>
             </w:pPr>
             <w:r>
-              <w:rPr/>
+              <w:rPr>
+                <w:sz w:val="16"/>
+                <w:szCs w:val="16"/>
+              </w:rPr>
             </w:r>
           </w:p>
         </w:tc>
@@ -3258,7 +3412,11 @@
               </w:rPr>
             </w:pPr>
             <w:r>
-              <w:rPr/>
+              <w:rPr>
+                <w:sz w:val="16"/>
+                <w:szCs w:val="16"/>
+                <w:lang w:val="el-GR"/>
+              </w:rPr>
             </w:r>
           </w:p>
         </w:tc>
@@ -3282,7 +3440,11 @@
               </w:rPr>
             </w:pPr>
             <w:r>
-              <w:rPr/>
+              <w:rPr>
+                <w:sz w:val="16"/>
+                <w:szCs w:val="16"/>
+                <w:lang w:val="el-GR"/>
+              </w:rPr>
             </w:r>
           </w:p>
         </w:tc>
@@ -3311,7 +3473,10 @@
               </w:rPr>
             </w:pPr>
             <w:r>
-              <w:rPr/>
+              <w:rPr>
+                <w:sz w:val="18"/>
+                <w:szCs w:val="18"/>
+              </w:rPr>
             </w:r>
           </w:p>
         </w:tc>
@@ -3335,7 +3500,10 @@
               </w:rPr>
             </w:pPr>
             <w:r>
-              <w:rPr/>
+              <w:rPr>
+                <w:sz w:val="18"/>
+                <w:szCs w:val="18"/>
+              </w:rPr>
             </w:r>
           </w:p>
         </w:tc>
@@ -3376,7 +3544,11 @@
               </w:rPr>
             </w:pPr>
             <w:r>
-              <w:rPr/>
+              <w:rPr>
+                <w:sz w:val="18"/>
+                <w:szCs w:val="18"/>
+                <w:lang w:val="el-GR"/>
+              </w:rPr>
             </w:r>
           </w:p>
         </w:tc>
@@ -3400,7 +3572,10 @@
               </w:rPr>
             </w:pPr>
             <w:r>
-              <w:rPr/>
+              <w:rPr>
+                <w:sz w:val="18"/>
+                <w:szCs w:val="18"/>
+              </w:rPr>
             </w:r>
           </w:p>
         </w:tc>
@@ -3866,6 +4041,42 @@
             <w:r>
               <w:rPr>
                 <w:color w:val="353334"/>
+                <w:spacing w:val="-1"/>
+                <w:sz w:val="18"/>
+                <w:szCs w:val="18"/>
+              </w:rPr>
+              <w:t>Agiorgitiko</w:t>
+            </w:r>
+            <w:r>
+              <w:rPr>
+                <w:color w:val="353334"/>
+                <w:spacing w:val="-1"/>
+                <w:sz w:val="18"/>
+                <w:szCs w:val="18"/>
+              </w:rPr>
+              <w:t xml:space="preserve"> &amp;</w:t>
+            </w:r>
+            <w:r>
+              <w:rPr>
+                <w:color w:val="353334"/>
+                <w:spacing w:val="1"/>
+                <w:sz w:val="18"/>
+                <w:szCs w:val="18"/>
+              </w:rPr>
+              <w:t xml:space="preserve"> </w:t>
+            </w:r>
+            <w:r>
+              <w:rPr>
+                <w:color w:val="353334"/>
+                <w:spacing w:val="-1"/>
+                <w:sz w:val="18"/>
+                <w:szCs w:val="18"/>
+              </w:rPr>
+              <w:t xml:space="preserve">Syrah, </w:t>
+            </w:r>
+            <w:r>
+              <w:rPr>
+                <w:color w:val="353334"/>
                 <w:sz w:val="18"/>
                 <w:szCs w:val="18"/>
               </w:rPr>
@@ -3878,24 +4089,7 @@
                 <w:sz w:val="18"/>
                 <w:szCs w:val="18"/>
               </w:rPr>
-              <w:t xml:space="preserve"> </w:t>
-            </w:r>
-            <w:r>
-              <w:rPr>
-                <w:color w:val="353334"/>
-                <w:sz w:val="18"/>
-                <w:szCs w:val="18"/>
-              </w:rPr>
-              <w:t>…...…..…………...………........</w:t>
-            </w:r>
-            <w:r>
-              <w:rPr>
-                <w:color w:val="353334"/>
-                <w:spacing w:val="1"/>
-                <w:sz w:val="18"/>
-                <w:szCs w:val="18"/>
-              </w:rPr>
-              <w:t xml:space="preserve"> </w:t>
+              <w:t xml:space="preserve"> ................. </w:t>
             </w:r>
             <w:r>
               <w:rPr>
@@ -3941,23 +4135,7 @@
                 <w:sz w:val="18"/>
                 <w:szCs w:val="18"/>
               </w:rPr>
-              <w:t>2</w:t>
-            </w:r>
-            <w:r>
-              <w:rPr>
-                <w:color w:val="353334"/>
-                <w:sz w:val="18"/>
-                <w:szCs w:val="18"/>
-              </w:rPr>
-              <w:t>3</w:t>
-            </w:r>
-            <w:r>
-              <w:rPr>
-                <w:color w:val="353334"/>
-                <w:sz w:val="18"/>
-                <w:szCs w:val="18"/>
-              </w:rPr>
-              <w:t>,00</w:t>
+              <w:t>23,00</w:t>
             </w:r>
           </w:p>
         </w:tc>
@@ -4070,15 +4248,24 @@
                 <w:sz w:val="16"/>
                 <w:szCs w:val="16"/>
               </w:rPr>
-              <w:t xml:space="preserve"> </w:t>
-            </w:r>
-            <w:r>
-              <w:rPr>
-                <w:color w:val="353334"/>
-                <w:sz w:val="18"/>
-                <w:szCs w:val="18"/>
-              </w:rPr>
-              <w:t>…...…..…………........ φιάλη 750ml ....</w:t>
+              <w:t xml:space="preserve">, ξηρό </w:t>
+            </w:r>
+            <w:r>
+              <w:rPr>
+                <w:color w:val="353334"/>
+                <w:spacing w:val="3"/>
+                <w:sz w:val="18"/>
+                <w:szCs w:val="18"/>
+              </w:rPr>
+              <w:t>..................</w:t>
+            </w:r>
+            <w:r>
+              <w:rPr>
+                <w:color w:val="353334"/>
+                <w:sz w:val="18"/>
+                <w:szCs w:val="18"/>
+              </w:rPr>
+              <w:t>......... φιάλη 750ml ....</w:t>
             </w:r>
           </w:p>
         </w:tc>
@@ -4107,23 +4294,7 @@
                 <w:sz w:val="18"/>
                 <w:szCs w:val="18"/>
               </w:rPr>
-              <w:t>2</w:t>
-            </w:r>
-            <w:r>
-              <w:rPr>
-                <w:color w:val="353334"/>
-                <w:sz w:val="18"/>
-                <w:szCs w:val="18"/>
-              </w:rPr>
-              <w:t>3</w:t>
-            </w:r>
-            <w:r>
-              <w:rPr>
-                <w:color w:val="353334"/>
-                <w:sz w:val="18"/>
-                <w:szCs w:val="18"/>
-              </w:rPr>
-              <w:t>,00</w:t>
+              <w:t>23,00</w:t>
             </w:r>
           </w:p>
         </w:tc>
@@ -4179,10 +4350,20 @@
             <w:r>
               <w:rPr>
                 <w:color w:val="353334"/>
-                <w:sz w:val="18"/>
-                <w:szCs w:val="18"/>
-              </w:rPr>
-              <w:t>dry</w:t>
+                <w:spacing w:val="-1"/>
+                <w:sz w:val="18"/>
+                <w:szCs w:val="18"/>
+              </w:rPr>
+              <w:t>Agiorgitiko</w:t>
+            </w:r>
+            <w:r>
+              <w:rPr>
+                <w:color w:val="353334"/>
+                <w:spacing w:val="-1"/>
+                <w:sz w:val="18"/>
+                <w:szCs w:val="18"/>
+              </w:rPr>
+              <w:t xml:space="preserve"> &amp;</w:t>
             </w:r>
             <w:r>
               <w:rPr>
@@ -4196,10 +4377,20 @@
             <w:r>
               <w:rPr>
                 <w:color w:val="353334"/>
-                <w:sz w:val="18"/>
-                <w:szCs w:val="18"/>
-              </w:rPr>
-              <w:t>…...…..…………..………........ ..</w:t>
+                <w:spacing w:val="-1"/>
+                <w:sz w:val="18"/>
+                <w:szCs w:val="18"/>
+              </w:rPr>
+              <w:t>Syrah, dry</w:t>
+            </w:r>
+            <w:r>
+              <w:rPr>
+                <w:color w:val="353334"/>
+                <w:spacing w:val="1"/>
+                <w:sz w:val="18"/>
+                <w:szCs w:val="18"/>
+              </w:rPr>
+              <w:t xml:space="preserve"> ...............…</w:t>
             </w:r>
             <w:r>
               <w:rPr>
@@ -4324,15 +4515,24 @@
                 <w:sz w:val="16"/>
                 <w:szCs w:val="16"/>
               </w:rPr>
-              <w:t xml:space="preserve"> </w:t>
-            </w:r>
-            <w:r>
-              <w:rPr>
-                <w:color w:val="353334"/>
-                <w:sz w:val="18"/>
-                <w:szCs w:val="18"/>
-              </w:rPr>
-              <w:t>…………….……..…. ποτήρι 150ml ....</w:t>
+              <w:t xml:space="preserve">, ξηρό </w:t>
+            </w:r>
+            <w:r>
+              <w:rPr>
+                <w:color w:val="353334"/>
+                <w:spacing w:val="3"/>
+                <w:sz w:val="18"/>
+                <w:szCs w:val="18"/>
+              </w:rPr>
+              <w:t>.........................</w:t>
+            </w:r>
+            <w:r>
+              <w:rPr>
+                <w:color w:val="353334"/>
+                <w:sz w:val="18"/>
+                <w:szCs w:val="18"/>
+              </w:rPr>
+              <w:t xml:space="preserve"> ποτήρι 150ml ....</w:t>
             </w:r>
           </w:p>
         </w:tc>
@@ -4410,7 +4610,30 @@
                 <w:sz w:val="18"/>
                 <w:szCs w:val="18"/>
               </w:rPr>
-              <w:t>Akrani, Single Vineyard, dry …...……………….……………........ bottle 750ml ....</w:t>
+              <w:t xml:space="preserve">Akrani, Single Vineyard, </w:t>
+            </w:r>
+            <w:r>
+              <w:rPr>
+                <w:position w:val="1"/>
+                <w:sz w:val="18"/>
+                <w:szCs w:val="18"/>
+              </w:rPr>
+              <w:t xml:space="preserve">Merlot, </w:t>
+            </w:r>
+            <w:r>
+              <w:rPr>
+                <w:position w:val="1"/>
+                <w:sz w:val="18"/>
+                <w:szCs w:val="18"/>
+              </w:rPr>
+              <w:t>dry ...............................................</w:t>
+            </w:r>
+            <w:r>
+              <w:rPr>
+                <w:sz w:val="18"/>
+                <w:szCs w:val="18"/>
+              </w:rPr>
+              <w:t xml:space="preserve"> bottle 750ml ....</w:t>
             </w:r>
           </w:p>
         </w:tc>
@@ -4454,14 +4677,7 @@
                 <w:sz w:val="18"/>
                 <w:szCs w:val="18"/>
               </w:rPr>
-              <w:t>28</w:t>
-            </w:r>
-            <w:r>
-              <w:rPr>
-                <w:sz w:val="18"/>
-                <w:szCs w:val="18"/>
-              </w:rPr>
-              <w:t>,00</w:t>
+              <w:t>28,00</w:t>
             </w:r>
           </w:p>
         </w:tc>
@@ -4539,15 +4755,15 @@
                 <w:sz w:val="16"/>
                 <w:szCs w:val="16"/>
               </w:rPr>
-              <w:t xml:space="preserve"> </w:t>
-            </w:r>
-            <w:r>
-              <w:rPr>
-                <w:color w:val="353334"/>
-                <w:sz w:val="18"/>
-                <w:szCs w:val="18"/>
-              </w:rPr>
-              <w:t>…...…..……………......... φιάλη 750ml ....</w:t>
+              <w:t xml:space="preserve">, ξηρό </w:t>
+            </w:r>
+            <w:r>
+              <w:rPr>
+                <w:color w:val="353334"/>
+                <w:sz w:val="18"/>
+                <w:szCs w:val="18"/>
+              </w:rPr>
+              <w:t>................................. φιάλη 750ml ....</w:t>
             </w:r>
           </w:p>
         </w:tc>
@@ -4592,15 +4808,7 @@
                 <w:sz w:val="18"/>
                 <w:szCs w:val="18"/>
               </w:rPr>
-              <w:t>28</w:t>
-            </w:r>
-            <w:r>
-              <w:rPr>
-                <w:color w:val="353334"/>
-                <w:sz w:val="18"/>
-                <w:szCs w:val="18"/>
-              </w:rPr>
-              <w:t>,00</w:t>
+              <w:t>28,00</w:t>
             </w:r>
           </w:p>
         </w:tc>
@@ -4634,7 +4842,23 @@
                 <w:sz w:val="18"/>
                 <w:szCs w:val="18"/>
               </w:rPr>
-              <w:t xml:space="preserve">Akrani, Single Vineyard, dry …...……………….……………......... glass </w:t>
+              <w:t xml:space="preserve">Akrani, Single Vineyard, </w:t>
+            </w:r>
+            <w:r>
+              <w:rPr>
+                <w:position w:val="1"/>
+                <w:sz w:val="18"/>
+                <w:szCs w:val="18"/>
+              </w:rPr>
+              <w:t xml:space="preserve">Merlot, </w:t>
+            </w:r>
+            <w:r>
+              <w:rPr>
+                <w:position w:val="1"/>
+                <w:sz w:val="18"/>
+                <w:szCs w:val="18"/>
+              </w:rPr>
+              <w:t xml:space="preserve">dry ................................................ glass </w:t>
             </w:r>
             <w:r>
               <w:rPr>
@@ -4733,15 +4957,24 @@
                 <w:sz w:val="16"/>
                 <w:szCs w:val="16"/>
               </w:rPr>
-              <w:t xml:space="preserve"> </w:t>
-            </w:r>
-            <w:r>
-              <w:rPr>
-                <w:color w:val="353334"/>
-                <w:sz w:val="18"/>
-                <w:szCs w:val="18"/>
-              </w:rPr>
-              <w:t>…………….………...…. ποτήρι 150ml ....</w:t>
+              <w:t xml:space="preserve">  ξηρό </w:t>
+            </w:r>
+            <w:r>
+              <w:rPr>
+                <w:color w:val="353334"/>
+                <w:spacing w:val="5"/>
+                <w:sz w:val="18"/>
+                <w:szCs w:val="18"/>
+              </w:rPr>
+              <w:t>.............................</w:t>
+            </w:r>
+            <w:r>
+              <w:rPr>
+                <w:color w:val="353334"/>
+                <w:sz w:val="18"/>
+                <w:szCs w:val="18"/>
+              </w:rPr>
+              <w:t xml:space="preserve"> ποτήρι 150ml ....</w:t>
             </w:r>
           </w:p>
         </w:tc>
@@ -4899,23 +5132,7 @@
                 <w:sz w:val="18"/>
                 <w:szCs w:val="18"/>
               </w:rPr>
-              <w:t>3</w:t>
-            </w:r>
-            <w:r>
-              <w:rPr>
-                <w:color w:val="353334"/>
-                <w:sz w:val="18"/>
-                <w:szCs w:val="18"/>
-              </w:rPr>
-              <w:t>3</w:t>
-            </w:r>
-            <w:r>
-              <w:rPr>
-                <w:color w:val="353334"/>
-                <w:sz w:val="18"/>
-                <w:szCs w:val="18"/>
-              </w:rPr>
-              <w:t>,00</w:t>
+              <w:t>33,00</w:t>
             </w:r>
           </w:p>
         </w:tc>
@@ -4999,7 +5216,7 @@
                 <w:szCs w:val="18"/>
                 <w:lang w:val="el-GR"/>
               </w:rPr>
-              <w:t xml:space="preserve"> ....…..……...……........ φιάλη 750</w:t>
+              <w:t xml:space="preserve"> ....…..……...……......... φιάλη 750</w:t>
             </w:r>
             <w:r>
               <w:rPr>
@@ -5063,23 +5280,7 @@
                 <w:sz w:val="18"/>
                 <w:szCs w:val="18"/>
               </w:rPr>
-              <w:t>3</w:t>
-            </w:r>
-            <w:r>
-              <w:rPr>
-                <w:color w:val="353334"/>
-                <w:sz w:val="18"/>
-                <w:szCs w:val="18"/>
-              </w:rPr>
-              <w:t>3</w:t>
-            </w:r>
-            <w:r>
-              <w:rPr>
-                <w:color w:val="353334"/>
-                <w:sz w:val="18"/>
-                <w:szCs w:val="18"/>
-              </w:rPr>
-              <w:t>,00</w:t>
+              <w:t>33,00</w:t>
             </w:r>
           </w:p>
         </w:tc>
@@ -5131,7 +5332,24 @@
                 <w:sz w:val="18"/>
                 <w:szCs w:val="18"/>
               </w:rPr>
-              <w:t>........…..….…...……........</w:t>
+              <w:t>........…..….…...…….......</w:t>
+            </w:r>
+            <w:r>
+              <w:rPr>
+                <w:color w:val="353334"/>
+                <w:position w:val="1"/>
+                <w:sz w:val="18"/>
+                <w:szCs w:val="18"/>
+              </w:rPr>
+              <w:t>.</w:t>
+            </w:r>
+            <w:r>
+              <w:rPr>
+                <w:color w:val="353334"/>
+                <w:sz w:val="18"/>
+                <w:szCs w:val="18"/>
+              </w:rPr>
+              <w:t>.</w:t>
             </w:r>
             <w:r>
               <w:rPr>
@@ -5254,7 +5472,7 @@
                 <w:szCs w:val="18"/>
                 <w:lang w:val="el-GR"/>
               </w:rPr>
-              <w:t xml:space="preserve"> .........………….......... ποτήρι 150</w:t>
+              <w:t xml:space="preserve"> .........…………........... ποτήρι 150</w:t>
             </w:r>
             <w:r>
               <w:rPr>
@@ -6057,7 +6275,7 @@
                         <pic:spPr>
                           <a:xfrm>
                             <a:off x="1722600" y="0"/>
-                            <a:ext cx="1108080" cy="529560"/>
+                            <a:ext cx="1107360" cy="528840"/>
                           </a:xfrm>
                           <a:prstGeom prst="rect">
                             <a:avLst/>
@@ -6195,7 +6413,7 @@
                   <v:path o:extrusionok="f" gradientshapeok="t" o:connecttype="rect"/>
                   <o:lock v:ext="edit" aspectratio="t"/>
                 </v:shapetype>
-                <v:shape id="shape_0" ID="Picture 10" stroked="f" o:allowincell="f" style="position:absolute;left:3268;top:555;width:1744;height:833;mso-wrap-style:none;v-text-anchor:middle;mso-position-horizontal-relative:page;mso-position-vertical-relative:page" type="_x0000_t75">
+                <v:shape id="shape_0" ID="Picture 10" stroked="f" o:allowincell="f" style="position:absolute;left:3268;top:555;width:1743;height:832;mso-wrap-style:none;v-text-anchor:middle;mso-position-horizontal-relative:page;mso-position-vertical-relative:page" type="_x0000_t75">
                   <v:imagedata r:id="rId7" o:detectmouseclick="t"/>
                   <v:stroke color="#3465a4" joinstyle="round" endcap="flat"/>
                   <w10:wrap type="none"/>
@@ -6263,7 +6481,7 @@
                         <pic:spPr>
                           <a:xfrm>
                             <a:off x="1722240" y="0"/>
-                            <a:ext cx="1108800" cy="529560"/>
+                            <a:ext cx="1108080" cy="528840"/>
                           </a:xfrm>
                           <a:prstGeom prst="rect">
                             <a:avLst/>
@@ -6382,7 +6600,7 @@
           <mc:Fallback>
             <w:pict>
               <v:group id="shape_0" alt="Shape4" style="position:absolute;margin-left:450.95pt;margin-top:27.3pt;width:364.75pt;height:506.25pt" coordorigin="9019,546" coordsize="7295,10125">
-                <v:shape id="shape_0" ID="Picture 108182004" stroked="f" o:allowincell="f" style="position:absolute;left:11730;top:546;width:1745;height:833;mso-wrap-style:none;v-text-anchor:middle;mso-position-horizontal-relative:page;mso-position-vertical-relative:page" type="_x0000_t75">
+                <v:shape id="shape_0" ID="Picture 108182004" stroked="f" o:allowincell="f" style="position:absolute;left:11730;top:546;width:1744;height:832;mso-wrap-style:none;v-text-anchor:middle;mso-position-horizontal-relative:page;mso-position-vertical-relative:page" type="_x0000_t75">
                   <v:imagedata r:id="rId9" o:detectmouseclick="t"/>
                   <v:stroke color="#3465a4" joinstyle="round" endcap="flat"/>
                   <w10:wrap type="none"/>
@@ -8027,23 +8245,7 @@
                 <w:sz w:val="18"/>
                 <w:szCs w:val="18"/>
               </w:rPr>
-              <w:t>4,</w:t>
-            </w:r>
-            <w:r>
-              <w:rPr>
-                <w:color w:val="000000"/>
-                <w:sz w:val="18"/>
-                <w:szCs w:val="18"/>
-              </w:rPr>
-              <w:t>5</w:t>
-            </w:r>
-            <w:r>
-              <w:rPr>
-                <w:color w:val="000000"/>
-                <w:sz w:val="18"/>
-                <w:szCs w:val="18"/>
-              </w:rPr>
-              <w:t>0</w:t>
+              <w:t>4,50</w:t>
             </w:r>
           </w:p>
         </w:tc>
@@ -8184,21 +8386,7 @@
                 <w:sz w:val="18"/>
                 <w:szCs w:val="18"/>
               </w:rPr>
-              <w:t>4,</w:t>
-            </w:r>
-            <w:r>
-              <w:rPr>
-                <w:sz w:val="18"/>
-                <w:szCs w:val="18"/>
-              </w:rPr>
-              <w:t>5</w:t>
-            </w:r>
-            <w:r>
-              <w:rPr>
-                <w:sz w:val="18"/>
-                <w:szCs w:val="18"/>
-              </w:rPr>
-              <w:t>0</w:t>
+              <w:t>4,50</w:t>
             </w:r>
           </w:p>
         </w:tc>
@@ -8825,7 +9013,11 @@
               </w:rPr>
             </w:pPr>
             <w:r>
-              <w:rPr/>
+              <w:rPr>
+                <w:color w:val="000000"/>
+                <w:sz w:val="18"/>
+                <w:szCs w:val="18"/>
+              </w:rPr>
             </w:r>
           </w:p>
         </w:tc>
@@ -8847,7 +9039,11 @@
               </w:rPr>
             </w:pPr>
             <w:r>
-              <w:rPr/>
+              <w:rPr>
+                <w:color w:val="000000"/>
+                <w:sz w:val="18"/>
+                <w:szCs w:val="18"/>
+              </w:rPr>
             </w:r>
           </w:p>
         </w:tc>
@@ -8869,7 +9065,11 @@
               </w:rPr>
             </w:pPr>
             <w:r>
-              <w:rPr/>
+              <w:rPr>
+                <w:color w:val="000000"/>
+                <w:sz w:val="18"/>
+                <w:szCs w:val="18"/>
+              </w:rPr>
             </w:r>
           </w:p>
         </w:tc>
@@ -8890,7 +9090,10 @@
               </w:rPr>
             </w:pPr>
             <w:r>
-              <w:rPr/>
+              <w:rPr>
+                <w:sz w:val="18"/>
+                <w:szCs w:val="18"/>
+              </w:rPr>
             </w:r>
           </w:p>
         </w:tc>
@@ -9357,23 +9560,7 @@
                 <w:sz w:val="18"/>
                 <w:szCs w:val="18"/>
               </w:rPr>
-              <w:t>4,</w:t>
-            </w:r>
-            <w:r>
-              <w:rPr>
-                <w:color w:val="000000"/>
-                <w:sz w:val="18"/>
-                <w:szCs w:val="18"/>
-              </w:rPr>
-              <w:t>5</w:t>
-            </w:r>
-            <w:r>
-              <w:rPr>
-                <w:color w:val="000000"/>
-                <w:sz w:val="18"/>
-                <w:szCs w:val="18"/>
-              </w:rPr>
-              <w:t>0</w:t>
+              <w:t>4,50</w:t>
             </w:r>
           </w:p>
         </w:tc>
@@ -9478,21 +9665,7 @@
                 <w:sz w:val="18"/>
                 <w:szCs w:val="18"/>
               </w:rPr>
-              <w:t>4,</w:t>
-            </w:r>
-            <w:r>
-              <w:rPr>
-                <w:sz w:val="18"/>
-                <w:szCs w:val="18"/>
-              </w:rPr>
-              <w:t>5</w:t>
-            </w:r>
-            <w:r>
-              <w:rPr>
-                <w:sz w:val="18"/>
-                <w:szCs w:val="18"/>
-              </w:rPr>
-              <w:t>0</w:t>
+              <w:t>4,50</w:t>
             </w:r>
           </w:p>
         </w:tc>
@@ -9646,23 +9819,7 @@
                 <w:sz w:val="18"/>
                 <w:szCs w:val="18"/>
               </w:rPr>
-              <w:t>4,</w:t>
-            </w:r>
-            <w:r>
-              <w:rPr>
-                <w:color w:val="000000"/>
-                <w:sz w:val="18"/>
-                <w:szCs w:val="18"/>
-              </w:rPr>
-              <w:t>5</w:t>
-            </w:r>
-            <w:r>
-              <w:rPr>
-                <w:color w:val="000000"/>
-                <w:sz w:val="18"/>
-                <w:szCs w:val="18"/>
-              </w:rPr>
-              <w:t>0</w:t>
+              <w:t>4,50</w:t>
             </w:r>
           </w:p>
         </w:tc>
@@ -9767,21 +9924,7 @@
                 <w:sz w:val="18"/>
                 <w:szCs w:val="18"/>
               </w:rPr>
-              <w:t>4,</w:t>
-            </w:r>
-            <w:r>
-              <w:rPr>
-                <w:sz w:val="18"/>
-                <w:szCs w:val="18"/>
-              </w:rPr>
-              <w:t>5</w:t>
-            </w:r>
-            <w:r>
-              <w:rPr>
-                <w:sz w:val="18"/>
-                <w:szCs w:val="18"/>
-              </w:rPr>
-              <w:t>0</w:t>
+              <w:t>4,50</w:t>
             </w:r>
           </w:p>
         </w:tc>

--- a/paraskinio-wine-beer-2026-2.docx
+++ b/paraskinio-wine-beer-2026-2.docx
@@ -12,7 +12,7 @@
       <w:r>
         <w:rPr/>
         <w:drawing>
-          <wp:anchor behindDoc="1" distT="0" distB="0" distL="0" distR="0" simplePos="0" locked="0" layoutInCell="0" allowOverlap="1" relativeHeight="2">
+          <wp:anchor behindDoc="1" distT="0" distB="0" distL="0" distR="0" simplePos="0" locked="0" layoutInCell="0" allowOverlap="1" relativeHeight="3">
             <wp:simplePos x="0" y="0"/>
             <wp:positionH relativeFrom="page">
               <wp:posOffset>7583170</wp:posOffset>
@@ -59,7 +59,7 @@
         <mc:AlternateContent>
           <mc:Choice Requires="wpg">
             <w:drawing>
-              <wp:anchor behindDoc="1" distT="3810" distB="3175" distL="3810" distR="3175" simplePos="0" locked="0" layoutInCell="0" allowOverlap="1" relativeHeight="5" wp14:anchorId="35CBF403">
+              <wp:anchor behindDoc="1" distT="3810" distB="3175" distL="3810" distR="3175" simplePos="0" locked="0" layoutInCell="0" allowOverlap="1" relativeHeight="6" wp14:anchorId="35CBF403">
                 <wp:simplePos x="0" y="0"/>
                 <wp:positionH relativeFrom="page">
                   <wp:posOffset>5711190</wp:posOffset>
@@ -536,23 +536,7 @@
                 <w:sz w:val="18"/>
                 <w:szCs w:val="18"/>
               </w:rPr>
-              <w:t xml:space="preserve">, </w:t>
-            </w:r>
-            <w:r>
-              <w:rPr>
-                <w:color w:val="353334"/>
-                <w:sz w:val="18"/>
-                <w:szCs w:val="18"/>
-              </w:rPr>
-              <w:t xml:space="preserve">Rhoditis &amp; Moschato, </w:t>
-            </w:r>
-            <w:r>
-              <w:rPr>
-                <w:color w:val="353334"/>
-                <w:sz w:val="18"/>
-                <w:szCs w:val="18"/>
-              </w:rPr>
-              <w:t>dry ...................</w:t>
+              <w:t>, Rhoditis &amp; Moschato, dry ...................</w:t>
             </w:r>
             <w:r>
               <w:rPr>
@@ -786,23 +770,7 @@
                 <w:sz w:val="18"/>
                 <w:szCs w:val="18"/>
               </w:rPr>
-              <w:t xml:space="preserve">, </w:t>
-            </w:r>
-            <w:r>
-              <w:rPr>
-                <w:color w:val="353334"/>
-                <w:sz w:val="18"/>
-                <w:szCs w:val="18"/>
-              </w:rPr>
-              <w:t xml:space="preserve">Rhoditis &amp; Moschato, </w:t>
-            </w:r>
-            <w:r>
-              <w:rPr>
-                <w:color w:val="353334"/>
-                <w:sz w:val="18"/>
-                <w:szCs w:val="18"/>
-              </w:rPr>
-              <w:t>dry .........................</w:t>
+              <w:t>, Rhoditis &amp; Moschato, dry .........................</w:t>
             </w:r>
             <w:r>
               <w:rPr>
@@ -1049,23 +1017,7 @@
                 <w:sz w:val="18"/>
                 <w:szCs w:val="18"/>
               </w:rPr>
-              <w:t xml:space="preserve">, </w:t>
-            </w:r>
-            <w:r>
-              <w:rPr>
-                <w:color w:val="353334"/>
-                <w:sz w:val="18"/>
-                <w:szCs w:val="18"/>
-              </w:rPr>
-              <w:t xml:space="preserve">BIO, </w:t>
-            </w:r>
-            <w:r>
-              <w:rPr>
-                <w:color w:val="353334"/>
-                <w:sz w:val="18"/>
-                <w:szCs w:val="18"/>
-              </w:rPr>
-              <w:t xml:space="preserve">dry </w:t>
+              <w:t xml:space="preserve">, BIO, dry </w:t>
             </w:r>
             <w:r>
               <w:rPr>
@@ -1350,23 +1302,7 @@
                 <w:sz w:val="18"/>
                 <w:szCs w:val="18"/>
               </w:rPr>
-              <w:t xml:space="preserve">Manolakis Winery, </w:t>
-            </w:r>
-            <w:r>
-              <w:rPr>
-                <w:position w:val="1"/>
-                <w:sz w:val="18"/>
-                <w:szCs w:val="18"/>
-              </w:rPr>
-              <w:t xml:space="preserve">BIO, </w:t>
-            </w:r>
-            <w:r>
-              <w:rPr>
-                <w:position w:val="1"/>
-                <w:sz w:val="18"/>
-                <w:szCs w:val="18"/>
-              </w:rPr>
-              <w:t xml:space="preserve">dry </w:t>
+              <w:t xml:space="preserve">Manolakis Winery, BIO, dry </w:t>
             </w:r>
             <w:r>
               <w:rPr>
@@ -1619,15 +1555,7 @@
                 <w:sz w:val="18"/>
                 <w:szCs w:val="18"/>
               </w:rPr>
-              <w:t xml:space="preserve">,Semeli, </w:t>
-            </w:r>
-            <w:r>
-              <w:rPr>
-                <w:color w:val="353334"/>
-                <w:sz w:val="18"/>
-                <w:szCs w:val="18"/>
-              </w:rPr>
-              <w:t>Moschofillero &amp;</w:t>
+              <w:t>,Semeli, Moschofillero &amp;</w:t>
             </w:r>
             <w:r>
               <w:rPr>
@@ -1671,17 +1599,7 @@
                 <w:szCs w:val="18"/>
                 <w:lang w:val="el-GR"/>
               </w:rPr>
-              <w:t>......</w:t>
-            </w:r>
-            <w:r>
-              <w:rPr>
-                <w:color w:val="353334"/>
-                <w:position w:val="1"/>
-                <w:sz w:val="18"/>
-                <w:szCs w:val="18"/>
-                <w:lang w:val="el-GR"/>
-              </w:rPr>
-              <w:t>.....</w:t>
+              <w:t>...........</w:t>
             </w:r>
             <w:r>
               <w:rPr>
@@ -1986,23 +1904,7 @@
                 <w:sz w:val="18"/>
                 <w:szCs w:val="18"/>
               </w:rPr>
-              <w:t xml:space="preserve">Samos Vin Doux, </w:t>
-            </w:r>
-            <w:r>
-              <w:rPr>
-                <w:color w:val="353334"/>
-                <w:sz w:val="18"/>
-                <w:szCs w:val="18"/>
-              </w:rPr>
-              <w:t xml:space="preserve">Moschato, </w:t>
-            </w:r>
-            <w:r>
-              <w:rPr>
-                <w:color w:val="353334"/>
-                <w:sz w:val="18"/>
-                <w:szCs w:val="18"/>
-              </w:rPr>
-              <w:t>sweet .</w:t>
+              <w:t>Samos Vin Doux, Moschato, sweet .</w:t>
             </w:r>
             <w:r>
               <w:rPr>
@@ -2238,23 +2140,7 @@
                 <w:sz w:val="18"/>
                 <w:szCs w:val="18"/>
               </w:rPr>
-              <w:t xml:space="preserve">Samos Vin Doux, </w:t>
-            </w:r>
-            <w:r>
-              <w:rPr>
-                <w:color w:val="353334"/>
-                <w:sz w:val="18"/>
-                <w:szCs w:val="18"/>
-              </w:rPr>
-              <w:t xml:space="preserve">Moschato, </w:t>
-            </w:r>
-            <w:r>
-              <w:rPr>
-                <w:color w:val="353334"/>
-                <w:sz w:val="18"/>
-                <w:szCs w:val="18"/>
-              </w:rPr>
-              <w:t>sweet ...................................................</w:t>
+              <w:t>Samos Vin Doux, Moschato, sweet ...................................................</w:t>
             </w:r>
             <w:r>
               <w:rPr>
@@ -2906,23 +2792,7 @@
                 <w:sz w:val="18"/>
                 <w:szCs w:val="18"/>
               </w:rPr>
-              <w:t xml:space="preserve">, Manolakis Winery, </w:t>
-            </w:r>
-            <w:r>
-              <w:rPr>
-                <w:color w:val="353334"/>
-                <w:sz w:val="18"/>
-                <w:szCs w:val="18"/>
-              </w:rPr>
-              <w:t xml:space="preserve">BIO, </w:t>
-            </w:r>
-            <w:r>
-              <w:rPr>
-                <w:color w:val="353334"/>
-                <w:sz w:val="18"/>
-                <w:szCs w:val="18"/>
-              </w:rPr>
-              <w:t xml:space="preserve">dry </w:t>
+              <w:t xml:space="preserve">, Manolakis Winery, BIO, dry </w:t>
             </w:r>
             <w:r>
               <w:rPr>
@@ -2993,7 +2863,21 @@
                 <w:sz w:val="18"/>
                 <w:szCs w:val="18"/>
               </w:rPr>
-              <w:t>23,00</w:t>
+              <w:t>2</w:t>
+            </w:r>
+            <w:r>
+              <w:rPr>
+                <w:sz w:val="18"/>
+                <w:szCs w:val="18"/>
+              </w:rPr>
+              <w:t>8</w:t>
+            </w:r>
+            <w:r>
+              <w:rPr>
+                <w:sz w:val="18"/>
+                <w:szCs w:val="18"/>
+              </w:rPr>
+              <w:t>,00</w:t>
             </w:r>
           </w:p>
         </w:tc>
@@ -3040,25 +2924,7 @@
                 <w:szCs w:val="18"/>
                 <w:lang w:val="el-GR"/>
               </w:rPr>
-              <w:t xml:space="preserve">Αγιωργίτικο, Οινοποιείο Μανωλάκης, </w:t>
-            </w:r>
-            <w:r>
-              <w:rPr>
-                <w:color w:val="353334"/>
-                <w:sz w:val="18"/>
-                <w:szCs w:val="18"/>
-                <w:lang w:val="el-GR"/>
-              </w:rPr>
-              <w:t xml:space="preserve">BIO, ξηρό </w:t>
-            </w:r>
-            <w:r>
-              <w:rPr>
-                <w:color w:val="353334"/>
-                <w:sz w:val="18"/>
-                <w:szCs w:val="18"/>
-                <w:lang w:val="el-GR"/>
-              </w:rPr>
-              <w:t>........................... φιάλη 750</w:t>
+              <w:t>Αγιωργίτικο, Οινοποιείο Μανωλάκης, BIO, ξηρό ........................... φιάλη 750</w:t>
             </w:r>
             <w:r>
               <w:rPr>
@@ -3103,7 +2969,21 @@
                 <w:sz w:val="18"/>
                 <w:szCs w:val="18"/>
               </w:rPr>
-              <w:t>23,00</w:t>
+              <w:t>2</w:t>
+            </w:r>
+            <w:r>
+              <w:rPr>
+                <w:sz w:val="18"/>
+                <w:szCs w:val="18"/>
+              </w:rPr>
+              <w:t>8</w:t>
+            </w:r>
+            <w:r>
+              <w:rPr>
+                <w:sz w:val="18"/>
+                <w:szCs w:val="18"/>
+              </w:rPr>
+              <w:t>,00</w:t>
             </w:r>
           </w:p>
         </w:tc>
@@ -3145,23 +3025,7 @@
                 <w:sz w:val="18"/>
                 <w:szCs w:val="18"/>
               </w:rPr>
-              <w:t xml:space="preserve">, Manolakis Winery, </w:t>
-            </w:r>
-            <w:r>
-              <w:rPr>
-                <w:color w:val="353334"/>
-                <w:sz w:val="18"/>
-                <w:szCs w:val="18"/>
-              </w:rPr>
-              <w:t xml:space="preserve">BIO, </w:t>
-            </w:r>
-            <w:r>
-              <w:rPr>
-                <w:color w:val="353334"/>
-                <w:sz w:val="18"/>
-                <w:szCs w:val="18"/>
-              </w:rPr>
-              <w:t>dry ...............</w:t>
+              <w:t>, Manolakis Winery, BIO, dry ...............</w:t>
             </w:r>
             <w:r>
               <w:rPr>
@@ -3223,7 +3087,14 @@
                 <w:sz w:val="18"/>
                 <w:szCs w:val="18"/>
               </w:rPr>
-              <w:t>5,00</w:t>
+              <w:t>6</w:t>
+            </w:r>
+            <w:r>
+              <w:rPr>
+                <w:sz w:val="18"/>
+                <w:szCs w:val="18"/>
+              </w:rPr>
+              <w:t>,00</w:t>
             </w:r>
           </w:p>
         </w:tc>
@@ -3315,7 +3186,14 @@
                 <w:sz w:val="18"/>
                 <w:szCs w:val="18"/>
               </w:rPr>
-              <w:t>5,00</w:t>
+              <w:t>6</w:t>
+            </w:r>
+            <w:r>
+              <w:rPr>
+                <w:sz w:val="18"/>
+                <w:szCs w:val="18"/>
+              </w:rPr>
+              <w:t>,00</w:t>
             </w:r>
           </w:p>
         </w:tc>
@@ -4036,25 +3914,7 @@
                 <w:sz w:val="18"/>
                 <w:szCs w:val="18"/>
               </w:rPr>
-              <w:t xml:space="preserve"> </w:t>
-            </w:r>
-            <w:r>
-              <w:rPr>
-                <w:color w:val="353334"/>
-                <w:spacing w:val="-1"/>
-                <w:sz w:val="18"/>
-                <w:szCs w:val="18"/>
-              </w:rPr>
-              <w:t>Agiorgitiko</w:t>
-            </w:r>
-            <w:r>
-              <w:rPr>
-                <w:color w:val="353334"/>
-                <w:spacing w:val="-1"/>
-                <w:sz w:val="18"/>
-                <w:szCs w:val="18"/>
-              </w:rPr>
-              <w:t xml:space="preserve"> &amp;</w:t>
+              <w:t xml:space="preserve"> Agiorgitiko &amp;</w:t>
             </w:r>
             <w:r>
               <w:rPr>
@@ -4345,25 +4205,7 @@
                 <w:sz w:val="18"/>
                 <w:szCs w:val="18"/>
               </w:rPr>
-              <w:t xml:space="preserve"> </w:t>
-            </w:r>
-            <w:r>
-              <w:rPr>
-                <w:color w:val="353334"/>
-                <w:spacing w:val="-1"/>
-                <w:sz w:val="18"/>
-                <w:szCs w:val="18"/>
-              </w:rPr>
-              <w:t>Agiorgitiko</w:t>
-            </w:r>
-            <w:r>
-              <w:rPr>
-                <w:color w:val="353334"/>
-                <w:spacing w:val="-1"/>
-                <w:sz w:val="18"/>
-                <w:szCs w:val="18"/>
-              </w:rPr>
-              <w:t xml:space="preserve"> &amp;</w:t>
+              <w:t xml:space="preserve"> Agiorgitiko &amp;</w:t>
             </w:r>
             <w:r>
               <w:rPr>
@@ -4618,15 +4460,7 @@
                 <w:sz w:val="18"/>
                 <w:szCs w:val="18"/>
               </w:rPr>
-              <w:t xml:space="preserve">Merlot, </w:t>
-            </w:r>
-            <w:r>
-              <w:rPr>
-                <w:position w:val="1"/>
-                <w:sz w:val="18"/>
-                <w:szCs w:val="18"/>
-              </w:rPr>
-              <w:t>dry ...............................................</w:t>
+              <w:t>Merlot, dry ...............................................</w:t>
             </w:r>
             <w:r>
               <w:rPr>
@@ -4842,23 +4676,7 @@
                 <w:sz w:val="18"/>
                 <w:szCs w:val="18"/>
               </w:rPr>
-              <w:t xml:space="preserve">Akrani, Single Vineyard, </w:t>
-            </w:r>
-            <w:r>
-              <w:rPr>
-                <w:position w:val="1"/>
-                <w:sz w:val="18"/>
-                <w:szCs w:val="18"/>
-              </w:rPr>
-              <w:t xml:space="preserve">Merlot, </w:t>
-            </w:r>
-            <w:r>
-              <w:rPr>
-                <w:position w:val="1"/>
-                <w:sz w:val="18"/>
-                <w:szCs w:val="18"/>
-              </w:rPr>
-              <w:t xml:space="preserve">dry ................................................ glass </w:t>
+              <w:t xml:space="preserve">Akrani, Single Vineyard, Merlot, dry ................................................ glass </w:t>
             </w:r>
             <w:r>
               <w:rPr>
@@ -5940,7 +5758,7 @@
         <mc:AlternateContent>
           <mc:Choice Requires="wps">
             <w:drawing>
-              <wp:anchor behindDoc="1" distT="0" distB="635" distL="0" distR="635" simplePos="0" locked="0" layoutInCell="0" allowOverlap="1" relativeHeight="3" wp14:anchorId="4D3030B1">
+              <wp:anchor behindDoc="1" distT="0" distB="635" distL="0" distR="635" simplePos="0" locked="0" layoutInCell="0" allowOverlap="1" relativeHeight="4" wp14:anchorId="4D3030B1">
                 <wp:simplePos x="0" y="0"/>
                 <wp:positionH relativeFrom="page">
                   <wp:posOffset>1635125</wp:posOffset>
@@ -6147,7 +5965,7 @@
           </mc:Fallback>
         </mc:AlternateContent>
         <w:drawing>
-          <wp:anchor behindDoc="1" distT="0" distB="0" distL="0" distR="0" simplePos="0" locked="0" layoutInCell="0" allowOverlap="1" relativeHeight="8">
+          <wp:anchor behindDoc="1" distT="0" distB="0" distL="0" distR="0" simplePos="0" locked="0" layoutInCell="0" allowOverlap="1" relativeHeight="9">
             <wp:simplePos x="0" y="0"/>
             <wp:positionH relativeFrom="page">
               <wp:posOffset>1647825</wp:posOffset>
@@ -6192,7 +6010,7 @@
           </wp:anchor>
         </w:drawing>
         <w:drawing>
-          <wp:anchor behindDoc="1" distT="0" distB="0" distL="0" distR="0" simplePos="0" locked="0" layoutInCell="0" allowOverlap="1" relativeHeight="9">
+          <wp:anchor behindDoc="1" distT="0" distB="0" distL="0" distR="0" simplePos="0" locked="0" layoutInCell="0" allowOverlap="1" relativeHeight="10">
             <wp:simplePos x="0" y="0"/>
             <wp:positionH relativeFrom="page">
               <wp:posOffset>7003415</wp:posOffset>
@@ -6239,7 +6057,7 @@
         <mc:AlternateContent>
           <mc:Choice Requires="wpg">
             <w:drawing>
-              <wp:anchor behindDoc="1" distT="0" distB="3175" distL="3175" distR="3175" simplePos="0" locked="0" layoutInCell="0" allowOverlap="1" relativeHeight="10" wp14:anchorId="02ED400D">
+              <wp:anchor behindDoc="1" distT="0" distB="3175" distL="3175" distR="3175" simplePos="0" locked="0" layoutInCell="0" allowOverlap="1" relativeHeight="11" wp14:anchorId="02ED400D">
                 <wp:simplePos x="0" y="0"/>
                 <wp:positionH relativeFrom="page">
                   <wp:posOffset>352425</wp:posOffset>
@@ -6275,7 +6093,7 @@
                         <pic:spPr>
                           <a:xfrm>
                             <a:off x="1722600" y="0"/>
-                            <a:ext cx="1107360" cy="528840"/>
+                            <a:ext cx="1106640" cy="528480"/>
                           </a:xfrm>
                           <a:prstGeom prst="rect">
                             <a:avLst/>
@@ -6413,7 +6231,7 @@
                   <v:path o:extrusionok="f" gradientshapeok="t" o:connecttype="rect"/>
                   <o:lock v:ext="edit" aspectratio="t"/>
                 </v:shapetype>
-                <v:shape id="shape_0" ID="Picture 10" stroked="f" o:allowincell="f" style="position:absolute;left:3268;top:555;width:1743;height:832;mso-wrap-style:none;v-text-anchor:middle;mso-position-horizontal-relative:page;mso-position-vertical-relative:page" type="_x0000_t75">
+                <v:shape id="shape_0" ID="Picture 10" stroked="f" o:allowincell="f" style="position:absolute;left:3268;top:555;width:1742;height:831;mso-wrap-style:none;v-text-anchor:middle;mso-position-horizontal-relative:page;mso-position-vertical-relative:page" type="_x0000_t75">
                   <v:imagedata r:id="rId7" o:detectmouseclick="t"/>
                   <v:stroke color="#3465a4" joinstyle="round" endcap="flat"/>
                   <w10:wrap type="none"/>
@@ -6445,7 +6263,7 @@
         <mc:AlternateContent>
           <mc:Choice Requires="wpg">
             <w:drawing>
-              <wp:anchor behindDoc="1" distT="0" distB="3175" distL="3810" distR="3810" simplePos="0" locked="0" layoutInCell="0" allowOverlap="1" relativeHeight="11" wp14:anchorId="4FA38BD6">
+              <wp:anchor behindDoc="1" distT="0" distB="3175" distL="3810" distR="3810" simplePos="0" locked="0" layoutInCell="0" allowOverlap="1" relativeHeight="12" wp14:anchorId="4FA38BD6">
                 <wp:simplePos x="0" y="0"/>
                 <wp:positionH relativeFrom="page">
                   <wp:posOffset>5726430</wp:posOffset>
@@ -6481,7 +6299,7 @@
                         <pic:spPr>
                           <a:xfrm>
                             <a:off x="1722240" y="0"/>
-                            <a:ext cx="1108080" cy="528840"/>
+                            <a:ext cx="1107360" cy="528480"/>
                           </a:xfrm>
                           <a:prstGeom prst="rect">
                             <a:avLst/>
@@ -6600,7 +6418,7 @@
           <mc:Fallback>
             <w:pict>
               <v:group id="shape_0" alt="Shape4" style="position:absolute;margin-left:450.95pt;margin-top:27.3pt;width:364.75pt;height:506.25pt" coordorigin="9019,546" coordsize="7295,10125">
-                <v:shape id="shape_0" ID="Picture 108182004" stroked="f" o:allowincell="f" style="position:absolute;left:11730;top:546;width:1744;height:832;mso-wrap-style:none;v-text-anchor:middle;mso-position-horizontal-relative:page;mso-position-vertical-relative:page" type="_x0000_t75">
+                <v:shape id="shape_0" ID="Picture 108182004" stroked="f" o:allowincell="f" style="position:absolute;left:11730;top:546;width:1743;height:831;mso-wrap-style:none;v-text-anchor:middle;mso-position-horizontal-relative:page;mso-position-vertical-relative:page" type="_x0000_t75">
                   <v:imagedata r:id="rId9" o:detectmouseclick="t"/>
                   <v:stroke color="#3465a4" joinstyle="round" endcap="flat"/>
                   <w10:wrap type="none"/>
@@ -6685,7 +6503,7 @@
         <mc:AlternateContent>
           <mc:Choice Requires="wps">
             <w:drawing>
-              <wp:anchor behindDoc="1" distT="0" distB="0" distL="0" distR="0" simplePos="0" locked="0" layoutInCell="0" allowOverlap="1" relativeHeight="6" wp14:anchorId="521EB25B">
+              <wp:anchor behindDoc="1" distT="0" distB="0" distL="0" distR="0" simplePos="0" locked="0" layoutInCell="0" allowOverlap="1" relativeHeight="7" wp14:anchorId="521EB25B">
                 <wp:simplePos x="0" y="0"/>
                 <wp:positionH relativeFrom="page">
                   <wp:posOffset>6990715</wp:posOffset>

--- a/paraskinio-wine-beer-2026-2.docx
+++ b/paraskinio-wine-beer-2026-2.docx
@@ -1,18 +1,18 @@
 
 <file path=word/document.xml><?xml version="1.0" encoding="utf-8"?>
-<w:document xmlns:o="urn:schemas-microsoft-com:office:office" xmlns:r="http://schemas.openxmlformats.org/officeDocument/2006/relationships" xmlns:v="urn:schemas-microsoft-com:vml" xmlns:w="http://schemas.openxmlformats.org/wordprocessingml/2006/main" xmlns:w10="urn:schemas-microsoft-com:office:word" xmlns:wp="http://schemas.openxmlformats.org/drawingml/2006/wordprocessingDrawing" xmlns:wps="http://schemas.microsoft.com/office/word/2010/wordprocessingShape" xmlns:wpg="http://schemas.microsoft.com/office/word/2010/wordprocessingGroup" xmlns:mc="http://schemas.openxmlformats.org/markup-compatibility/2006" xmlns:wp14="http://schemas.microsoft.com/office/word/2010/wordprocessingDrawing" xmlns:w14="http://schemas.microsoft.com/office/word/2010/wordml" xmlns:w15="http://schemas.microsoft.com/office/word/2012/wordml" mc:Ignorable="w14 wp14 w15">
+<w:document xmlns:o="urn:schemas-microsoft-com:office:office" xmlns:r="http://schemas.openxmlformats.org/officeDocument/2006/relationships" xmlns:v="urn:schemas-microsoft-com:vml" xmlns:w="http://schemas.openxmlformats.org/wordprocessingml/2006/main" xmlns:w10="urn:schemas-microsoft-com:office:word" xmlns:wp="http://schemas.openxmlformats.org/drawingml/2006/wordprocessingDrawing" xmlns:pic="http://schemas.openxmlformats.org/drawingml/2006/picture" xmlns:wps="http://schemas.microsoft.com/office/word/2010/wordprocessingShape" xmlns:wpg="http://schemas.microsoft.com/office/word/2010/wordprocessingGroup" xmlns:mc="http://schemas.openxmlformats.org/markup-compatibility/2006" xmlns:wp14="http://schemas.microsoft.com/office/word/2010/wordprocessingDrawing" xmlns:w14="http://schemas.microsoft.com/office/word/2010/wordml" xmlns:w15="http://schemas.microsoft.com/office/word/2012/wordml" mc:Ignorable="w14 wp14 w15">
   <w:body>
     <w:p>
       <w:pPr>
         <w:pStyle w:val="Normal"/>
         <w:spacing w:before="78" w:after="0"/>
-        <w:ind w:left="2808" w:hanging="0"/>
+        <w:ind w:hanging="0" w:start="2808"/>
         <w:rPr/>
       </w:pPr>
       <w:r>
         <w:rPr/>
         <w:drawing>
-          <wp:anchor behindDoc="1" distT="0" distB="0" distL="0" distR="0" simplePos="0" locked="0" layoutInCell="0" allowOverlap="1" relativeHeight="3">
+          <wp:anchor distT="0" distB="0" distL="0" distR="0" simplePos="0" relativeHeight="3" behindDoc="1" locked="0" layoutInCell="0" allowOverlap="1">
             <wp:simplePos x="0" y="0"/>
             <wp:positionH relativeFrom="page">
               <wp:posOffset>7583170</wp:posOffset>
@@ -23,7 +23,7 @@
             <wp:extent cx="1120140" cy="567055"/>
             <wp:effectExtent l="0" t="0" r="0" b="0"/>
             <wp:wrapNone/>
-            <wp:docPr id="1" name="Image1" descr=""/>
+            <wp:docPr id="1" name="Image1"/>
             <wp:cNvGraphicFramePr>
               <a:graphicFrameLocks xmlns:a="http://schemas.openxmlformats.org/drawingml/2006/main" noChangeAspect="1"/>
             </wp:cNvGraphicFramePr>
@@ -31,7 +31,7 @@
               <a:graphicData uri="http://schemas.openxmlformats.org/drawingml/2006/picture">
                 <pic:pic xmlns:pic="http://schemas.openxmlformats.org/drawingml/2006/picture">
                   <pic:nvPicPr>
-                    <pic:cNvPr id="1" name="Image1" descr=""/>
+                    <pic:cNvPr id="1" name="Image1"/>
                     <pic:cNvPicPr>
                       <a:picLocks noChangeAspect="1" noChangeArrowheads="1"/>
                     </pic:cNvPicPr>
@@ -50,6 +50,7 @@
                     <a:prstGeom prst="rect">
                       <a:avLst/>
                     </a:prstGeom>
+                    <a:noFill/>
                   </pic:spPr>
                 </pic:pic>
               </a:graphicData>
@@ -59,7 +60,7 @@
         <mc:AlternateContent>
           <mc:Choice Requires="wpg">
             <w:drawing>
-              <wp:anchor behindDoc="1" distT="3810" distB="3175" distL="3810" distR="3175" simplePos="0" locked="0" layoutInCell="0" allowOverlap="1" relativeHeight="6" wp14:anchorId="35CBF403">
+              <wp:anchor distT="3810" distB="3175" distL="3810" distR="3175" simplePos="0" relativeHeight="6" behindDoc="1" locked="0" layoutInCell="0" allowOverlap="1" wp14:anchorId="35CBF403">
                 <wp:simplePos x="0" y="0"/>
                 <wp:positionH relativeFrom="page">
                   <wp:posOffset>5711190</wp:posOffset>
@@ -130,7 +131,7 @@
           <wp:inline distT="0" distB="0" distL="0" distR="0">
             <wp:extent cx="1115695" cy="537210"/>
             <wp:effectExtent l="0" t="0" r="0" b="0"/>
-            <wp:docPr id="3" name="Image2" descr=""/>
+            <wp:docPr id="3" name="Image2"/>
             <wp:cNvGraphicFramePr>
               <a:graphicFrameLocks xmlns:a="http://schemas.openxmlformats.org/drawingml/2006/main" noChangeAspect="1"/>
             </wp:cNvGraphicFramePr>
@@ -138,7 +139,7 @@
               <a:graphicData uri="http://schemas.openxmlformats.org/drawingml/2006/picture">
                 <pic:pic xmlns:pic="http://schemas.openxmlformats.org/drawingml/2006/picture">
                   <pic:nvPicPr>
-                    <pic:cNvPr id="3" name="Image2" descr=""/>
+                    <pic:cNvPr id="3" name="Image2"/>
                     <pic:cNvPicPr>
                       <a:picLocks noChangeAspect="1" noChangeArrowheads="1"/>
                     </pic:cNvPicPr>
@@ -157,6 +158,7 @@
                     <a:prstGeom prst="rect">
                       <a:avLst/>
                     </a:prstGeom>
+                    <a:noFill/>
                   </pic:spPr>
                 </pic:pic>
               </a:graphicData>
@@ -184,14 +186,14 @@
     <w:tbl>
       <w:tblPr>
         <w:tblW w:w="15706" w:type="dxa"/>
-        <w:jc w:val="left"/>
+        <w:jc w:val="start"/>
         <w:tblInd w:w="95" w:type="dxa"/>
         <w:tblLayout w:type="fixed"/>
         <w:tblCellMar>
           <w:top w:w="0" w:type="dxa"/>
-          <w:left w:w="5" w:type="dxa"/>
+          <w:start w:w="5" w:type="dxa"/>
           <w:bottom w:w="0" w:type="dxa"/>
-          <w:right w:w="5" w:type="dxa"/>
+          <w:end w:w="5" w:type="dxa"/>
         </w:tblCellMar>
         <w:tblLook w:val="01e0" w:noVBand="0" w:noHBand="0" w:lastColumn="1" w:firstColumn="1" w:lastRow="1" w:firstRow="1"/>
       </w:tblPr>
@@ -211,8 +213,8 @@
             <w:tcW w:w="6320" w:type="dxa"/>
             <w:tcBorders>
               <w:top w:val="single" w:sz="4" w:space="0" w:color="000000"/>
-              <w:left w:val="single" w:sz="4" w:space="0" w:color="000000"/>
-              <w:right w:val="single" w:sz="4" w:space="0" w:color="000000"/>
+              <w:start w:val="single" w:sz="4" w:space="0" w:color="000000"/>
+              <w:end w:val="single" w:sz="4" w:space="0" w:color="000000"/>
             </w:tcBorders>
           </w:tcPr>
           <w:p>
@@ -236,7 +238,7 @@
             <w:pPr>
               <w:pStyle w:val="Normal"/>
               <w:widowControl w:val="false"/>
-              <w:ind w:left="221" w:hanging="0"/>
+              <w:ind w:hanging="0" w:start="221"/>
               <w:rPr>
                 <w:sz w:val="22"/>
                 <w:szCs w:val="22"/>
@@ -273,7 +275,7 @@
             <w:pPr>
               <w:pStyle w:val="Normal"/>
               <w:widowControl w:val="false"/>
-              <w:ind w:left="209" w:hanging="0"/>
+              <w:ind w:hanging="0" w:start="209"/>
               <w:rPr>
                 <w:sz w:val="18"/>
                 <w:szCs w:val="18"/>
@@ -294,8 +296,8 @@
             <w:tcW w:w="970" w:type="dxa"/>
             <w:tcBorders>
               <w:top w:val="single" w:sz="4" w:space="0" w:color="000000"/>
-              <w:left w:val="single" w:sz="4" w:space="0" w:color="000000"/>
-              <w:right w:val="single" w:sz="4" w:space="0" w:color="000000"/>
+              <w:start w:val="single" w:sz="4" w:space="0" w:color="000000"/>
+              <w:end w:val="single" w:sz="4" w:space="0" w:color="000000"/>
             </w:tcBorders>
           </w:tcPr>
           <w:p>
@@ -319,7 +321,7 @@
             <w:pPr>
               <w:pStyle w:val="Normal"/>
               <w:widowControl w:val="false"/>
-              <w:ind w:left="383" w:hanging="0"/>
+              <w:ind w:hanging="0" w:start="383"/>
               <w:rPr>
                 <w:sz w:val="18"/>
                 <w:szCs w:val="18"/>
@@ -356,8 +358,8 @@
             <w:tcW w:w="6307" w:type="dxa"/>
             <w:tcBorders>
               <w:top w:val="single" w:sz="4" w:space="0" w:color="000000"/>
-              <w:left w:val="single" w:sz="4" w:space="0" w:color="000000"/>
-              <w:right w:val="single" w:sz="4" w:space="0" w:color="000000"/>
+              <w:start w:val="single" w:sz="4" w:space="0" w:color="000000"/>
+              <w:end w:val="single" w:sz="4" w:space="0" w:color="000000"/>
             </w:tcBorders>
           </w:tcPr>
           <w:p>
@@ -381,7 +383,7 @@
             <w:pPr>
               <w:pStyle w:val="Normal"/>
               <w:widowControl w:val="false"/>
-              <w:ind w:left="207" w:hanging="0"/>
+              <w:ind w:hanging="0" w:start="207"/>
               <w:rPr>
                 <w:sz w:val="22"/>
                 <w:szCs w:val="22"/>
@@ -418,7 +420,7 @@
             <w:pPr>
               <w:pStyle w:val="Normal"/>
               <w:widowControl w:val="false"/>
-              <w:ind w:left="210" w:hanging="0"/>
+              <w:ind w:hanging="0" w:start="210"/>
               <w:rPr>
                 <w:sz w:val="18"/>
                 <w:szCs w:val="18"/>
@@ -440,8 +442,8 @@
             <w:tcW w:w="965" w:type="dxa"/>
             <w:tcBorders>
               <w:top w:val="single" w:sz="4" w:space="0" w:color="000000"/>
-              <w:left w:val="single" w:sz="4" w:space="0" w:color="000000"/>
-              <w:right w:val="single" w:sz="4" w:space="0" w:color="000000"/>
+              <w:start w:val="single" w:sz="4" w:space="0" w:color="000000"/>
+              <w:end w:val="single" w:sz="4" w:space="0" w:color="000000"/>
             </w:tcBorders>
           </w:tcPr>
           <w:p>
@@ -465,7 +467,7 @@
             <w:pPr>
               <w:pStyle w:val="Normal"/>
               <w:widowControl w:val="false"/>
-              <w:ind w:left="332" w:hanging="0"/>
+              <w:ind w:hanging="0" w:start="332"/>
               <w:rPr>
                 <w:sz w:val="18"/>
                 <w:szCs w:val="18"/>
@@ -490,8 +492,8 @@
           <w:tcPr>
             <w:tcW w:w="6320" w:type="dxa"/>
             <w:tcBorders>
-              <w:left w:val="single" w:sz="4" w:space="0" w:color="000000"/>
-              <w:right w:val="single" w:sz="4" w:space="0" w:color="000000"/>
+              <w:start w:val="single" w:sz="4" w:space="0" w:color="000000"/>
+              <w:end w:val="single" w:sz="4" w:space="0" w:color="000000"/>
             </w:tcBorders>
           </w:tcPr>
           <w:p>
@@ -499,7 +501,7 @@
               <w:pStyle w:val="Normal"/>
               <w:widowControl w:val="false"/>
               <w:spacing w:before="30" w:after="0"/>
-              <w:ind w:left="209" w:hanging="0"/>
+              <w:ind w:hanging="0" w:start="209"/>
               <w:rPr>
                 <w:sz w:val="18"/>
                 <w:szCs w:val="18"/>
@@ -579,8 +581,8 @@
           <w:tcPr>
             <w:tcW w:w="970" w:type="dxa"/>
             <w:tcBorders>
-              <w:left w:val="single" w:sz="4" w:space="0" w:color="000000"/>
-              <w:right w:val="single" w:sz="4" w:space="0" w:color="000000"/>
+              <w:start w:val="single" w:sz="4" w:space="0" w:color="000000"/>
+              <w:end w:val="single" w:sz="4" w:space="0" w:color="000000"/>
             </w:tcBorders>
           </w:tcPr>
           <w:p>
@@ -588,7 +590,7 @@
               <w:pStyle w:val="Normal"/>
               <w:widowControl w:val="false"/>
               <w:spacing w:before="28" w:after="0"/>
-              <w:ind w:left="283" w:hanging="0"/>
+              <w:ind w:hanging="0" w:start="283"/>
               <w:rPr>
                 <w:sz w:val="18"/>
                 <w:szCs w:val="18"/>
@@ -624,8 +626,8 @@
           <w:tcPr>
             <w:tcW w:w="6307" w:type="dxa"/>
             <w:tcBorders>
-              <w:left w:val="single" w:sz="4" w:space="0" w:color="000000"/>
-              <w:right w:val="single" w:sz="4" w:space="0" w:color="000000"/>
+              <w:start w:val="single" w:sz="4" w:space="0" w:color="000000"/>
+              <w:end w:val="single" w:sz="4" w:space="0" w:color="000000"/>
             </w:tcBorders>
           </w:tcPr>
           <w:p>
@@ -633,7 +635,7 @@
               <w:pStyle w:val="Normal"/>
               <w:widowControl w:val="false"/>
               <w:spacing w:before="28" w:after="0"/>
-              <w:ind w:left="210" w:hanging="0"/>
+              <w:ind w:hanging="0" w:start="210"/>
               <w:rPr>
                 <w:sz w:val="18"/>
                 <w:szCs w:val="18"/>
@@ -690,8 +692,8 @@
           <w:tcPr>
             <w:tcW w:w="965" w:type="dxa"/>
             <w:tcBorders>
-              <w:left w:val="single" w:sz="4" w:space="0" w:color="000000"/>
-              <w:right w:val="single" w:sz="4" w:space="0" w:color="000000"/>
+              <w:start w:val="single" w:sz="4" w:space="0" w:color="000000"/>
+              <w:end w:val="single" w:sz="4" w:space="0" w:color="000000"/>
             </w:tcBorders>
           </w:tcPr>
           <w:p>
@@ -699,7 +701,7 @@
               <w:pStyle w:val="Normal"/>
               <w:widowControl w:val="false"/>
               <w:spacing w:before="28" w:after="0"/>
-              <w:ind w:left="283" w:hanging="0"/>
+              <w:ind w:hanging="0" w:start="283"/>
               <w:rPr>
                 <w:sz w:val="18"/>
                 <w:szCs w:val="18"/>
@@ -724,8 +726,8 @@
           <w:tcPr>
             <w:tcW w:w="6320" w:type="dxa"/>
             <w:tcBorders>
-              <w:left w:val="single" w:sz="4" w:space="0" w:color="000000"/>
-              <w:right w:val="single" w:sz="4" w:space="0" w:color="000000"/>
+              <w:start w:val="single" w:sz="4" w:space="0" w:color="000000"/>
+              <w:end w:val="single" w:sz="4" w:space="0" w:color="000000"/>
             </w:tcBorders>
           </w:tcPr>
           <w:p>
@@ -733,7 +735,7 @@
               <w:pStyle w:val="Normal"/>
               <w:widowControl w:val="false"/>
               <w:spacing w:before="23" w:after="0"/>
-              <w:ind w:left="209" w:hanging="0"/>
+              <w:ind w:hanging="0" w:start="209"/>
               <w:rPr>
                 <w:sz w:val="18"/>
                 <w:szCs w:val="18"/>
@@ -812,8 +814,8 @@
           <w:tcPr>
             <w:tcW w:w="970" w:type="dxa"/>
             <w:tcBorders>
-              <w:left w:val="single" w:sz="4" w:space="0" w:color="000000"/>
-              <w:right w:val="single" w:sz="4" w:space="0" w:color="000000"/>
+              <w:start w:val="single" w:sz="4" w:space="0" w:color="000000"/>
+              <w:end w:val="single" w:sz="4" w:space="0" w:color="000000"/>
             </w:tcBorders>
           </w:tcPr>
           <w:p>
@@ -821,7 +823,7 @@
               <w:pStyle w:val="Normal"/>
               <w:widowControl w:val="false"/>
               <w:spacing w:before="21" w:after="0"/>
-              <w:ind w:left="374" w:hanging="0"/>
+              <w:ind w:hanging="0" w:start="374"/>
               <w:rPr>
                 <w:sz w:val="18"/>
                 <w:szCs w:val="18"/>
@@ -857,8 +859,8 @@
           <w:tcPr>
             <w:tcW w:w="6307" w:type="dxa"/>
             <w:tcBorders>
-              <w:left w:val="single" w:sz="4" w:space="0" w:color="000000"/>
-              <w:right w:val="single" w:sz="4" w:space="0" w:color="000000"/>
+              <w:start w:val="single" w:sz="4" w:space="0" w:color="000000"/>
+              <w:end w:val="single" w:sz="4" w:space="0" w:color="000000"/>
             </w:tcBorders>
           </w:tcPr>
           <w:p>
@@ -866,7 +868,7 @@
               <w:pStyle w:val="Normal"/>
               <w:widowControl w:val="false"/>
               <w:spacing w:before="21" w:after="0"/>
-              <w:ind w:left="210" w:hanging="0"/>
+              <w:ind w:hanging="0" w:start="210"/>
               <w:rPr>
                 <w:sz w:val="18"/>
                 <w:szCs w:val="18"/>
@@ -912,8 +914,8 @@
           <w:tcPr>
             <w:tcW w:w="965" w:type="dxa"/>
             <w:tcBorders>
-              <w:left w:val="single" w:sz="4" w:space="0" w:color="000000"/>
-              <w:right w:val="single" w:sz="4" w:space="0" w:color="000000"/>
+              <w:start w:val="single" w:sz="4" w:space="0" w:color="000000"/>
+              <w:end w:val="single" w:sz="4" w:space="0" w:color="000000"/>
             </w:tcBorders>
           </w:tcPr>
           <w:p>
@@ -921,7 +923,7 @@
               <w:pStyle w:val="Normal"/>
               <w:widowControl w:val="false"/>
               <w:spacing w:before="21" w:after="0"/>
-              <w:ind w:left="373" w:hanging="0"/>
+              <w:ind w:hanging="0" w:start="373"/>
               <w:rPr>
                 <w:sz w:val="18"/>
                 <w:szCs w:val="18"/>
@@ -946,8 +948,8 @@
           <w:tcPr>
             <w:tcW w:w="6320" w:type="dxa"/>
             <w:tcBorders>
-              <w:left w:val="single" w:sz="4" w:space="0" w:color="000000"/>
-              <w:right w:val="single" w:sz="4" w:space="0" w:color="000000"/>
+              <w:start w:val="single" w:sz="4" w:space="0" w:color="000000"/>
+              <w:end w:val="single" w:sz="4" w:space="0" w:color="000000"/>
             </w:tcBorders>
           </w:tcPr>
           <w:p>
@@ -971,7 +973,7 @@
             <w:pPr>
               <w:pStyle w:val="Normal"/>
               <w:widowControl w:val="false"/>
-              <w:ind w:left="209" w:hanging="0"/>
+              <w:ind w:hanging="0" w:start="209"/>
               <w:rPr>
                 <w:sz w:val="18"/>
                 <w:szCs w:val="18"/>
@@ -1059,8 +1061,8 @@
           <w:tcPr>
             <w:tcW w:w="970" w:type="dxa"/>
             <w:tcBorders>
-              <w:left w:val="single" w:sz="4" w:space="0" w:color="000000"/>
-              <w:right w:val="single" w:sz="4" w:space="0" w:color="000000"/>
+              <w:start w:val="single" w:sz="4" w:space="0" w:color="000000"/>
+              <w:end w:val="single" w:sz="4" w:space="0" w:color="000000"/>
             </w:tcBorders>
           </w:tcPr>
           <w:p>
@@ -1084,7 +1086,7 @@
             <w:pPr>
               <w:pStyle w:val="Normal"/>
               <w:widowControl w:val="false"/>
-              <w:ind w:left="283" w:hanging="0"/>
+              <w:ind w:hanging="0" w:start="283"/>
               <w:rPr>
                 <w:sz w:val="18"/>
                 <w:szCs w:val="18"/>
@@ -1120,8 +1122,8 @@
           <w:tcPr>
             <w:tcW w:w="6307" w:type="dxa"/>
             <w:tcBorders>
-              <w:left w:val="single" w:sz="4" w:space="0" w:color="000000"/>
-              <w:right w:val="single" w:sz="4" w:space="0" w:color="000000"/>
+              <w:start w:val="single" w:sz="4" w:space="0" w:color="000000"/>
+              <w:end w:val="single" w:sz="4" w:space="0" w:color="000000"/>
             </w:tcBorders>
           </w:tcPr>
           <w:p>
@@ -1147,7 +1149,7 @@
             <w:pPr>
               <w:pStyle w:val="Normal"/>
               <w:widowControl w:val="false"/>
-              <w:ind w:left="210" w:hanging="0"/>
+              <w:ind w:hanging="0" w:start="210"/>
               <w:rPr>
                 <w:sz w:val="18"/>
                 <w:szCs w:val="18"/>
@@ -1212,8 +1214,8 @@
           <w:tcPr>
             <w:tcW w:w="965" w:type="dxa"/>
             <w:tcBorders>
-              <w:left w:val="single" w:sz="4" w:space="0" w:color="000000"/>
-              <w:right w:val="single" w:sz="4" w:space="0" w:color="000000"/>
+              <w:start w:val="single" w:sz="4" w:space="0" w:color="000000"/>
+              <w:end w:val="single" w:sz="4" w:space="0" w:color="000000"/>
             </w:tcBorders>
           </w:tcPr>
           <w:p>
@@ -1239,7 +1241,7 @@
             <w:pPr>
               <w:pStyle w:val="Normal"/>
               <w:widowControl w:val="false"/>
-              <w:ind w:left="283" w:hanging="0"/>
+              <w:ind w:hanging="0" w:start="283"/>
               <w:rPr>
                 <w:sz w:val="18"/>
                 <w:szCs w:val="18"/>
@@ -1264,8 +1266,8 @@
           <w:tcPr>
             <w:tcW w:w="6320" w:type="dxa"/>
             <w:tcBorders>
-              <w:left w:val="single" w:sz="4" w:space="0" w:color="000000"/>
-              <w:right w:val="single" w:sz="4" w:space="0" w:color="000000"/>
+              <w:start w:val="single" w:sz="4" w:space="0" w:color="000000"/>
+              <w:end w:val="single" w:sz="4" w:space="0" w:color="000000"/>
             </w:tcBorders>
           </w:tcPr>
           <w:p>
@@ -1273,7 +1275,7 @@
               <w:pStyle w:val="Normal"/>
               <w:widowControl w:val="false"/>
               <w:spacing w:before="23" w:after="0"/>
-              <w:ind w:left="209" w:hanging="0"/>
+              <w:ind w:hanging="0" w:start="209"/>
               <w:rPr>
                 <w:sz w:val="18"/>
                 <w:szCs w:val="18"/>
@@ -1346,8 +1348,8 @@
           <w:tcPr>
             <w:tcW w:w="970" w:type="dxa"/>
             <w:tcBorders>
-              <w:left w:val="single" w:sz="4" w:space="0" w:color="000000"/>
-              <w:right w:val="single" w:sz="4" w:space="0" w:color="000000"/>
+              <w:start w:val="single" w:sz="4" w:space="0" w:color="000000"/>
+              <w:end w:val="single" w:sz="4" w:space="0" w:color="000000"/>
             </w:tcBorders>
           </w:tcPr>
           <w:p>
@@ -1355,7 +1357,7 @@
               <w:pStyle w:val="Normal"/>
               <w:widowControl w:val="false"/>
               <w:spacing w:before="21" w:after="0"/>
-              <w:ind w:left="373" w:hanging="0"/>
+              <w:ind w:hanging="0" w:start="373"/>
               <w:rPr>
                 <w:sz w:val="18"/>
                 <w:szCs w:val="18"/>
@@ -1391,8 +1393,8 @@
           <w:tcPr>
             <w:tcW w:w="6307" w:type="dxa"/>
             <w:tcBorders>
-              <w:left w:val="single" w:sz="4" w:space="0" w:color="000000"/>
-              <w:right w:val="single" w:sz="4" w:space="0" w:color="000000"/>
+              <w:start w:val="single" w:sz="4" w:space="0" w:color="000000"/>
+              <w:end w:val="single" w:sz="4" w:space="0" w:color="000000"/>
             </w:tcBorders>
           </w:tcPr>
           <w:p>
@@ -1400,7 +1402,7 @@
               <w:pStyle w:val="Normal"/>
               <w:widowControl w:val="false"/>
               <w:spacing w:before="21" w:after="0"/>
-              <w:ind w:left="210" w:hanging="0"/>
+              <w:ind w:hanging="0" w:start="210"/>
               <w:rPr>
                 <w:sz w:val="18"/>
                 <w:szCs w:val="18"/>
@@ -1476,8 +1478,8 @@
           <w:tcPr>
             <w:tcW w:w="965" w:type="dxa"/>
             <w:tcBorders>
-              <w:left w:val="single" w:sz="4" w:space="0" w:color="000000"/>
-              <w:right w:val="single" w:sz="4" w:space="0" w:color="000000"/>
+              <w:start w:val="single" w:sz="4" w:space="0" w:color="000000"/>
+              <w:end w:val="single" w:sz="4" w:space="0" w:color="000000"/>
             </w:tcBorders>
           </w:tcPr>
           <w:p>
@@ -1485,7 +1487,7 @@
               <w:pStyle w:val="Normal"/>
               <w:widowControl w:val="false"/>
               <w:spacing w:before="21" w:after="0"/>
-              <w:ind w:left="372" w:hanging="0"/>
+              <w:ind w:hanging="0" w:start="372"/>
               <w:rPr>
                 <w:sz w:val="18"/>
                 <w:szCs w:val="18"/>
@@ -1510,8 +1512,8 @@
           <w:tcPr>
             <w:tcW w:w="6320" w:type="dxa"/>
             <w:tcBorders>
-              <w:left w:val="single" w:sz="4" w:space="0" w:color="000000"/>
-              <w:right w:val="single" w:sz="4" w:space="0" w:color="000000"/>
+              <w:start w:val="single" w:sz="4" w:space="0" w:color="000000"/>
+              <w:end w:val="single" w:sz="4" w:space="0" w:color="000000"/>
             </w:tcBorders>
           </w:tcPr>
           <w:p>
@@ -1535,7 +1537,7 @@
             <w:pPr>
               <w:pStyle w:val="Normal"/>
               <w:widowControl w:val="false"/>
-              <w:ind w:left="209" w:hanging="0"/>
+              <w:ind w:hanging="0" w:start="209"/>
               <w:rPr>
                 <w:sz w:val="18"/>
                 <w:szCs w:val="18"/>
@@ -1624,8 +1626,8 @@
           <w:tcPr>
             <w:tcW w:w="970" w:type="dxa"/>
             <w:tcBorders>
-              <w:left w:val="single" w:sz="4" w:space="0" w:color="000000"/>
-              <w:right w:val="single" w:sz="4" w:space="0" w:color="000000"/>
+              <w:start w:val="single" w:sz="4" w:space="0" w:color="000000"/>
+              <w:end w:val="single" w:sz="4" w:space="0" w:color="000000"/>
             </w:tcBorders>
           </w:tcPr>
           <w:p>
@@ -1649,7 +1651,7 @@
             <w:pPr>
               <w:pStyle w:val="Normal"/>
               <w:widowControl w:val="false"/>
-              <w:ind w:left="373" w:hanging="0"/>
+              <w:ind w:hanging="0" w:start="373"/>
               <w:rPr>
                 <w:sz w:val="18"/>
                 <w:szCs w:val="18"/>
@@ -1685,8 +1687,8 @@
           <w:tcPr>
             <w:tcW w:w="6307" w:type="dxa"/>
             <w:tcBorders>
-              <w:left w:val="single" w:sz="4" w:space="0" w:color="000000"/>
-              <w:right w:val="single" w:sz="4" w:space="0" w:color="000000"/>
+              <w:start w:val="single" w:sz="4" w:space="0" w:color="000000"/>
+              <w:end w:val="single" w:sz="4" w:space="0" w:color="000000"/>
             </w:tcBorders>
           </w:tcPr>
           <w:p>
@@ -1710,7 +1712,7 @@
             <w:pPr>
               <w:pStyle w:val="Normal"/>
               <w:widowControl w:val="false"/>
-              <w:ind w:left="210" w:right="-20" w:hanging="0"/>
+              <w:ind w:hanging="0" w:start="210" w:end="-20"/>
               <w:rPr>
                 <w:sz w:val="18"/>
                 <w:szCs w:val="18"/>
@@ -1817,8 +1819,8 @@
           <w:tcPr>
             <w:tcW w:w="965" w:type="dxa"/>
             <w:tcBorders>
-              <w:left w:val="single" w:sz="4" w:space="0" w:color="000000"/>
-              <w:right w:val="single" w:sz="4" w:space="0" w:color="000000"/>
+              <w:start w:val="single" w:sz="4" w:space="0" w:color="000000"/>
+              <w:end w:val="single" w:sz="4" w:space="0" w:color="000000"/>
             </w:tcBorders>
           </w:tcPr>
           <w:p>
@@ -1842,7 +1844,7 @@
             <w:pPr>
               <w:pStyle w:val="Normal"/>
               <w:widowControl w:val="false"/>
-              <w:ind w:left="372" w:hanging="0"/>
+              <w:ind w:hanging="0" w:start="372"/>
               <w:rPr>
                 <w:sz w:val="18"/>
                 <w:szCs w:val="18"/>
@@ -1867,8 +1869,8 @@
           <w:tcPr>
             <w:tcW w:w="6320" w:type="dxa"/>
             <w:tcBorders>
-              <w:left w:val="single" w:sz="4" w:space="0" w:color="000000"/>
-              <w:right w:val="single" w:sz="4" w:space="0" w:color="000000"/>
+              <w:start w:val="single" w:sz="4" w:space="0" w:color="000000"/>
+              <w:end w:val="single" w:sz="4" w:space="0" w:color="000000"/>
             </w:tcBorders>
           </w:tcPr>
           <w:p>
@@ -1892,7 +1894,7 @@
             <w:pPr>
               <w:pStyle w:val="Normal"/>
               <w:widowControl w:val="false"/>
-              <w:ind w:left="209" w:hanging="0"/>
+              <w:ind w:hanging="0" w:start="209"/>
               <w:rPr>
                 <w:sz w:val="18"/>
                 <w:szCs w:val="18"/>
@@ -1946,8 +1948,8 @@
           <w:tcPr>
             <w:tcW w:w="970" w:type="dxa"/>
             <w:tcBorders>
-              <w:left w:val="single" w:sz="4" w:space="0" w:color="000000"/>
-              <w:right w:val="single" w:sz="4" w:space="0" w:color="000000"/>
+              <w:start w:val="single" w:sz="4" w:space="0" w:color="000000"/>
+              <w:end w:val="single" w:sz="4" w:space="0" w:color="000000"/>
             </w:tcBorders>
           </w:tcPr>
           <w:p>
@@ -1971,7 +1973,7 @@
             <w:pPr>
               <w:pStyle w:val="Normal"/>
               <w:widowControl w:val="false"/>
-              <w:ind w:left="283" w:hanging="0"/>
+              <w:ind w:hanging="0" w:start="283"/>
               <w:rPr>
                 <w:sz w:val="18"/>
                 <w:szCs w:val="18"/>
@@ -2007,8 +2009,8 @@
           <w:tcPr>
             <w:tcW w:w="6307" w:type="dxa"/>
             <w:tcBorders>
-              <w:left w:val="single" w:sz="4" w:space="0" w:color="000000"/>
-              <w:right w:val="single" w:sz="4" w:space="0" w:color="000000"/>
+              <w:start w:val="single" w:sz="4" w:space="0" w:color="000000"/>
+              <w:end w:val="single" w:sz="4" w:space="0" w:color="000000"/>
             </w:tcBorders>
           </w:tcPr>
           <w:p>
@@ -2032,7 +2034,7 @@
             <w:pPr>
               <w:pStyle w:val="Normal"/>
               <w:widowControl w:val="false"/>
-              <w:ind w:left="210" w:hanging="0"/>
+              <w:ind w:hanging="0" w:start="210"/>
               <w:rPr>
                 <w:sz w:val="18"/>
                 <w:szCs w:val="18"/>
@@ -2069,8 +2071,8 @@
           <w:tcPr>
             <w:tcW w:w="965" w:type="dxa"/>
             <w:tcBorders>
-              <w:left w:val="single" w:sz="4" w:space="0" w:color="000000"/>
-              <w:right w:val="single" w:sz="4" w:space="0" w:color="000000"/>
+              <w:start w:val="single" w:sz="4" w:space="0" w:color="000000"/>
+              <w:end w:val="single" w:sz="4" w:space="0" w:color="000000"/>
             </w:tcBorders>
           </w:tcPr>
           <w:p>
@@ -2094,7 +2096,7 @@
             <w:pPr>
               <w:pStyle w:val="Normal"/>
               <w:widowControl w:val="false"/>
-              <w:ind w:left="283" w:hanging="0"/>
+              <w:ind w:hanging="0" w:start="283"/>
               <w:rPr>
                 <w:sz w:val="18"/>
                 <w:szCs w:val="18"/>
@@ -2119,8 +2121,8 @@
           <w:tcPr>
             <w:tcW w:w="6320" w:type="dxa"/>
             <w:tcBorders>
-              <w:left w:val="single" w:sz="4" w:space="0" w:color="000000"/>
-              <w:right w:val="single" w:sz="4" w:space="0" w:color="000000"/>
+              <w:start w:val="single" w:sz="4" w:space="0" w:color="000000"/>
+              <w:end w:val="single" w:sz="4" w:space="0" w:color="000000"/>
             </w:tcBorders>
           </w:tcPr>
           <w:p>
@@ -2128,7 +2130,7 @@
               <w:pStyle w:val="Normal"/>
               <w:widowControl w:val="false"/>
               <w:spacing w:before="24" w:after="0"/>
-              <w:ind w:left="209" w:hanging="0"/>
+              <w:ind w:hanging="0" w:start="209"/>
               <w:rPr>
                 <w:sz w:val="18"/>
                 <w:szCs w:val="18"/>
@@ -2174,8 +2176,8 @@
           <w:tcPr>
             <w:tcW w:w="970" w:type="dxa"/>
             <w:tcBorders>
-              <w:left w:val="single" w:sz="4" w:space="0" w:color="000000"/>
-              <w:right w:val="single" w:sz="4" w:space="0" w:color="000000"/>
+              <w:start w:val="single" w:sz="4" w:space="0" w:color="000000"/>
+              <w:end w:val="single" w:sz="4" w:space="0" w:color="000000"/>
             </w:tcBorders>
           </w:tcPr>
           <w:p>
@@ -2183,7 +2185,7 @@
               <w:pStyle w:val="Normal"/>
               <w:widowControl w:val="false"/>
               <w:spacing w:before="22" w:after="0"/>
-              <w:ind w:left="373" w:hanging="0"/>
+              <w:ind w:hanging="0" w:start="373"/>
               <w:rPr>
                 <w:sz w:val="18"/>
                 <w:szCs w:val="18"/>
@@ -2219,8 +2221,8 @@
           <w:tcPr>
             <w:tcW w:w="6307" w:type="dxa"/>
             <w:tcBorders>
-              <w:left w:val="single" w:sz="4" w:space="0" w:color="000000"/>
-              <w:right w:val="single" w:sz="4" w:space="0" w:color="000000"/>
+              <w:start w:val="single" w:sz="4" w:space="0" w:color="000000"/>
+              <w:end w:val="single" w:sz="4" w:space="0" w:color="000000"/>
             </w:tcBorders>
           </w:tcPr>
           <w:p>
@@ -2228,7 +2230,7 @@
               <w:pStyle w:val="Normal"/>
               <w:widowControl w:val="false"/>
               <w:spacing w:before="22" w:after="0"/>
-              <w:ind w:left="210" w:hanging="0"/>
+              <w:ind w:hanging="0" w:start="210"/>
               <w:rPr>
                 <w:sz w:val="18"/>
                 <w:szCs w:val="18"/>
@@ -2265,8 +2267,8 @@
           <w:tcPr>
             <w:tcW w:w="965" w:type="dxa"/>
             <w:tcBorders>
-              <w:left w:val="single" w:sz="4" w:space="0" w:color="000000"/>
-              <w:right w:val="single" w:sz="4" w:space="0" w:color="000000"/>
+              <w:start w:val="single" w:sz="4" w:space="0" w:color="000000"/>
+              <w:end w:val="single" w:sz="4" w:space="0" w:color="000000"/>
             </w:tcBorders>
           </w:tcPr>
           <w:p>
@@ -2274,7 +2276,7 @@
               <w:pStyle w:val="Normal"/>
               <w:widowControl w:val="false"/>
               <w:spacing w:before="22" w:after="0"/>
-              <w:ind w:left="372" w:hanging="0"/>
+              <w:ind w:hanging="0" w:start="372"/>
               <w:rPr>
                 <w:sz w:val="18"/>
                 <w:szCs w:val="18"/>
@@ -2299,8 +2301,8 @@
           <w:tcPr>
             <w:tcW w:w="6320" w:type="dxa"/>
             <w:tcBorders>
-              <w:left w:val="single" w:sz="4" w:space="0" w:color="000000"/>
-              <w:right w:val="single" w:sz="4" w:space="0" w:color="000000"/>
+              <w:start w:val="single" w:sz="4" w:space="0" w:color="000000"/>
+              <w:end w:val="single" w:sz="4" w:space="0" w:color="000000"/>
             </w:tcBorders>
           </w:tcPr>
           <w:p>
@@ -2324,7 +2326,7 @@
             <w:pPr>
               <w:pStyle w:val="Normal"/>
               <w:widowControl w:val="false"/>
-              <w:ind w:left="209" w:hanging="0"/>
+              <w:ind w:hanging="0" w:start="209"/>
               <w:rPr>
                 <w:sz w:val="18"/>
                 <w:szCs w:val="18"/>
@@ -2361,8 +2363,8 @@
           <w:tcPr>
             <w:tcW w:w="970" w:type="dxa"/>
             <w:tcBorders>
-              <w:left w:val="single" w:sz="4" w:space="0" w:color="000000"/>
-              <w:right w:val="single" w:sz="4" w:space="0" w:color="000000"/>
+              <w:start w:val="single" w:sz="4" w:space="0" w:color="000000"/>
+              <w:end w:val="single" w:sz="4" w:space="0" w:color="000000"/>
             </w:tcBorders>
           </w:tcPr>
           <w:p>
@@ -2386,7 +2388,7 @@
             <w:pPr>
               <w:pStyle w:val="Normal"/>
               <w:widowControl w:val="false"/>
-              <w:ind w:left="373" w:hanging="0"/>
+              <w:ind w:hanging="0" w:start="373"/>
               <w:rPr>
                 <w:sz w:val="18"/>
                 <w:szCs w:val="18"/>
@@ -2422,8 +2424,8 @@
           <w:tcPr>
             <w:tcW w:w="6307" w:type="dxa"/>
             <w:tcBorders>
-              <w:left w:val="single" w:sz="4" w:space="0" w:color="000000"/>
-              <w:right w:val="single" w:sz="4" w:space="0" w:color="000000"/>
+              <w:start w:val="single" w:sz="4" w:space="0" w:color="000000"/>
+              <w:end w:val="single" w:sz="4" w:space="0" w:color="000000"/>
             </w:tcBorders>
           </w:tcPr>
           <w:p>
@@ -2447,7 +2449,7 @@
             <w:pPr>
               <w:pStyle w:val="Normal"/>
               <w:widowControl w:val="false"/>
-              <w:ind w:left="210" w:hanging="0"/>
+              <w:ind w:hanging="0" w:start="210"/>
               <w:rPr>
                 <w:sz w:val="18"/>
                 <w:szCs w:val="18"/>
@@ -2563,8 +2565,8 @@
           <w:tcPr>
             <w:tcW w:w="965" w:type="dxa"/>
             <w:tcBorders>
-              <w:left w:val="single" w:sz="4" w:space="0" w:color="000000"/>
-              <w:right w:val="single" w:sz="4" w:space="0" w:color="000000"/>
+              <w:start w:val="single" w:sz="4" w:space="0" w:color="000000"/>
+              <w:end w:val="single" w:sz="4" w:space="0" w:color="000000"/>
             </w:tcBorders>
           </w:tcPr>
           <w:p>
@@ -2588,7 +2590,7 @@
             <w:pPr>
               <w:pStyle w:val="Normal"/>
               <w:widowControl w:val="false"/>
-              <w:ind w:left="372" w:hanging="0"/>
+              <w:ind w:hanging="0" w:start="372"/>
               <w:rPr>
                 <w:sz w:val="18"/>
                 <w:szCs w:val="18"/>
@@ -2613,8 +2615,8 @@
           <w:tcPr>
             <w:tcW w:w="6320" w:type="dxa"/>
             <w:tcBorders>
-              <w:left w:val="single" w:sz="4" w:space="0" w:color="000000"/>
-              <w:right w:val="single" w:sz="4" w:space="0" w:color="000000"/>
+              <w:start w:val="single" w:sz="4" w:space="0" w:color="000000"/>
+              <w:end w:val="single" w:sz="4" w:space="0" w:color="000000"/>
             </w:tcBorders>
           </w:tcPr>
           <w:p>
@@ -2638,7 +2640,7 @@
             <w:pPr>
               <w:pStyle w:val="Normal"/>
               <w:widowControl w:val="false"/>
-              <w:ind w:left="209" w:hanging="0"/>
+              <w:ind w:hanging="0" w:start="209"/>
               <w:rPr>
                 <w:sz w:val="18"/>
                 <w:szCs w:val="18"/>
@@ -2658,8 +2660,8 @@
           <w:tcPr>
             <w:tcW w:w="970" w:type="dxa"/>
             <w:tcBorders>
-              <w:left w:val="single" w:sz="4" w:space="0" w:color="000000"/>
-              <w:right w:val="single" w:sz="4" w:space="0" w:color="000000"/>
+              <w:start w:val="single" w:sz="4" w:space="0" w:color="000000"/>
+              <w:end w:val="single" w:sz="4" w:space="0" w:color="000000"/>
             </w:tcBorders>
           </w:tcPr>
           <w:p>
@@ -2693,8 +2695,8 @@
           <w:tcPr>
             <w:tcW w:w="6307" w:type="dxa"/>
             <w:tcBorders>
-              <w:left w:val="single" w:sz="4" w:space="0" w:color="000000"/>
-              <w:right w:val="single" w:sz="4" w:space="0" w:color="000000"/>
+              <w:start w:val="single" w:sz="4" w:space="0" w:color="000000"/>
+              <w:end w:val="single" w:sz="4" w:space="0" w:color="000000"/>
             </w:tcBorders>
           </w:tcPr>
           <w:p>
@@ -2718,7 +2720,7 @@
             <w:pPr>
               <w:pStyle w:val="Normal"/>
               <w:widowControl w:val="false"/>
-              <w:ind w:left="210" w:hanging="0"/>
+              <w:ind w:hanging="0" w:start="210"/>
               <w:rPr>
                 <w:sz w:val="18"/>
                 <w:szCs w:val="18"/>
@@ -2739,8 +2741,8 @@
           <w:tcPr>
             <w:tcW w:w="965" w:type="dxa"/>
             <w:tcBorders>
-              <w:left w:val="single" w:sz="4" w:space="0" w:color="000000"/>
-              <w:right w:val="single" w:sz="4" w:space="0" w:color="000000"/>
+              <w:start w:val="single" w:sz="4" w:space="0" w:color="000000"/>
+              <w:end w:val="single" w:sz="4" w:space="0" w:color="000000"/>
             </w:tcBorders>
           </w:tcPr>
           <w:p>
@@ -2763,8 +2765,8 @@
           <w:tcPr>
             <w:tcW w:w="6320" w:type="dxa"/>
             <w:tcBorders>
-              <w:left w:val="single" w:sz="4" w:space="0" w:color="000000"/>
-              <w:right w:val="single" w:sz="4" w:space="0" w:color="000000"/>
+              <w:start w:val="single" w:sz="4" w:space="0" w:color="000000"/>
+              <w:end w:val="single" w:sz="4" w:space="0" w:color="000000"/>
             </w:tcBorders>
           </w:tcPr>
           <w:p>
@@ -2772,7 +2774,7 @@
               <w:pStyle w:val="Normal"/>
               <w:widowControl w:val="false"/>
               <w:spacing w:before="31" w:after="0"/>
-              <w:ind w:left="209" w:hanging="0"/>
+              <w:ind w:hanging="0" w:start="209"/>
               <w:rPr>
                 <w:sz w:val="18"/>
                 <w:szCs w:val="18"/>
@@ -2843,8 +2845,8 @@
           <w:tcPr>
             <w:tcW w:w="970" w:type="dxa"/>
             <w:tcBorders>
-              <w:left w:val="single" w:sz="4" w:space="0" w:color="000000"/>
-              <w:right w:val="single" w:sz="4" w:space="0" w:color="000000"/>
+              <w:start w:val="single" w:sz="4" w:space="0" w:color="000000"/>
+              <w:end w:val="single" w:sz="4" w:space="0" w:color="000000"/>
             </w:tcBorders>
           </w:tcPr>
           <w:p>
@@ -2852,32 +2854,18 @@
               <w:pStyle w:val="Normal"/>
               <w:widowControl w:val="false"/>
               <w:spacing w:before="29" w:after="0"/>
-              <w:ind w:left="283" w:hanging="0"/>
-              <w:rPr>
-                <w:sz w:val="18"/>
-                <w:szCs w:val="18"/>
-              </w:rPr>
-            </w:pPr>
-            <w:r>
-              <w:rPr>
-                <w:sz w:val="18"/>
-                <w:szCs w:val="18"/>
-              </w:rPr>
-              <w:t>2</w:t>
-            </w:r>
-            <w:r>
-              <w:rPr>
-                <w:sz w:val="18"/>
-                <w:szCs w:val="18"/>
-              </w:rPr>
-              <w:t>8</w:t>
-            </w:r>
-            <w:r>
-              <w:rPr>
-                <w:sz w:val="18"/>
-                <w:szCs w:val="18"/>
-              </w:rPr>
-              <w:t>,00</w:t>
+              <w:ind w:hanging="0" w:start="283"/>
+              <w:rPr>
+                <w:sz w:val="18"/>
+                <w:szCs w:val="18"/>
+              </w:rPr>
+            </w:pPr>
+            <w:r>
+              <w:rPr>
+                <w:sz w:val="18"/>
+                <w:szCs w:val="18"/>
+              </w:rPr>
+              <w:t>28,00</w:t>
             </w:r>
           </w:p>
         </w:tc>
@@ -2901,8 +2889,8 @@
           <w:tcPr>
             <w:tcW w:w="6307" w:type="dxa"/>
             <w:tcBorders>
-              <w:left w:val="single" w:sz="4" w:space="0" w:color="000000"/>
-              <w:right w:val="single" w:sz="4" w:space="0" w:color="000000"/>
+              <w:start w:val="single" w:sz="4" w:space="0" w:color="000000"/>
+              <w:end w:val="single" w:sz="4" w:space="0" w:color="000000"/>
             </w:tcBorders>
           </w:tcPr>
           <w:p>
@@ -2910,7 +2898,7 @@
               <w:pStyle w:val="Normal"/>
               <w:widowControl w:val="false"/>
               <w:spacing w:before="29" w:after="0"/>
-              <w:ind w:left="210" w:hanging="0"/>
+              <w:ind w:hanging="0" w:start="210"/>
               <w:rPr>
                 <w:sz w:val="18"/>
                 <w:szCs w:val="18"/>
@@ -2949,8 +2937,8 @@
           <w:tcPr>
             <w:tcW w:w="965" w:type="dxa"/>
             <w:tcBorders>
-              <w:left w:val="single" w:sz="4" w:space="0" w:color="000000"/>
-              <w:right w:val="single" w:sz="4" w:space="0" w:color="000000"/>
+              <w:start w:val="single" w:sz="4" w:space="0" w:color="000000"/>
+              <w:end w:val="single" w:sz="4" w:space="0" w:color="000000"/>
             </w:tcBorders>
           </w:tcPr>
           <w:p>
@@ -2958,32 +2946,18 @@
               <w:pStyle w:val="Normal"/>
               <w:widowControl w:val="false"/>
               <w:spacing w:before="29" w:after="0"/>
-              <w:ind w:left="283" w:hanging="0"/>
-              <w:rPr>
-                <w:sz w:val="18"/>
-                <w:szCs w:val="18"/>
-              </w:rPr>
-            </w:pPr>
-            <w:r>
-              <w:rPr>
-                <w:sz w:val="18"/>
-                <w:szCs w:val="18"/>
-              </w:rPr>
-              <w:t>2</w:t>
-            </w:r>
-            <w:r>
-              <w:rPr>
-                <w:sz w:val="18"/>
-                <w:szCs w:val="18"/>
-              </w:rPr>
-              <w:t>8</w:t>
-            </w:r>
-            <w:r>
-              <w:rPr>
-                <w:sz w:val="18"/>
-                <w:szCs w:val="18"/>
-              </w:rPr>
-              <w:t>,00</w:t>
+              <w:ind w:hanging="0" w:start="283"/>
+              <w:rPr>
+                <w:sz w:val="18"/>
+                <w:szCs w:val="18"/>
+              </w:rPr>
+            </w:pPr>
+            <w:r>
+              <w:rPr>
+                <w:sz w:val="18"/>
+                <w:szCs w:val="18"/>
+              </w:rPr>
+              <w:t>28,00</w:t>
             </w:r>
           </w:p>
         </w:tc>
@@ -2996,8 +2970,8 @@
           <w:tcPr>
             <w:tcW w:w="6320" w:type="dxa"/>
             <w:tcBorders>
-              <w:left w:val="single" w:sz="4" w:space="0" w:color="000000"/>
-              <w:right w:val="single" w:sz="4" w:space="0" w:color="000000"/>
+              <w:start w:val="single" w:sz="4" w:space="0" w:color="000000"/>
+              <w:end w:val="single" w:sz="4" w:space="0" w:color="000000"/>
             </w:tcBorders>
           </w:tcPr>
           <w:p>
@@ -3005,7 +2979,7 @@
               <w:pStyle w:val="Normal"/>
               <w:widowControl w:val="false"/>
               <w:spacing w:before="24" w:after="0"/>
-              <w:ind w:left="209" w:hanging="0"/>
+              <w:ind w:hanging="0" w:start="209"/>
               <w:rPr>
                 <w:sz w:val="18"/>
                 <w:szCs w:val="18"/>
@@ -3067,8 +3041,8 @@
           <w:tcPr>
             <w:tcW w:w="970" w:type="dxa"/>
             <w:tcBorders>
-              <w:left w:val="single" w:sz="4" w:space="0" w:color="000000"/>
-              <w:right w:val="single" w:sz="4" w:space="0" w:color="000000"/>
+              <w:start w:val="single" w:sz="4" w:space="0" w:color="000000"/>
+              <w:end w:val="single" w:sz="4" w:space="0" w:color="000000"/>
             </w:tcBorders>
           </w:tcPr>
           <w:p>
@@ -3076,25 +3050,18 @@
               <w:pStyle w:val="Normal"/>
               <w:widowControl w:val="false"/>
               <w:spacing w:before="22" w:after="0"/>
-              <w:ind w:left="373" w:hanging="0"/>
-              <w:rPr>
-                <w:sz w:val="18"/>
-                <w:szCs w:val="18"/>
-              </w:rPr>
-            </w:pPr>
-            <w:r>
-              <w:rPr>
-                <w:sz w:val="18"/>
-                <w:szCs w:val="18"/>
-              </w:rPr>
-              <w:t>6</w:t>
-            </w:r>
-            <w:r>
-              <w:rPr>
-                <w:sz w:val="18"/>
-                <w:szCs w:val="18"/>
-              </w:rPr>
-              <w:t>,00</w:t>
+              <w:ind w:hanging="0" w:start="373"/>
+              <w:rPr>
+                <w:sz w:val="18"/>
+                <w:szCs w:val="18"/>
+              </w:rPr>
+            </w:pPr>
+            <w:r>
+              <w:rPr>
+                <w:sz w:val="18"/>
+                <w:szCs w:val="18"/>
+              </w:rPr>
+              <w:t>6,00</w:t>
             </w:r>
           </w:p>
         </w:tc>
@@ -3118,8 +3085,8 @@
           <w:tcPr>
             <w:tcW w:w="6307" w:type="dxa"/>
             <w:tcBorders>
-              <w:left w:val="single" w:sz="4" w:space="0" w:color="000000"/>
-              <w:right w:val="single" w:sz="4" w:space="0" w:color="000000"/>
+              <w:start w:val="single" w:sz="4" w:space="0" w:color="000000"/>
+              <w:end w:val="single" w:sz="4" w:space="0" w:color="000000"/>
             </w:tcBorders>
           </w:tcPr>
           <w:p>
@@ -3127,7 +3094,7 @@
               <w:pStyle w:val="Normal"/>
               <w:widowControl w:val="false"/>
               <w:spacing w:before="22" w:after="0"/>
-              <w:ind w:left="210" w:hanging="0"/>
+              <w:ind w:hanging="0" w:start="210"/>
               <w:rPr>
                 <w:sz w:val="18"/>
                 <w:szCs w:val="18"/>
@@ -3166,8 +3133,8 @@
           <w:tcPr>
             <w:tcW w:w="965" w:type="dxa"/>
             <w:tcBorders>
-              <w:left w:val="single" w:sz="4" w:space="0" w:color="000000"/>
-              <w:right w:val="single" w:sz="4" w:space="0" w:color="000000"/>
+              <w:start w:val="single" w:sz="4" w:space="0" w:color="000000"/>
+              <w:end w:val="single" w:sz="4" w:space="0" w:color="000000"/>
             </w:tcBorders>
           </w:tcPr>
           <w:p>
@@ -3175,25 +3142,18 @@
               <w:pStyle w:val="Normal"/>
               <w:widowControl w:val="false"/>
               <w:spacing w:before="22" w:after="0"/>
-              <w:ind w:left="372" w:hanging="0"/>
-              <w:rPr>
-                <w:sz w:val="18"/>
-                <w:szCs w:val="18"/>
-              </w:rPr>
-            </w:pPr>
-            <w:r>
-              <w:rPr>
-                <w:sz w:val="18"/>
-                <w:szCs w:val="18"/>
-              </w:rPr>
-              <w:t>6</w:t>
-            </w:r>
-            <w:r>
-              <w:rPr>
-                <w:sz w:val="18"/>
-                <w:szCs w:val="18"/>
-              </w:rPr>
-              <w:t>,00</w:t>
+              <w:ind w:hanging="0" w:start="372"/>
+              <w:rPr>
+                <w:sz w:val="18"/>
+                <w:szCs w:val="18"/>
+              </w:rPr>
+            </w:pPr>
+            <w:r>
+              <w:rPr>
+                <w:sz w:val="18"/>
+                <w:szCs w:val="18"/>
+              </w:rPr>
+              <w:t>6,00</w:t>
             </w:r>
           </w:p>
         </w:tc>
@@ -3206,8 +3166,8 @@
           <w:tcPr>
             <w:tcW w:w="6320" w:type="dxa"/>
             <w:tcBorders>
-              <w:left w:val="single" w:sz="4" w:space="0" w:color="000000"/>
-              <w:right w:val="single" w:sz="4" w:space="0" w:color="000000"/>
+              <w:start w:val="single" w:sz="4" w:space="0" w:color="000000"/>
+              <w:end w:val="single" w:sz="4" w:space="0" w:color="000000"/>
             </w:tcBorders>
           </w:tcPr>
           <w:p>
@@ -3232,8 +3192,8 @@
           <w:tcPr>
             <w:tcW w:w="970" w:type="dxa"/>
             <w:tcBorders>
-              <w:left w:val="single" w:sz="4" w:space="0" w:color="000000"/>
-              <w:right w:val="single" w:sz="4" w:space="0" w:color="000000"/>
+              <w:start w:val="single" w:sz="4" w:space="0" w:color="000000"/>
+              <w:end w:val="single" w:sz="4" w:space="0" w:color="000000"/>
             </w:tcBorders>
           </w:tcPr>
           <w:p>
@@ -3274,8 +3234,8 @@
           <w:tcPr>
             <w:tcW w:w="6307" w:type="dxa"/>
             <w:tcBorders>
-              <w:left w:val="single" w:sz="4" w:space="0" w:color="000000"/>
-              <w:right w:val="single" w:sz="4" w:space="0" w:color="000000"/>
+              <w:start w:val="single" w:sz="4" w:space="0" w:color="000000"/>
+              <w:end w:val="single" w:sz="4" w:space="0" w:color="000000"/>
             </w:tcBorders>
           </w:tcPr>
           <w:p>
@@ -3302,8 +3262,8 @@
           <w:tcPr>
             <w:tcW w:w="965" w:type="dxa"/>
             <w:tcBorders>
-              <w:left w:val="single" w:sz="4" w:space="0" w:color="000000"/>
-              <w:right w:val="single" w:sz="4" w:space="0" w:color="000000"/>
+              <w:start w:val="single" w:sz="4" w:space="0" w:color="000000"/>
+              <w:end w:val="single" w:sz="4" w:space="0" w:color="000000"/>
             </w:tcBorders>
           </w:tcPr>
           <w:p>
@@ -3335,8 +3295,8 @@
           <w:tcPr>
             <w:tcW w:w="6320" w:type="dxa"/>
             <w:tcBorders>
-              <w:left w:val="single" w:sz="4" w:space="0" w:color="000000"/>
-              <w:right w:val="single" w:sz="4" w:space="0" w:color="000000"/>
+              <w:start w:val="single" w:sz="4" w:space="0" w:color="000000"/>
+              <w:end w:val="single" w:sz="4" w:space="0" w:color="000000"/>
             </w:tcBorders>
           </w:tcPr>
           <w:p>
@@ -3344,7 +3304,7 @@
               <w:pStyle w:val="Normal"/>
               <w:widowControl w:val="false"/>
               <w:spacing w:before="24" w:after="0"/>
-              <w:ind w:left="209" w:hanging="0"/>
+              <w:ind w:hanging="0" w:start="209"/>
               <w:rPr>
                 <w:sz w:val="18"/>
                 <w:szCs w:val="18"/>
@@ -3362,8 +3322,8 @@
           <w:tcPr>
             <w:tcW w:w="970" w:type="dxa"/>
             <w:tcBorders>
-              <w:left w:val="single" w:sz="4" w:space="0" w:color="000000"/>
-              <w:right w:val="single" w:sz="4" w:space="0" w:color="000000"/>
+              <w:start w:val="single" w:sz="4" w:space="0" w:color="000000"/>
+              <w:end w:val="single" w:sz="4" w:space="0" w:color="000000"/>
             </w:tcBorders>
           </w:tcPr>
           <w:p>
@@ -3371,7 +3331,7 @@
               <w:pStyle w:val="Normal"/>
               <w:widowControl w:val="false"/>
               <w:spacing w:before="22" w:after="0"/>
-              <w:ind w:left="373" w:hanging="0"/>
+              <w:ind w:hanging="0" w:start="373"/>
               <w:rPr>
                 <w:sz w:val="18"/>
                 <w:szCs w:val="18"/>
@@ -3405,8 +3365,8 @@
           <w:tcPr>
             <w:tcW w:w="6307" w:type="dxa"/>
             <w:tcBorders>
-              <w:left w:val="single" w:sz="4" w:space="0" w:color="000000"/>
-              <w:right w:val="single" w:sz="4" w:space="0" w:color="000000"/>
+              <w:start w:val="single" w:sz="4" w:space="0" w:color="000000"/>
+              <w:end w:val="single" w:sz="4" w:space="0" w:color="000000"/>
             </w:tcBorders>
           </w:tcPr>
           <w:p>
@@ -3414,7 +3374,7 @@
               <w:pStyle w:val="Normal"/>
               <w:widowControl w:val="false"/>
               <w:spacing w:before="22" w:after="0"/>
-              <w:ind w:left="210" w:hanging="0"/>
+              <w:ind w:hanging="0" w:start="210"/>
               <w:rPr>
                 <w:sz w:val="18"/>
                 <w:szCs w:val="18"/>
@@ -3434,8 +3394,8 @@
           <w:tcPr>
             <w:tcW w:w="965" w:type="dxa"/>
             <w:tcBorders>
-              <w:left w:val="single" w:sz="4" w:space="0" w:color="000000"/>
-              <w:right w:val="single" w:sz="4" w:space="0" w:color="000000"/>
+              <w:start w:val="single" w:sz="4" w:space="0" w:color="000000"/>
+              <w:end w:val="single" w:sz="4" w:space="0" w:color="000000"/>
             </w:tcBorders>
           </w:tcPr>
           <w:p>
@@ -3443,7 +3403,7 @@
               <w:pStyle w:val="Normal"/>
               <w:widowControl w:val="false"/>
               <w:spacing w:before="22" w:after="0"/>
-              <w:ind w:left="372" w:hanging="0"/>
+              <w:ind w:hanging="0" w:start="372"/>
               <w:rPr>
                 <w:sz w:val="18"/>
                 <w:szCs w:val="18"/>
@@ -3466,8 +3426,8 @@
           <w:tcPr>
             <w:tcW w:w="6320" w:type="dxa"/>
             <w:tcBorders>
-              <w:left w:val="single" w:sz="4" w:space="0" w:color="000000"/>
-              <w:right w:val="single" w:sz="4" w:space="0" w:color="000000"/>
+              <w:start w:val="single" w:sz="4" w:space="0" w:color="000000"/>
+              <w:end w:val="single" w:sz="4" w:space="0" w:color="000000"/>
             </w:tcBorders>
           </w:tcPr>
           <w:p>
@@ -3492,8 +3452,8 @@
           <w:tcPr>
             <w:tcW w:w="970" w:type="dxa"/>
             <w:tcBorders>
-              <w:left w:val="single" w:sz="4" w:space="0" w:color="000000"/>
-              <w:right w:val="single" w:sz="4" w:space="0" w:color="000000"/>
+              <w:start w:val="single" w:sz="4" w:space="0" w:color="000000"/>
+              <w:end w:val="single" w:sz="4" w:space="0" w:color="000000"/>
             </w:tcBorders>
           </w:tcPr>
           <w:p>
@@ -3534,8 +3494,8 @@
           <w:tcPr>
             <w:tcW w:w="6307" w:type="dxa"/>
             <w:tcBorders>
-              <w:left w:val="single" w:sz="4" w:space="0" w:color="000000"/>
-              <w:right w:val="single" w:sz="4" w:space="0" w:color="000000"/>
+              <w:start w:val="single" w:sz="4" w:space="0" w:color="000000"/>
+              <w:end w:val="single" w:sz="4" w:space="0" w:color="000000"/>
             </w:tcBorders>
           </w:tcPr>
           <w:p>
@@ -3562,8 +3522,8 @@
           <w:tcPr>
             <w:tcW w:w="965" w:type="dxa"/>
             <w:tcBorders>
-              <w:left w:val="single" w:sz="4" w:space="0" w:color="000000"/>
-              <w:right w:val="single" w:sz="4" w:space="0" w:color="000000"/>
+              <w:start w:val="single" w:sz="4" w:space="0" w:color="000000"/>
+              <w:end w:val="single" w:sz="4" w:space="0" w:color="000000"/>
             </w:tcBorders>
           </w:tcPr>
           <w:p>
@@ -3595,8 +3555,8 @@
           <w:tcPr>
             <w:tcW w:w="6320" w:type="dxa"/>
             <w:tcBorders>
-              <w:left w:val="single" w:sz="4" w:space="0" w:color="000000"/>
-              <w:right w:val="single" w:sz="4" w:space="0" w:color="000000"/>
+              <w:start w:val="single" w:sz="4" w:space="0" w:color="000000"/>
+              <w:end w:val="single" w:sz="4" w:space="0" w:color="000000"/>
             </w:tcBorders>
           </w:tcPr>
           <w:p>
@@ -3604,7 +3564,7 @@
               <w:pStyle w:val="Normal"/>
               <w:widowControl w:val="false"/>
               <w:spacing w:before="23" w:after="0"/>
-              <w:ind w:left="209" w:hanging="0"/>
+              <w:ind w:hanging="0" w:start="209"/>
               <w:rPr>
                 <w:sz w:val="18"/>
                 <w:szCs w:val="18"/>
@@ -3622,8 +3582,8 @@
           <w:tcPr>
             <w:tcW w:w="970" w:type="dxa"/>
             <w:tcBorders>
-              <w:left w:val="single" w:sz="4" w:space="0" w:color="000000"/>
-              <w:right w:val="single" w:sz="4" w:space="0" w:color="000000"/>
+              <w:start w:val="single" w:sz="4" w:space="0" w:color="000000"/>
+              <w:end w:val="single" w:sz="4" w:space="0" w:color="000000"/>
             </w:tcBorders>
           </w:tcPr>
           <w:p>
@@ -3631,7 +3591,7 @@
               <w:pStyle w:val="Normal"/>
               <w:widowControl w:val="false"/>
               <w:spacing w:before="21" w:after="0"/>
-              <w:ind w:left="373" w:hanging="0"/>
+              <w:ind w:hanging="0" w:start="373"/>
               <w:rPr>
                 <w:sz w:val="18"/>
                 <w:szCs w:val="18"/>
@@ -3665,8 +3625,8 @@
           <w:tcPr>
             <w:tcW w:w="6307" w:type="dxa"/>
             <w:tcBorders>
-              <w:left w:val="single" w:sz="4" w:space="0" w:color="000000"/>
-              <w:right w:val="single" w:sz="4" w:space="0" w:color="000000"/>
+              <w:start w:val="single" w:sz="4" w:space="0" w:color="000000"/>
+              <w:end w:val="single" w:sz="4" w:space="0" w:color="000000"/>
             </w:tcBorders>
           </w:tcPr>
           <w:p>
@@ -3674,7 +3634,7 @@
               <w:pStyle w:val="Normal"/>
               <w:widowControl w:val="false"/>
               <w:spacing w:before="21" w:after="0"/>
-              <w:ind w:left="210" w:right="-26" w:hanging="0"/>
+              <w:ind w:hanging="0" w:start="210" w:end="-26"/>
               <w:rPr>
                 <w:sz w:val="18"/>
                 <w:szCs w:val="18"/>
@@ -3694,8 +3654,8 @@
           <w:tcPr>
             <w:tcW w:w="965" w:type="dxa"/>
             <w:tcBorders>
-              <w:left w:val="single" w:sz="4" w:space="0" w:color="000000"/>
-              <w:right w:val="single" w:sz="4" w:space="0" w:color="000000"/>
+              <w:start w:val="single" w:sz="4" w:space="0" w:color="000000"/>
+              <w:end w:val="single" w:sz="4" w:space="0" w:color="000000"/>
             </w:tcBorders>
           </w:tcPr>
           <w:p>
@@ -3703,7 +3663,7 @@
               <w:pStyle w:val="Normal"/>
               <w:widowControl w:val="false"/>
               <w:spacing w:before="21" w:after="0"/>
-              <w:ind w:left="373" w:hanging="0"/>
+              <w:ind w:hanging="0" w:start="373"/>
               <w:rPr>
                 <w:sz w:val="18"/>
                 <w:szCs w:val="18"/>
@@ -3726,8 +3686,8 @@
           <w:tcPr>
             <w:tcW w:w="6320" w:type="dxa"/>
             <w:tcBorders>
-              <w:left w:val="single" w:sz="4" w:space="0" w:color="000000"/>
-              <w:right w:val="single" w:sz="4" w:space="0" w:color="000000"/>
+              <w:start w:val="single" w:sz="4" w:space="0" w:color="000000"/>
+              <w:end w:val="single" w:sz="4" w:space="0" w:color="000000"/>
             </w:tcBorders>
           </w:tcPr>
           <w:p>
@@ -3751,7 +3711,7 @@
             <w:pPr>
               <w:pStyle w:val="Normal"/>
               <w:widowControl w:val="false"/>
-              <w:ind w:left="209" w:hanging="0"/>
+              <w:ind w:hanging="0" w:start="209"/>
               <w:rPr>
                 <w:sz w:val="18"/>
                 <w:szCs w:val="18"/>
@@ -3771,8 +3731,8 @@
           <w:tcPr>
             <w:tcW w:w="970" w:type="dxa"/>
             <w:tcBorders>
-              <w:left w:val="single" w:sz="4" w:space="0" w:color="000000"/>
-              <w:right w:val="single" w:sz="4" w:space="0" w:color="000000"/>
+              <w:start w:val="single" w:sz="4" w:space="0" w:color="000000"/>
+              <w:end w:val="single" w:sz="4" w:space="0" w:color="000000"/>
             </w:tcBorders>
           </w:tcPr>
           <w:p>
@@ -3806,8 +3766,8 @@
           <w:tcPr>
             <w:tcW w:w="6307" w:type="dxa"/>
             <w:tcBorders>
-              <w:left w:val="single" w:sz="4" w:space="0" w:color="000000"/>
-              <w:right w:val="single" w:sz="4" w:space="0" w:color="000000"/>
+              <w:start w:val="single" w:sz="4" w:space="0" w:color="000000"/>
+              <w:end w:val="single" w:sz="4" w:space="0" w:color="000000"/>
             </w:tcBorders>
           </w:tcPr>
           <w:p>
@@ -3831,7 +3791,7 @@
             <w:pPr>
               <w:pStyle w:val="Normal"/>
               <w:widowControl w:val="false"/>
-              <w:ind w:left="210" w:hanging="0"/>
+              <w:ind w:hanging="0" w:start="210"/>
               <w:rPr>
                 <w:sz w:val="18"/>
                 <w:szCs w:val="18"/>
@@ -3852,8 +3812,8 @@
           <w:tcPr>
             <w:tcW w:w="965" w:type="dxa"/>
             <w:tcBorders>
-              <w:left w:val="single" w:sz="4" w:space="0" w:color="000000"/>
-              <w:right w:val="single" w:sz="4" w:space="0" w:color="000000"/>
+              <w:start w:val="single" w:sz="4" w:space="0" w:color="000000"/>
+              <w:end w:val="single" w:sz="4" w:space="0" w:color="000000"/>
             </w:tcBorders>
           </w:tcPr>
           <w:p>
@@ -3876,8 +3836,8 @@
           <w:tcPr>
             <w:tcW w:w="6320" w:type="dxa"/>
             <w:tcBorders>
-              <w:left w:val="single" w:sz="4" w:space="0" w:color="000000"/>
-              <w:right w:val="single" w:sz="4" w:space="0" w:color="000000"/>
+              <w:start w:val="single" w:sz="4" w:space="0" w:color="000000"/>
+              <w:end w:val="single" w:sz="4" w:space="0" w:color="000000"/>
             </w:tcBorders>
           </w:tcPr>
           <w:p>
@@ -3885,7 +3845,7 @@
               <w:pStyle w:val="Normal"/>
               <w:widowControl w:val="false"/>
               <w:spacing w:before="30" w:after="0"/>
-              <w:ind w:left="209" w:hanging="0"/>
+              <w:ind w:hanging="0" w:start="209"/>
               <w:rPr>
                 <w:sz w:val="18"/>
                 <w:szCs w:val="18"/>
@@ -3974,8 +3934,8 @@
           <w:tcPr>
             <w:tcW w:w="970" w:type="dxa"/>
             <w:tcBorders>
-              <w:left w:val="single" w:sz="4" w:space="0" w:color="000000"/>
-              <w:right w:val="single" w:sz="4" w:space="0" w:color="000000"/>
+              <w:start w:val="single" w:sz="4" w:space="0" w:color="000000"/>
+              <w:end w:val="single" w:sz="4" w:space="0" w:color="000000"/>
             </w:tcBorders>
           </w:tcPr>
           <w:p>
@@ -3983,7 +3943,7 @@
               <w:pStyle w:val="Normal"/>
               <w:widowControl w:val="false"/>
               <w:spacing w:before="28" w:after="0"/>
-              <w:ind w:left="283" w:hanging="0"/>
+              <w:ind w:hanging="0" w:start="283"/>
               <w:rPr>
                 <w:sz w:val="18"/>
                 <w:szCs w:val="18"/>
@@ -4019,8 +3979,8 @@
           <w:tcPr>
             <w:tcW w:w="6307" w:type="dxa"/>
             <w:tcBorders>
-              <w:left w:val="single" w:sz="4" w:space="0" w:color="000000"/>
-              <w:right w:val="single" w:sz="4" w:space="0" w:color="000000"/>
+              <w:start w:val="single" w:sz="4" w:space="0" w:color="000000"/>
+              <w:end w:val="single" w:sz="4" w:space="0" w:color="000000"/>
             </w:tcBorders>
           </w:tcPr>
           <w:p>
@@ -4028,7 +3988,7 @@
               <w:pStyle w:val="Normal"/>
               <w:widowControl w:val="false"/>
               <w:spacing w:before="28" w:after="0"/>
-              <w:ind w:left="210" w:hanging="0"/>
+              <w:ind w:hanging="0" w:start="210"/>
               <w:rPr>
                 <w:sz w:val="18"/>
                 <w:szCs w:val="18"/>
@@ -4133,8 +4093,8 @@
           <w:tcPr>
             <w:tcW w:w="965" w:type="dxa"/>
             <w:tcBorders>
-              <w:left w:val="single" w:sz="4" w:space="0" w:color="000000"/>
-              <w:right w:val="single" w:sz="4" w:space="0" w:color="000000"/>
+              <w:start w:val="single" w:sz="4" w:space="0" w:color="000000"/>
+              <w:end w:val="single" w:sz="4" w:space="0" w:color="000000"/>
             </w:tcBorders>
           </w:tcPr>
           <w:p>
@@ -4142,7 +4102,7 @@
               <w:pStyle w:val="Normal"/>
               <w:widowControl w:val="false"/>
               <w:spacing w:before="28" w:after="0"/>
-              <w:ind w:left="283" w:hanging="0"/>
+              <w:ind w:hanging="0" w:start="283"/>
               <w:rPr>
                 <w:sz w:val="18"/>
                 <w:szCs w:val="18"/>
@@ -4167,8 +4127,8 @@
           <w:tcPr>
             <w:tcW w:w="6320" w:type="dxa"/>
             <w:tcBorders>
-              <w:left w:val="single" w:sz="4" w:space="0" w:color="000000"/>
-              <w:right w:val="single" w:sz="4" w:space="0" w:color="000000"/>
+              <w:start w:val="single" w:sz="4" w:space="0" w:color="000000"/>
+              <w:end w:val="single" w:sz="4" w:space="0" w:color="000000"/>
             </w:tcBorders>
           </w:tcPr>
           <w:p>
@@ -4176,7 +4136,7 @@
               <w:pStyle w:val="Normal"/>
               <w:widowControl w:val="false"/>
               <w:spacing w:before="24" w:after="0"/>
-              <w:ind w:left="209" w:hanging="0"/>
+              <w:ind w:hanging="0" w:start="209"/>
               <w:rPr>
                 <w:sz w:val="18"/>
                 <w:szCs w:val="18"/>
@@ -4257,8 +4217,8 @@
           <w:tcPr>
             <w:tcW w:w="970" w:type="dxa"/>
             <w:tcBorders>
-              <w:left w:val="single" w:sz="4" w:space="0" w:color="000000"/>
-              <w:right w:val="single" w:sz="4" w:space="0" w:color="000000"/>
+              <w:start w:val="single" w:sz="4" w:space="0" w:color="000000"/>
+              <w:end w:val="single" w:sz="4" w:space="0" w:color="000000"/>
             </w:tcBorders>
           </w:tcPr>
           <w:p>
@@ -4266,7 +4226,7 @@
               <w:pStyle w:val="Normal"/>
               <w:widowControl w:val="false"/>
               <w:spacing w:before="22" w:after="0"/>
-              <w:ind w:left="373" w:hanging="0"/>
+              <w:ind w:hanging="0" w:start="373"/>
               <w:rPr>
                 <w:sz w:val="18"/>
                 <w:szCs w:val="18"/>
@@ -4302,8 +4262,8 @@
           <w:tcPr>
             <w:tcW w:w="6307" w:type="dxa"/>
             <w:tcBorders>
-              <w:left w:val="single" w:sz="4" w:space="0" w:color="000000"/>
-              <w:right w:val="single" w:sz="4" w:space="0" w:color="000000"/>
+              <w:start w:val="single" w:sz="4" w:space="0" w:color="000000"/>
+              <w:end w:val="single" w:sz="4" w:space="0" w:color="000000"/>
             </w:tcBorders>
           </w:tcPr>
           <w:p>
@@ -4311,7 +4271,7 @@
               <w:pStyle w:val="Normal"/>
               <w:widowControl w:val="false"/>
               <w:spacing w:before="22" w:after="0"/>
-              <w:ind w:left="210" w:hanging="0"/>
+              <w:ind w:hanging="0" w:start="210"/>
               <w:rPr>
                 <w:sz w:val="18"/>
                 <w:szCs w:val="18"/>
@@ -4382,8 +4342,8 @@
           <w:tcPr>
             <w:tcW w:w="965" w:type="dxa"/>
             <w:tcBorders>
-              <w:left w:val="single" w:sz="4" w:space="0" w:color="000000"/>
-              <w:right w:val="single" w:sz="4" w:space="0" w:color="000000"/>
+              <w:start w:val="single" w:sz="4" w:space="0" w:color="000000"/>
+              <w:end w:val="single" w:sz="4" w:space="0" w:color="000000"/>
             </w:tcBorders>
           </w:tcPr>
           <w:p>
@@ -4391,7 +4351,7 @@
               <w:pStyle w:val="Normal"/>
               <w:widowControl w:val="false"/>
               <w:spacing w:before="22" w:after="0"/>
-              <w:ind w:left="372" w:hanging="0"/>
+              <w:ind w:hanging="0" w:start="372"/>
               <w:rPr>
                 <w:sz w:val="18"/>
                 <w:szCs w:val="18"/>
@@ -4416,8 +4376,8 @@
           <w:tcPr>
             <w:tcW w:w="6320" w:type="dxa"/>
             <w:tcBorders>
-              <w:left w:val="single" w:sz="4" w:space="0" w:color="000000"/>
-              <w:right w:val="single" w:sz="4" w:space="0" w:color="000000"/>
+              <w:start w:val="single" w:sz="4" w:space="0" w:color="000000"/>
+              <w:end w:val="single" w:sz="4" w:space="0" w:color="000000"/>
             </w:tcBorders>
           </w:tcPr>
           <w:p>
@@ -4441,7 +4401,7 @@
             <w:pPr>
               <w:pStyle w:val="Normal"/>
               <w:widowControl w:val="false"/>
-              <w:ind w:left="209" w:hanging="0"/>
+              <w:ind w:hanging="0" w:start="209"/>
               <w:rPr>
                 <w:sz w:val="18"/>
                 <w:szCs w:val="18"/>
@@ -4475,8 +4435,8 @@
           <w:tcPr>
             <w:tcW w:w="970" w:type="dxa"/>
             <w:tcBorders>
-              <w:left w:val="single" w:sz="4" w:space="0" w:color="000000"/>
-              <w:right w:val="single" w:sz="4" w:space="0" w:color="000000"/>
+              <w:start w:val="single" w:sz="4" w:space="0" w:color="000000"/>
+              <w:end w:val="single" w:sz="4" w:space="0" w:color="000000"/>
             </w:tcBorders>
           </w:tcPr>
           <w:p>
@@ -4500,7 +4460,7 @@
             <w:pPr>
               <w:pStyle w:val="Normal"/>
               <w:widowControl w:val="false"/>
-              <w:ind w:left="283" w:hanging="0"/>
+              <w:ind w:hanging="0" w:start="283"/>
               <w:rPr>
                 <w:sz w:val="18"/>
                 <w:szCs w:val="18"/>
@@ -4535,8 +4495,8 @@
           <w:tcPr>
             <w:tcW w:w="6307" w:type="dxa"/>
             <w:tcBorders>
-              <w:left w:val="single" w:sz="4" w:space="0" w:color="000000"/>
-              <w:right w:val="single" w:sz="4" w:space="0" w:color="000000"/>
+              <w:start w:val="single" w:sz="4" w:space="0" w:color="000000"/>
+              <w:end w:val="single" w:sz="4" w:space="0" w:color="000000"/>
             </w:tcBorders>
           </w:tcPr>
           <w:p>
@@ -4560,7 +4520,7 @@
             <w:pPr>
               <w:pStyle w:val="Normal"/>
               <w:widowControl w:val="false"/>
-              <w:ind w:left="210" w:hanging="0"/>
+              <w:ind w:hanging="0" w:start="210"/>
               <w:rPr>
                 <w:sz w:val="18"/>
                 <w:szCs w:val="18"/>
@@ -4605,8 +4565,8 @@
           <w:tcPr>
             <w:tcW w:w="965" w:type="dxa"/>
             <w:tcBorders>
-              <w:left w:val="single" w:sz="4" w:space="0" w:color="000000"/>
-              <w:right w:val="single" w:sz="4" w:space="0" w:color="000000"/>
+              <w:start w:val="single" w:sz="4" w:space="0" w:color="000000"/>
+              <w:end w:val="single" w:sz="4" w:space="0" w:color="000000"/>
             </w:tcBorders>
           </w:tcPr>
           <w:p>
@@ -4630,7 +4590,7 @@
             <w:pPr>
               <w:pStyle w:val="Normal"/>
               <w:widowControl w:val="false"/>
-              <w:ind w:left="283" w:hanging="0"/>
+              <w:ind w:hanging="0" w:start="283"/>
               <w:rPr>
                 <w:sz w:val="18"/>
                 <w:szCs w:val="18"/>
@@ -4655,8 +4615,8 @@
           <w:tcPr>
             <w:tcW w:w="6320" w:type="dxa"/>
             <w:tcBorders>
-              <w:left w:val="single" w:sz="4" w:space="0" w:color="000000"/>
-              <w:right w:val="single" w:sz="4" w:space="0" w:color="000000"/>
+              <w:start w:val="single" w:sz="4" w:space="0" w:color="000000"/>
+              <w:end w:val="single" w:sz="4" w:space="0" w:color="000000"/>
             </w:tcBorders>
           </w:tcPr>
           <w:p>
@@ -4664,7 +4624,7 @@
               <w:pStyle w:val="Normal"/>
               <w:widowControl w:val="false"/>
               <w:spacing w:before="30" w:after="0"/>
-              <w:ind w:left="209" w:hanging="0"/>
+              <w:ind w:hanging="0" w:start="209"/>
               <w:rPr>
                 <w:sz w:val="18"/>
                 <w:szCs w:val="18"/>
@@ -4692,8 +4652,8 @@
           <w:tcPr>
             <w:tcW w:w="970" w:type="dxa"/>
             <w:tcBorders>
-              <w:left w:val="single" w:sz="4" w:space="0" w:color="000000"/>
-              <w:right w:val="single" w:sz="4" w:space="0" w:color="000000"/>
+              <w:start w:val="single" w:sz="4" w:space="0" w:color="000000"/>
+              <w:end w:val="single" w:sz="4" w:space="0" w:color="000000"/>
             </w:tcBorders>
           </w:tcPr>
           <w:p>
@@ -4701,7 +4661,7 @@
               <w:pStyle w:val="Normal"/>
               <w:widowControl w:val="false"/>
               <w:spacing w:before="28" w:after="0"/>
-              <w:ind w:left="373" w:hanging="0"/>
+              <w:ind w:hanging="0" w:start="373"/>
               <w:rPr>
                 <w:sz w:val="18"/>
                 <w:szCs w:val="18"/>
@@ -4737,8 +4697,8 @@
           <w:tcPr>
             <w:tcW w:w="6307" w:type="dxa"/>
             <w:tcBorders>
-              <w:left w:val="single" w:sz="4" w:space="0" w:color="000000"/>
-              <w:right w:val="single" w:sz="4" w:space="0" w:color="000000"/>
+              <w:start w:val="single" w:sz="4" w:space="0" w:color="000000"/>
+              <w:end w:val="single" w:sz="4" w:space="0" w:color="000000"/>
             </w:tcBorders>
           </w:tcPr>
           <w:p>
@@ -4746,7 +4706,7 @@
               <w:pStyle w:val="Normal"/>
               <w:widowControl w:val="false"/>
               <w:spacing w:before="28" w:after="0"/>
-              <w:ind w:left="210" w:hanging="0"/>
+              <w:ind w:hanging="0" w:start="210"/>
               <w:rPr>
                 <w:sz w:val="18"/>
                 <w:szCs w:val="18"/>
@@ -4800,8 +4760,8 @@
           <w:tcPr>
             <w:tcW w:w="965" w:type="dxa"/>
             <w:tcBorders>
-              <w:left w:val="single" w:sz="4" w:space="0" w:color="000000"/>
-              <w:right w:val="single" w:sz="4" w:space="0" w:color="000000"/>
+              <w:start w:val="single" w:sz="4" w:space="0" w:color="000000"/>
+              <w:end w:val="single" w:sz="4" w:space="0" w:color="000000"/>
             </w:tcBorders>
           </w:tcPr>
           <w:p>
@@ -4809,7 +4769,7 @@
               <w:pStyle w:val="Normal"/>
               <w:widowControl w:val="false"/>
               <w:spacing w:before="28" w:after="0"/>
-              <w:ind w:left="372" w:hanging="0"/>
+              <w:ind w:hanging="0" w:start="372"/>
               <w:rPr>
                 <w:sz w:val="18"/>
                 <w:szCs w:val="18"/>
@@ -4834,8 +4794,8 @@
           <w:tcPr>
             <w:tcW w:w="6320" w:type="dxa"/>
             <w:tcBorders>
-              <w:left w:val="single" w:sz="4" w:space="0" w:color="000000"/>
-              <w:right w:val="single" w:sz="4" w:space="0" w:color="000000"/>
+              <w:start w:val="single" w:sz="4" w:space="0" w:color="000000"/>
+              <w:end w:val="single" w:sz="4" w:space="0" w:color="000000"/>
             </w:tcBorders>
           </w:tcPr>
           <w:p>
@@ -4859,7 +4819,7 @@
             <w:pPr>
               <w:pStyle w:val="Normal"/>
               <w:widowControl w:val="false"/>
-              <w:ind w:left="221" w:hanging="0"/>
+              <w:ind w:hanging="0" w:start="221"/>
               <w:rPr>
                 <w:sz w:val="18"/>
                 <w:szCs w:val="18"/>
@@ -4913,8 +4873,8 @@
           <w:tcPr>
             <w:tcW w:w="970" w:type="dxa"/>
             <w:tcBorders>
-              <w:left w:val="single" w:sz="4" w:space="0" w:color="000000"/>
-              <w:right w:val="single" w:sz="4" w:space="0" w:color="000000"/>
+              <w:start w:val="single" w:sz="4" w:space="0" w:color="000000"/>
+              <w:end w:val="single" w:sz="4" w:space="0" w:color="000000"/>
             </w:tcBorders>
           </w:tcPr>
           <w:p>
@@ -4938,7 +4898,7 @@
             <w:pPr>
               <w:pStyle w:val="Normal"/>
               <w:widowControl w:val="false"/>
-              <w:ind w:left="284" w:hanging="0"/>
+              <w:ind w:hanging="0" w:start="284"/>
               <w:rPr>
                 <w:sz w:val="18"/>
                 <w:szCs w:val="18"/>
@@ -4974,8 +4934,8 @@
           <w:tcPr>
             <w:tcW w:w="6307" w:type="dxa"/>
             <w:tcBorders>
-              <w:left w:val="single" w:sz="4" w:space="0" w:color="000000"/>
-              <w:right w:val="single" w:sz="4" w:space="0" w:color="000000"/>
+              <w:start w:val="single" w:sz="4" w:space="0" w:color="000000"/>
+              <w:end w:val="single" w:sz="4" w:space="0" w:color="000000"/>
             </w:tcBorders>
           </w:tcPr>
           <w:p>
@@ -5001,7 +4961,7 @@
             <w:pPr>
               <w:pStyle w:val="Normal"/>
               <w:widowControl w:val="false"/>
-              <w:ind w:left="210" w:hanging="0"/>
+              <w:ind w:hanging="0" w:start="210"/>
               <w:rPr>
                 <w:sz w:val="18"/>
                 <w:szCs w:val="18"/>
@@ -5059,8 +5019,8 @@
           <w:tcPr>
             <w:tcW w:w="965" w:type="dxa"/>
             <w:tcBorders>
-              <w:left w:val="single" w:sz="4" w:space="0" w:color="000000"/>
-              <w:right w:val="single" w:sz="4" w:space="0" w:color="000000"/>
+              <w:start w:val="single" w:sz="4" w:space="0" w:color="000000"/>
+              <w:end w:val="single" w:sz="4" w:space="0" w:color="000000"/>
             </w:tcBorders>
           </w:tcPr>
           <w:p>
@@ -5086,7 +5046,7 @@
             <w:pPr>
               <w:pStyle w:val="Normal"/>
               <w:widowControl w:val="false"/>
-              <w:ind w:left="283" w:hanging="0"/>
+              <w:ind w:hanging="0" w:start="283"/>
               <w:rPr>
                 <w:sz w:val="18"/>
                 <w:szCs w:val="18"/>
@@ -5111,9 +5071,9 @@
           <w:tcPr>
             <w:tcW w:w="6320" w:type="dxa"/>
             <w:tcBorders>
-              <w:left w:val="single" w:sz="4" w:space="0" w:color="000000"/>
+              <w:start w:val="single" w:sz="4" w:space="0" w:color="000000"/>
               <w:bottom w:val="single" w:sz="4" w:space="0" w:color="000000"/>
-              <w:right w:val="single" w:sz="4" w:space="0" w:color="000000"/>
+              <w:end w:val="single" w:sz="4" w:space="0" w:color="000000"/>
             </w:tcBorders>
           </w:tcPr>
           <w:p>
@@ -5121,7 +5081,7 @@
               <w:pStyle w:val="Normal"/>
               <w:widowControl w:val="false"/>
               <w:spacing w:before="23" w:after="0"/>
-              <w:ind w:left="221" w:hanging="0"/>
+              <w:ind w:hanging="0" w:start="221"/>
               <w:rPr>
                 <w:sz w:val="18"/>
                 <w:szCs w:val="18"/>
@@ -5201,9 +5161,9 @@
           <w:tcPr>
             <w:tcW w:w="970" w:type="dxa"/>
             <w:tcBorders>
-              <w:left w:val="single" w:sz="4" w:space="0" w:color="000000"/>
+              <w:start w:val="single" w:sz="4" w:space="0" w:color="000000"/>
               <w:bottom w:val="single" w:sz="4" w:space="0" w:color="000000"/>
-              <w:right w:val="single" w:sz="4" w:space="0" w:color="000000"/>
+              <w:end w:val="single" w:sz="4" w:space="0" w:color="000000"/>
             </w:tcBorders>
           </w:tcPr>
           <w:p>
@@ -5211,7 +5171,7 @@
               <w:pStyle w:val="Normal"/>
               <w:widowControl w:val="false"/>
               <w:spacing w:before="21" w:after="0"/>
-              <w:ind w:left="373" w:hanging="0"/>
+              <w:ind w:hanging="0" w:start="373"/>
               <w:rPr>
                 <w:sz w:val="18"/>
                 <w:szCs w:val="18"/>
@@ -5247,9 +5207,9 @@
           <w:tcPr>
             <w:tcW w:w="6307" w:type="dxa"/>
             <w:tcBorders>
-              <w:left w:val="single" w:sz="4" w:space="0" w:color="000000"/>
+              <w:start w:val="single" w:sz="4" w:space="0" w:color="000000"/>
               <w:bottom w:val="single" w:sz="4" w:space="0" w:color="000000"/>
-              <w:right w:val="single" w:sz="4" w:space="0" w:color="000000"/>
+              <w:end w:val="single" w:sz="4" w:space="0" w:color="000000"/>
             </w:tcBorders>
           </w:tcPr>
           <w:p>
@@ -5257,7 +5217,7 @@
               <w:pStyle w:val="Normal"/>
               <w:widowControl w:val="false"/>
               <w:spacing w:before="21" w:after="0"/>
-              <w:ind w:left="210" w:hanging="0"/>
+              <w:ind w:hanging="0" w:start="210"/>
               <w:rPr>
                 <w:sz w:val="18"/>
                 <w:szCs w:val="18"/>
@@ -5315,9 +5275,9 @@
           <w:tcPr>
             <w:tcW w:w="965" w:type="dxa"/>
             <w:tcBorders>
-              <w:left w:val="single" w:sz="4" w:space="0" w:color="000000"/>
+              <w:start w:val="single" w:sz="4" w:space="0" w:color="000000"/>
               <w:bottom w:val="single" w:sz="4" w:space="0" w:color="000000"/>
-              <w:right w:val="single" w:sz="4" w:space="0" w:color="000000"/>
+              <w:end w:val="single" w:sz="4" w:space="0" w:color="000000"/>
             </w:tcBorders>
           </w:tcPr>
           <w:p>
@@ -5325,7 +5285,7 @@
               <w:pStyle w:val="Normal"/>
               <w:widowControl w:val="false"/>
               <w:spacing w:before="21" w:after="0"/>
-              <w:ind w:left="372" w:hanging="0"/>
+              <w:ind w:hanging="0" w:start="372"/>
               <w:rPr>
                 <w:sz w:val="18"/>
                 <w:szCs w:val="18"/>
@@ -5374,7 +5334,7 @@
             <w:pPr>
               <w:pStyle w:val="Normal"/>
               <w:widowControl w:val="false"/>
-              <w:ind w:left="228" w:hanging="0"/>
+              <w:ind w:hanging="0" w:start="228"/>
               <w:rPr>
                 <w:sz w:val="14"/>
                 <w:szCs w:val="14"/>
@@ -5607,7 +5567,7 @@
             <w:pPr>
               <w:pStyle w:val="Normal"/>
               <w:widowControl w:val="false"/>
-              <w:ind w:left="186" w:hanging="0"/>
+              <w:ind w:hanging="0" w:start="186"/>
               <w:rPr>
                 <w:sz w:val="14"/>
                 <w:szCs w:val="14"/>
@@ -5741,7 +5701,7 @@
       <w:pPr>
         <w:pStyle w:val="Normal"/>
         <w:spacing w:lineRule="exact" w:line="240" w:before="74" w:after="0"/>
-        <w:ind w:left="284" w:hanging="0"/>
+        <w:ind w:hanging="0" w:start="284"/>
         <w:rPr>
           <w:sz w:val="18"/>
           <w:szCs w:val="18"/>
@@ -5758,7 +5718,7 @@
         <mc:AlternateContent>
           <mc:Choice Requires="wps">
             <w:drawing>
-              <wp:anchor behindDoc="1" distT="0" distB="635" distL="0" distR="635" simplePos="0" locked="0" layoutInCell="0" allowOverlap="1" relativeHeight="4" wp14:anchorId="4D3030B1">
+              <wp:anchor distT="0" distB="635" distL="0" distR="635" simplePos="0" relativeHeight="4" behindDoc="1" locked="0" layoutInCell="0" allowOverlap="1" wp14:anchorId="4D3030B1">
                 <wp:simplePos x="0" y="0"/>
                 <wp:positionH relativeFrom="page">
                   <wp:posOffset>1635125</wp:posOffset>
@@ -5797,7 +5757,7 @@
                         <w:txbxContent>
                           <w:p>
                             <w:pPr>
-                              <w:pStyle w:val="FrameContents"/>
+                              <w:pStyle w:val="FrameContentsuser"/>
                               <w:spacing w:lineRule="exact" w:line="100" w:before="6" w:after="0"/>
                               <w:rPr>
                                 <w:sz w:val="10"/>
@@ -5814,8 +5774,8 @@
                           </w:p>
                           <w:p>
                             <w:pPr>
-                              <w:pStyle w:val="FrameContents"/>
-                              <w:ind w:right="-47" w:hanging="0"/>
+                              <w:pStyle w:val="FrameContentsuser"/>
+                              <w:ind w:hanging="0" w:end="-47"/>
                               <w:rPr>
                                 <w:sz w:val="18"/>
                                 <w:szCs w:val="18"/>
@@ -5832,7 +5792,7 @@
                           </w:p>
                           <w:p>
                             <w:pPr>
-                              <w:pStyle w:val="FrameContents"/>
+                              <w:pStyle w:val="FrameContentsuser"/>
                               <w:spacing w:lineRule="exact" w:line="180" w:before="2" w:after="0"/>
                               <w:rPr>
                                 <w:sz w:val="18"/>
@@ -5849,9 +5809,9 @@
                           </w:p>
                           <w:p>
                             <w:pPr>
-                              <w:pStyle w:val="FrameContents"/>
+                              <w:pStyle w:val="FrameContentsuser"/>
                               <w:spacing w:lineRule="exact" w:line="200"/>
-                              <w:ind w:right="-47" w:hanging="0"/>
+                              <w:ind w:hanging="0" w:end="-47"/>
                               <w:rPr>
                                 <w:sz w:val="18"/>
                                 <w:szCs w:val="18"/>
@@ -5869,7 +5829,7 @@
                           </w:p>
                         </w:txbxContent>
                       </wps:txbx>
-                      <wps:bodyPr lIns="0" rIns="0" tIns="0" bIns="0" anchor="t">
+                      <wps:bodyPr lIns="0" tIns="0" rIns="0" bIns="0" anchor="t">
                         <a:noAutofit/>
                       </wps:bodyPr>
                     </wps:wsp>
@@ -5880,14 +5840,14 @@
           </mc:Choice>
           <mc:Fallback>
             <w:pict>
-              <v:rect id="shape_0" ID="Shape2" path="m0,0l-2147483645,0l-2147483645,-2147483646l0,-2147483646xe" stroked="f" o:allowincell="f" style="position:absolute;margin-left:128.75pt;margin-top:59.15pt;width:206.95pt;height:34.85pt;mso-wrap-style:square;v-text-anchor:top;mso-position-horizontal-relative:page" wp14:anchorId="4D3030B1">
+              <v:rect id="shape_0" stroked="f" o:allowincell="f" style="position:absolute;margin-left:128.75pt;margin-top:59.15pt;width:206.95pt;height:34.85pt;mso-wrap-style:square;v-text-anchor:top;mso-position-horizontal-relative:page" wp14:anchorId="4D3030B1">
                 <v:fill o:detectmouseclick="t" on="false"/>
                 <v:stroke color="#3465a4" joinstyle="round" endcap="flat"/>
                 <v:textbox>
                   <w:txbxContent>
                     <w:p>
                       <w:pPr>
-                        <w:pStyle w:val="FrameContents"/>
+                        <w:pStyle w:val="FrameContentsuser"/>
                         <w:spacing w:lineRule="exact" w:line="100" w:before="6" w:after="0"/>
                         <w:rPr>
                           <w:sz w:val="10"/>
@@ -5904,8 +5864,8 @@
                     </w:p>
                     <w:p>
                       <w:pPr>
-                        <w:pStyle w:val="FrameContents"/>
-                        <w:ind w:right="-47" w:hanging="0"/>
+                        <w:pStyle w:val="FrameContentsuser"/>
+                        <w:ind w:hanging="0" w:end="-47"/>
                         <w:rPr>
                           <w:sz w:val="18"/>
                           <w:szCs w:val="18"/>
@@ -5922,7 +5882,7 @@
                     </w:p>
                     <w:p>
                       <w:pPr>
-                        <w:pStyle w:val="FrameContents"/>
+                        <w:pStyle w:val="FrameContentsuser"/>
                         <w:spacing w:lineRule="exact" w:line="180" w:before="2" w:after="0"/>
                         <w:rPr>
                           <w:sz w:val="18"/>
@@ -5939,9 +5899,9 @@
                     </w:p>
                     <w:p>
                       <w:pPr>
-                        <w:pStyle w:val="FrameContents"/>
+                        <w:pStyle w:val="FrameContentsuser"/>
                         <w:spacing w:lineRule="exact" w:line="200"/>
-                        <w:ind w:right="-47" w:hanging="0"/>
+                        <w:ind w:hanging="0" w:end="-47"/>
                         <w:rPr>
                           <w:sz w:val="18"/>
                           <w:szCs w:val="18"/>
@@ -5965,7 +5925,7 @@
           </mc:Fallback>
         </mc:AlternateContent>
         <w:drawing>
-          <wp:anchor behindDoc="1" distT="0" distB="0" distL="0" distR="0" simplePos="0" locked="0" layoutInCell="0" allowOverlap="1" relativeHeight="9">
+          <wp:anchor distT="0" distB="0" distL="0" distR="0" simplePos="0" relativeHeight="9" behindDoc="1" locked="0" layoutInCell="0" allowOverlap="1">
             <wp:simplePos x="0" y="0"/>
             <wp:positionH relativeFrom="page">
               <wp:posOffset>1647825</wp:posOffset>
@@ -5976,7 +5936,7 @@
             <wp:extent cx="971550" cy="424180"/>
             <wp:effectExtent l="0" t="0" r="0" b="0"/>
             <wp:wrapNone/>
-            <wp:docPr id="5" name="Image3" descr=""/>
+            <wp:docPr id="5" name="Image3"/>
             <wp:cNvGraphicFramePr>
               <a:graphicFrameLocks xmlns:a="http://schemas.openxmlformats.org/drawingml/2006/main" noChangeAspect="1"/>
             </wp:cNvGraphicFramePr>
@@ -5984,7 +5944,7 @@
               <a:graphicData uri="http://schemas.openxmlformats.org/drawingml/2006/picture">
                 <pic:pic xmlns:pic="http://schemas.openxmlformats.org/drawingml/2006/picture">
                   <pic:nvPicPr>
-                    <pic:cNvPr id="5" name="Image3" descr=""/>
+                    <pic:cNvPr id="5" name="Image3"/>
                     <pic:cNvPicPr>
                       <a:picLocks noChangeAspect="1" noChangeArrowheads="1"/>
                     </pic:cNvPicPr>
@@ -6003,6 +5963,7 @@
                     <a:prstGeom prst="rect">
                       <a:avLst/>
                     </a:prstGeom>
+                    <a:noFill/>
                   </pic:spPr>
                 </pic:pic>
               </a:graphicData>
@@ -6010,7 +5971,7 @@
           </wp:anchor>
         </w:drawing>
         <w:drawing>
-          <wp:anchor behindDoc="1" distT="0" distB="0" distL="0" distR="0" simplePos="0" locked="0" layoutInCell="0" allowOverlap="1" relativeHeight="10">
+          <wp:anchor distT="0" distB="0" distL="0" distR="0" simplePos="0" relativeHeight="10" behindDoc="1" locked="0" layoutInCell="0" allowOverlap="1">
             <wp:simplePos x="0" y="0"/>
             <wp:positionH relativeFrom="page">
               <wp:posOffset>7003415</wp:posOffset>
@@ -6021,7 +5982,7 @@
             <wp:extent cx="971550" cy="424180"/>
             <wp:effectExtent l="0" t="0" r="0" b="0"/>
             <wp:wrapNone/>
-            <wp:docPr id="6" name="Image4" descr=""/>
+            <wp:docPr id="6" name="Image4"/>
             <wp:cNvGraphicFramePr>
               <a:graphicFrameLocks xmlns:a="http://schemas.openxmlformats.org/drawingml/2006/main" noChangeAspect="1"/>
             </wp:cNvGraphicFramePr>
@@ -6029,7 +5990,7 @@
               <a:graphicData uri="http://schemas.openxmlformats.org/drawingml/2006/picture">
                 <pic:pic xmlns:pic="http://schemas.openxmlformats.org/drawingml/2006/picture">
                   <pic:nvPicPr>
-                    <pic:cNvPr id="6" name="Image4" descr=""/>
+                    <pic:cNvPr id="6" name="Image4"/>
                     <pic:cNvPicPr>
                       <a:picLocks noChangeAspect="1" noChangeArrowheads="1"/>
                     </pic:cNvPicPr>
@@ -6048,6 +6009,7 @@
                     <a:prstGeom prst="rect">
                       <a:avLst/>
                     </a:prstGeom>
+                    <a:noFill/>
                   </pic:spPr>
                 </pic:pic>
               </a:graphicData>
@@ -6057,7 +6019,7 @@
         <mc:AlternateContent>
           <mc:Choice Requires="wpg">
             <w:drawing>
-              <wp:anchor behindDoc="1" distT="0" distB="3175" distL="3175" distR="3175" simplePos="0" locked="0" layoutInCell="0" allowOverlap="1" relativeHeight="11" wp14:anchorId="02ED400D">
+              <wp:anchor distT="0" distB="3175" distL="3175" distR="3175" simplePos="0" relativeHeight="11" behindDoc="1" locked="0" layoutInCell="0" allowOverlap="1" wp14:anchorId="02ED400D">
                 <wp:simplePos x="0" y="0"/>
                 <wp:positionH relativeFrom="page">
                   <wp:posOffset>352425</wp:posOffset>
@@ -6083,7 +6045,7 @@
                       </wpg:grpSpPr>
                       <pic:pic xmlns:pic="http://schemas.openxmlformats.org/drawingml/2006/picture">
                         <pic:nvPicPr>
-                          <pic:cNvPr id="8" name="Picture 10" descr=""/>
+                          <pic:cNvPr id="8" name="Picture 10"/>
                           <pic:cNvPicPr/>
                         </pic:nvPicPr>
                         <pic:blipFill>
@@ -6093,11 +6055,12 @@
                         <pic:spPr>
                           <a:xfrm>
                             <a:off x="1722600" y="0"/>
-                            <a:ext cx="1106640" cy="528480"/>
+                            <a:ext cx="1106280" cy="527760"/>
                           </a:xfrm>
                           <a:prstGeom prst="rect">
                             <a:avLst/>
                           </a:prstGeom>
+                          <a:noFill/>
                           <a:ln w="0">
                             <a:noFill/>
                           </a:ln>
@@ -6231,7 +6194,7 @@
                   <v:path o:extrusionok="f" gradientshapeok="t" o:connecttype="rect"/>
                   <o:lock v:ext="edit" aspectratio="t"/>
                 </v:shapetype>
-                <v:shape id="shape_0" ID="Picture 10" stroked="f" o:allowincell="f" style="position:absolute;left:3268;top:555;width:1742;height:831;mso-wrap-style:none;v-text-anchor:middle;mso-position-horizontal-relative:page;mso-position-vertical-relative:page" type="_x0000_t75">
+                <v:shape id="shape_0" stroked="f" o:allowincell="f" style="position:absolute;left:3268;top:555;width:1741;height:830;mso-wrap-style:none;v-text-anchor:middle;mso-position-horizontal-relative:page;mso-position-vertical-relative:page" type="_x0000_t75">
                   <v:imagedata r:id="rId7" o:detectmouseclick="t"/>
                   <v:stroke color="#3465a4" joinstyle="round" endcap="flat"/>
                   <w10:wrap type="none"/>
@@ -6263,7 +6226,7 @@
         <mc:AlternateContent>
           <mc:Choice Requires="wpg">
             <w:drawing>
-              <wp:anchor behindDoc="1" distT="0" distB="3175" distL="3810" distR="3810" simplePos="0" locked="0" layoutInCell="0" allowOverlap="1" relativeHeight="12" wp14:anchorId="4FA38BD6">
+              <wp:anchor distT="0" distB="3175" distL="3810" distR="3810" simplePos="0" relativeHeight="12" behindDoc="1" locked="0" layoutInCell="0" allowOverlap="1" wp14:anchorId="4FA38BD6">
                 <wp:simplePos x="0" y="0"/>
                 <wp:positionH relativeFrom="page">
                   <wp:posOffset>5726430</wp:posOffset>
@@ -6289,7 +6252,7 @@
                       </wpg:grpSpPr>
                       <pic:pic xmlns:pic="http://schemas.openxmlformats.org/drawingml/2006/picture">
                         <pic:nvPicPr>
-                          <pic:cNvPr id="10" name="Picture 108182004" descr=""/>
+                          <pic:cNvPr id="10" name="Picture 108182004"/>
                           <pic:cNvPicPr/>
                         </pic:nvPicPr>
                         <pic:blipFill>
@@ -6299,11 +6262,12 @@
                         <pic:spPr>
                           <a:xfrm>
                             <a:off x="1722240" y="0"/>
-                            <a:ext cx="1107360" cy="528480"/>
+                            <a:ext cx="1106640" cy="527760"/>
                           </a:xfrm>
                           <a:prstGeom prst="rect">
                             <a:avLst/>
                           </a:prstGeom>
+                          <a:noFill/>
                           <a:ln w="0">
                             <a:noFill/>
                           </a:ln>
@@ -6418,7 +6382,7 @@
           <mc:Fallback>
             <w:pict>
               <v:group id="shape_0" alt="Shape4" style="position:absolute;margin-left:450.95pt;margin-top:27.3pt;width:364.75pt;height:506.25pt" coordorigin="9019,546" coordsize="7295,10125">
-                <v:shape id="shape_0" ID="Picture 108182004" stroked="f" o:allowincell="f" style="position:absolute;left:11730;top:546;width:1743;height:831;mso-wrap-style:none;v-text-anchor:middle;mso-position-horizontal-relative:page;mso-position-vertical-relative:page" type="_x0000_t75">
+                <v:shape id="shape_0" stroked="f" o:allowincell="f" style="position:absolute;left:11730;top:546;width:1742;height:830;mso-wrap-style:none;v-text-anchor:middle;mso-position-horizontal-relative:page;mso-position-vertical-relative:page" type="_x0000_t75">
                   <v:imagedata r:id="rId9" o:detectmouseclick="t"/>
                   <v:stroke color="#3465a4" joinstyle="round" endcap="flat"/>
                   <w10:wrap type="none"/>
@@ -6503,7 +6467,7 @@
         <mc:AlternateContent>
           <mc:Choice Requires="wps">
             <w:drawing>
-              <wp:anchor behindDoc="1" distT="0" distB="0" distL="0" distR="0" simplePos="0" locked="0" layoutInCell="0" allowOverlap="1" relativeHeight="7" wp14:anchorId="521EB25B">
+              <wp:anchor distT="0" distB="0" distL="0" distR="0" simplePos="0" relativeHeight="7" behindDoc="1" locked="0" layoutInCell="0" allowOverlap="1" wp14:anchorId="521EB25B">
                 <wp:simplePos x="0" y="0"/>
                 <wp:positionH relativeFrom="page">
                   <wp:posOffset>6990715</wp:posOffset>
@@ -6542,7 +6506,7 @@
                         <w:txbxContent>
                           <w:p>
                             <w:pPr>
-                              <w:pStyle w:val="FrameContents"/>
+                              <w:pStyle w:val="FrameContentsuser"/>
                               <w:spacing w:lineRule="exact" w:line="100" w:before="6" w:after="0"/>
                               <w:rPr>
                                 <w:sz w:val="10"/>
@@ -6559,8 +6523,8 @@
                           </w:p>
                           <w:p>
                             <w:pPr>
-                              <w:pStyle w:val="FrameContents"/>
-                              <w:ind w:right="-47" w:hanging="0"/>
+                              <w:pStyle w:val="FrameContentsuser"/>
+                              <w:ind w:hanging="0" w:end="-47"/>
                               <w:rPr>
                                 <w:sz w:val="18"/>
                                 <w:szCs w:val="18"/>
@@ -6577,7 +6541,7 @@
                           </w:p>
                           <w:p>
                             <w:pPr>
-                              <w:pStyle w:val="FrameContents"/>
+                              <w:pStyle w:val="FrameContentsuser"/>
                               <w:spacing w:lineRule="exact" w:line="180" w:before="2" w:after="0"/>
                               <w:rPr>
                                 <w:sz w:val="18"/>
@@ -6594,9 +6558,9 @@
                           </w:p>
                           <w:p>
                             <w:pPr>
-                              <w:pStyle w:val="FrameContents"/>
+                              <w:pStyle w:val="FrameContentsuser"/>
                               <w:spacing w:lineRule="exact" w:line="200"/>
-                              <w:ind w:right="-47" w:hanging="0"/>
+                              <w:ind w:hanging="0" w:end="-47"/>
                               <w:rPr>
                                 <w:sz w:val="18"/>
                                 <w:szCs w:val="18"/>
@@ -6614,7 +6578,7 @@
                           </w:p>
                         </w:txbxContent>
                       </wps:txbx>
-                      <wps:bodyPr lIns="0" rIns="0" tIns="0" bIns="0" anchor="t">
+                      <wps:bodyPr lIns="0" tIns="0" rIns="0" bIns="0" anchor="t">
                         <a:noAutofit/>
                       </wps:bodyPr>
                     </wps:wsp>
@@ -6625,14 +6589,14 @@
           </mc:Choice>
           <mc:Fallback>
             <w:pict>
-              <v:rect id="shape_0" ID="Frame2" path="m0,0l-2147483645,0l-2147483645,-2147483646l0,-2147483646xe" stroked="f" o:allowincell="f" style="position:absolute;margin-left:550.45pt;margin-top:59.15pt;width:206.95pt;height:34.85pt;mso-wrap-style:square;v-text-anchor:top;mso-position-horizontal-relative:page" wp14:anchorId="521EB25B">
+              <v:rect id="shape_0" stroked="f" o:allowincell="f" style="position:absolute;margin-left:550.45pt;margin-top:59.15pt;width:206.95pt;height:34.85pt;mso-wrap-style:square;v-text-anchor:top;mso-position-horizontal-relative:page" wp14:anchorId="521EB25B">
                 <v:fill o:detectmouseclick="t" on="false"/>
                 <v:stroke color="#3465a4" joinstyle="round" endcap="flat"/>
                 <v:textbox>
                   <w:txbxContent>
                     <w:p>
                       <w:pPr>
-                        <w:pStyle w:val="FrameContents"/>
+                        <w:pStyle w:val="FrameContentsuser"/>
                         <w:spacing w:lineRule="exact" w:line="100" w:before="6" w:after="0"/>
                         <w:rPr>
                           <w:sz w:val="10"/>
@@ -6649,8 +6613,8 @@
                     </w:p>
                     <w:p>
                       <w:pPr>
-                        <w:pStyle w:val="FrameContents"/>
-                        <w:ind w:right="-47" w:hanging="0"/>
+                        <w:pStyle w:val="FrameContentsuser"/>
+                        <w:ind w:hanging="0" w:end="-47"/>
                         <w:rPr>
                           <w:sz w:val="18"/>
                           <w:szCs w:val="18"/>
@@ -6667,7 +6631,7 @@
                     </w:p>
                     <w:p>
                       <w:pPr>
-                        <w:pStyle w:val="FrameContents"/>
+                        <w:pStyle w:val="FrameContentsuser"/>
                         <w:spacing w:lineRule="exact" w:line="180" w:before="2" w:after="0"/>
                         <w:rPr>
                           <w:sz w:val="18"/>
@@ -6684,9 +6648,9 @@
                     </w:p>
                     <w:p>
                       <w:pPr>
-                        <w:pStyle w:val="FrameContents"/>
+                        <w:pStyle w:val="FrameContentsuser"/>
                         <w:spacing w:lineRule="exact" w:line="200"/>
-                        <w:ind w:right="-47" w:hanging="0"/>
+                        <w:ind w:hanging="0" w:end="-47"/>
                         <w:rPr>
                           <w:sz w:val="18"/>
                           <w:szCs w:val="18"/>
@@ -6759,14 +6723,14 @@
     <w:tbl>
       <w:tblPr>
         <w:tblW w:w="15300" w:type="dxa"/>
-        <w:jc w:val="left"/>
+        <w:jc w:val="start"/>
         <w:tblInd w:w="275" w:type="dxa"/>
         <w:tblLayout w:type="fixed"/>
         <w:tblCellMar>
           <w:top w:w="0" w:type="dxa"/>
-          <w:left w:w="0" w:type="dxa"/>
+          <w:start w:w="0" w:type="dxa"/>
           <w:bottom w:w="0" w:type="dxa"/>
-          <w:right w:w="5" w:type="dxa"/>
+          <w:end w:w="5" w:type="dxa"/>
         </w:tblCellMar>
         <w:tblLook w:val="01e0" w:noVBand="0" w:noHBand="0" w:lastColumn="1" w:firstColumn="1" w:lastRow="1" w:firstRow="1"/>
       </w:tblPr>
@@ -6774,7 +6738,7 @@
         <w:gridCol w:w="6144"/>
         <w:gridCol w:w="2114"/>
         <w:gridCol w:w="6310"/>
-        <w:gridCol w:w="731"/>
+        <w:gridCol w:w="732"/>
       </w:tblGrid>
       <w:tr>
         <w:trPr>
@@ -6784,7 +6748,7 @@
           <w:tcPr>
             <w:tcW w:w="6144" w:type="dxa"/>
             <w:tcBorders>
-              <w:right w:val="single" w:sz="4" w:space="0" w:color="000000"/>
+              <w:end w:val="single" w:sz="4" w:space="0" w:color="000000"/>
             </w:tcBorders>
           </w:tcPr>
           <w:p>
@@ -6792,7 +6756,7 @@
               <w:pStyle w:val="Normal"/>
               <w:widowControl w:val="false"/>
               <w:spacing w:before="76" w:after="0"/>
-              <w:ind w:left="40" w:hanging="0"/>
+              <w:ind w:hanging="0" w:start="40"/>
               <w:rPr>
                 <w:sz w:val="18"/>
                 <w:szCs w:val="18"/>
@@ -6829,7 +6793,7 @@
             <w:pPr>
               <w:pStyle w:val="Normal"/>
               <w:widowControl w:val="false"/>
-              <w:ind w:left="40" w:hanging="0"/>
+              <w:ind w:hanging="0" w:start="40"/>
               <w:rPr>
                 <w:sz w:val="18"/>
                 <w:szCs w:val="18"/>
@@ -6863,7 +6827,7 @@
           <w:tcPr>
             <w:tcW w:w="2114" w:type="dxa"/>
             <w:tcBorders>
-              <w:left w:val="single" w:sz="4" w:space="0" w:color="000000"/>
+              <w:start w:val="single" w:sz="4" w:space="0" w:color="000000"/>
             </w:tcBorders>
           </w:tcPr>
           <w:p>
@@ -6898,7 +6862,7 @@
             <w:pPr>
               <w:pStyle w:val="Normal"/>
               <w:widowControl w:val="false"/>
-              <w:ind w:left="374" w:hanging="0"/>
+              <w:ind w:hanging="0" w:start="374"/>
               <w:rPr>
                 <w:sz w:val="18"/>
                 <w:szCs w:val="18"/>
@@ -6923,7 +6887,7 @@
               <w:pStyle w:val="Normal"/>
               <w:widowControl w:val="false"/>
               <w:spacing w:before="76" w:after="0"/>
-              <w:ind w:left="255" w:hanging="0"/>
+              <w:ind w:hanging="0" w:start="255"/>
               <w:rPr>
                 <w:sz w:val="18"/>
                 <w:szCs w:val="18"/>
@@ -6944,7 +6908,7 @@
               <w:pStyle w:val="Normal"/>
               <w:widowControl w:val="false"/>
               <w:spacing w:lineRule="exact" w:line="100"/>
-              <w:ind w:left="255" w:hanging="0"/>
+              <w:ind w:hanging="0" w:start="255"/>
               <w:rPr>
                 <w:sz w:val="11"/>
                 <w:szCs w:val="11"/>
@@ -6961,7 +6925,7 @@
             <w:pPr>
               <w:pStyle w:val="Normal"/>
               <w:widowControl w:val="false"/>
-              <w:ind w:left="255" w:hanging="0"/>
+              <w:ind w:hanging="0" w:start="255"/>
               <w:rPr>
                 <w:sz w:val="18"/>
                 <w:szCs w:val="18"/>
@@ -6993,7 +6957,7 @@
         </w:tc>
         <w:tc>
           <w:tcPr>
-            <w:tcW w:w="731" w:type="dxa"/>
+            <w:tcW w:w="732" w:type="dxa"/>
             <w:tcBorders/>
           </w:tcPr>
           <w:p>
@@ -7028,7 +6992,7 @@
             <w:pPr>
               <w:pStyle w:val="Normal"/>
               <w:widowControl w:val="false"/>
-              <w:ind w:left="373" w:hanging="0"/>
+              <w:ind w:hanging="0" w:start="373"/>
               <w:rPr>
                 <w:sz w:val="18"/>
                 <w:szCs w:val="18"/>
@@ -7052,7 +7016,7 @@
           <w:tcPr>
             <w:tcW w:w="6144" w:type="dxa"/>
             <w:tcBorders>
-              <w:right w:val="single" w:sz="4" w:space="0" w:color="000000"/>
+              <w:end w:val="single" w:sz="4" w:space="0" w:color="000000"/>
             </w:tcBorders>
           </w:tcPr>
           <w:p>
@@ -7060,7 +7024,7 @@
               <w:pStyle w:val="Normal"/>
               <w:widowControl w:val="false"/>
               <w:spacing w:before="81" w:after="0"/>
-              <w:ind w:left="40" w:hanging="0"/>
+              <w:ind w:hanging="0" w:start="40"/>
               <w:rPr>
                 <w:sz w:val="18"/>
                 <w:szCs w:val="18"/>
@@ -7094,7 +7058,7 @@
           <w:tcPr>
             <w:tcW w:w="2114" w:type="dxa"/>
             <w:tcBorders>
-              <w:left w:val="single" w:sz="4" w:space="0" w:color="000000"/>
+              <w:start w:val="single" w:sz="4" w:space="0" w:color="000000"/>
             </w:tcBorders>
           </w:tcPr>
           <w:p>
@@ -7102,7 +7066,7 @@
               <w:pStyle w:val="Normal"/>
               <w:widowControl w:val="false"/>
               <w:spacing w:before="81" w:after="0"/>
-              <w:ind w:left="374" w:hanging="0"/>
+              <w:ind w:hanging="0" w:start="374"/>
               <w:rPr>
                 <w:sz w:val="18"/>
                 <w:szCs w:val="18"/>
@@ -7127,7 +7091,7 @@
               <w:pStyle w:val="Normal"/>
               <w:widowControl w:val="false"/>
               <w:spacing w:before="81" w:after="0"/>
-              <w:ind w:left="255" w:hanging="0"/>
+              <w:ind w:hanging="0" w:start="255"/>
               <w:rPr>
                 <w:sz w:val="18"/>
                 <w:szCs w:val="18"/>
@@ -7159,7 +7123,7 @@
         </w:tc>
         <w:tc>
           <w:tcPr>
-            <w:tcW w:w="731" w:type="dxa"/>
+            <w:tcW w:w="732" w:type="dxa"/>
             <w:tcBorders/>
           </w:tcPr>
           <w:p>
@@ -7167,7 +7131,7 @@
               <w:pStyle w:val="Normal"/>
               <w:widowControl w:val="false"/>
               <w:spacing w:before="81" w:after="0"/>
-              <w:ind w:left="373" w:hanging="0"/>
+              <w:ind w:hanging="0" w:start="373"/>
               <w:rPr>
                 <w:sz w:val="18"/>
                 <w:szCs w:val="18"/>
@@ -7191,7 +7155,7 @@
           <w:tcPr>
             <w:tcW w:w="6144" w:type="dxa"/>
             <w:tcBorders>
-              <w:right w:val="single" w:sz="4" w:space="0" w:color="000000"/>
+              <w:end w:val="single" w:sz="4" w:space="0" w:color="000000"/>
             </w:tcBorders>
           </w:tcPr>
           <w:p>
@@ -7199,7 +7163,7 @@
               <w:pStyle w:val="Normal"/>
               <w:widowControl w:val="false"/>
               <w:spacing w:before="109" w:after="57"/>
-              <w:ind w:left="40" w:hanging="0"/>
+              <w:ind w:hanging="0" w:start="40"/>
               <w:rPr/>
             </w:pPr>
             <w:r>
@@ -7246,7 +7210,7 @@
           <w:tcPr>
             <w:tcW w:w="2114" w:type="dxa"/>
             <w:tcBorders>
-              <w:left w:val="single" w:sz="4" w:space="0" w:color="000000"/>
+              <w:start w:val="single" w:sz="4" w:space="0" w:color="000000"/>
             </w:tcBorders>
           </w:tcPr>
           <w:p>
@@ -7254,7 +7218,7 @@
               <w:pStyle w:val="Normal"/>
               <w:widowControl w:val="false"/>
               <w:spacing w:before="109" w:after="57"/>
-              <w:ind w:left="373" w:hanging="0"/>
+              <w:ind w:hanging="0" w:start="373"/>
               <w:rPr/>
             </w:pPr>
             <w:r>
@@ -7276,7 +7240,7 @@
               <w:pStyle w:val="Normal"/>
               <w:widowControl w:val="false"/>
               <w:spacing w:before="109" w:after="57"/>
-              <w:ind w:left="255" w:right="-1054" w:hanging="0"/>
+              <w:ind w:hanging="0" w:start="255" w:end="-1054"/>
               <w:rPr/>
             </w:pPr>
             <w:r>
@@ -7329,7 +7293,7 @@
         </w:tc>
         <w:tc>
           <w:tcPr>
-            <w:tcW w:w="731" w:type="dxa"/>
+            <w:tcW w:w="732" w:type="dxa"/>
             <w:tcBorders/>
           </w:tcPr>
           <w:p>
@@ -7337,7 +7301,7 @@
               <w:pStyle w:val="Normal"/>
               <w:widowControl w:val="false"/>
               <w:spacing w:before="109" w:after="57"/>
-              <w:ind w:left="372" w:hanging="0"/>
+              <w:ind w:hanging="0" w:start="372"/>
               <w:rPr/>
             </w:pPr>
             <w:r>
@@ -7358,7 +7322,7 @@
           <w:tcPr>
             <w:tcW w:w="6144" w:type="dxa"/>
             <w:tcBorders>
-              <w:right w:val="single" w:sz="4" w:space="0" w:color="000000"/>
+              <w:end w:val="single" w:sz="4" w:space="0" w:color="000000"/>
             </w:tcBorders>
           </w:tcPr>
           <w:p>
@@ -7366,7 +7330,7 @@
               <w:pStyle w:val="Normal"/>
               <w:widowControl w:val="false"/>
               <w:spacing w:before="81" w:after="0"/>
-              <w:ind w:left="40" w:hanging="0"/>
+              <w:ind w:hanging="0" w:start="40"/>
               <w:rPr>
                 <w:sz w:val="18"/>
                 <w:szCs w:val="18"/>
@@ -7416,7 +7380,7 @@
           <w:tcPr>
             <w:tcW w:w="2114" w:type="dxa"/>
             <w:tcBorders>
-              <w:left w:val="single" w:sz="4" w:space="0" w:color="000000"/>
+              <w:start w:val="single" w:sz="4" w:space="0" w:color="000000"/>
             </w:tcBorders>
           </w:tcPr>
           <w:p>
@@ -7424,7 +7388,7 @@
               <w:pStyle w:val="Normal"/>
               <w:widowControl w:val="false"/>
               <w:spacing w:before="81" w:after="0"/>
-              <w:ind w:left="373" w:hanging="0"/>
+              <w:ind w:hanging="0" w:start="373"/>
               <w:rPr>
                 <w:sz w:val="18"/>
                 <w:szCs w:val="18"/>
@@ -7449,7 +7413,7 @@
               <w:pStyle w:val="Normal"/>
               <w:widowControl w:val="false"/>
               <w:spacing w:before="81" w:after="0"/>
-              <w:ind w:left="255" w:right="-1054" w:hanging="0"/>
+              <w:ind w:hanging="0" w:start="255" w:end="-1054"/>
               <w:rPr>
                 <w:sz w:val="18"/>
                 <w:szCs w:val="18"/>
@@ -7505,7 +7469,7 @@
         </w:tc>
         <w:tc>
           <w:tcPr>
-            <w:tcW w:w="731" w:type="dxa"/>
+            <w:tcW w:w="732" w:type="dxa"/>
             <w:tcBorders/>
           </w:tcPr>
           <w:p>
@@ -7513,7 +7477,7 @@
               <w:pStyle w:val="Normal"/>
               <w:widowControl w:val="false"/>
               <w:spacing w:before="81" w:after="0"/>
-              <w:ind w:left="372" w:hanging="0"/>
+              <w:ind w:hanging="0" w:start="372"/>
               <w:rPr>
                 <w:sz w:val="18"/>
                 <w:szCs w:val="18"/>
@@ -7537,7 +7501,7 @@
           <w:tcPr>
             <w:tcW w:w="6144" w:type="dxa"/>
             <w:tcBorders>
-              <w:right w:val="single" w:sz="4" w:space="0" w:color="000000"/>
+              <w:end w:val="single" w:sz="4" w:space="0" w:color="000000"/>
             </w:tcBorders>
           </w:tcPr>
           <w:p>
@@ -7545,7 +7509,7 @@
               <w:pStyle w:val="Normal"/>
               <w:widowControl w:val="false"/>
               <w:spacing w:before="66" w:after="0"/>
-              <w:ind w:left="40" w:hanging="0"/>
+              <w:ind w:hanging="0" w:start="40"/>
               <w:rPr>
                 <w:sz w:val="18"/>
                 <w:szCs w:val="18"/>
@@ -7595,7 +7559,7 @@
           <w:tcPr>
             <w:tcW w:w="2114" w:type="dxa"/>
             <w:tcBorders>
-              <w:left w:val="single" w:sz="4" w:space="0" w:color="000000"/>
+              <w:start w:val="single" w:sz="4" w:space="0" w:color="000000"/>
             </w:tcBorders>
           </w:tcPr>
           <w:p>
@@ -7603,7 +7567,7 @@
               <w:pStyle w:val="Normal"/>
               <w:widowControl w:val="false"/>
               <w:spacing w:before="66" w:after="0"/>
-              <w:ind w:left="374" w:hanging="0"/>
+              <w:ind w:hanging="0" w:start="374"/>
               <w:rPr>
                 <w:sz w:val="18"/>
                 <w:szCs w:val="18"/>
@@ -7628,7 +7592,7 @@
               <w:pStyle w:val="Normal"/>
               <w:widowControl w:val="false"/>
               <w:spacing w:before="66" w:after="0"/>
-              <w:ind w:left="255" w:right="-1042" w:hanging="0"/>
+              <w:ind w:hanging="0" w:start="255" w:end="-1042"/>
               <w:rPr>
                 <w:sz w:val="18"/>
                 <w:szCs w:val="18"/>
@@ -7692,7 +7656,7 @@
         </w:tc>
         <w:tc>
           <w:tcPr>
-            <w:tcW w:w="731" w:type="dxa"/>
+            <w:tcW w:w="732" w:type="dxa"/>
             <w:tcBorders/>
           </w:tcPr>
           <w:p>
@@ -7700,7 +7664,7 @@
               <w:pStyle w:val="Normal"/>
               <w:widowControl w:val="false"/>
               <w:spacing w:before="66" w:after="0"/>
-              <w:ind w:left="373" w:hanging="0"/>
+              <w:ind w:hanging="0" w:start="373"/>
               <w:rPr>
                 <w:sz w:val="18"/>
                 <w:szCs w:val="18"/>
@@ -7724,7 +7688,7 @@
           <w:tcPr>
             <w:tcW w:w="6144" w:type="dxa"/>
             <w:tcBorders>
-              <w:right w:val="single" w:sz="4" w:space="0" w:color="000000"/>
+              <w:end w:val="single" w:sz="4" w:space="0" w:color="000000"/>
             </w:tcBorders>
           </w:tcPr>
           <w:p>
@@ -7732,7 +7696,7 @@
               <w:pStyle w:val="Normal"/>
               <w:widowControl w:val="false"/>
               <w:spacing w:before="52" w:after="0"/>
-              <w:ind w:left="40" w:hanging="0"/>
+              <w:ind w:hanging="0" w:start="40"/>
               <w:rPr>
                 <w:sz w:val="18"/>
                 <w:szCs w:val="18"/>
@@ -7782,7 +7746,7 @@
           <w:tcPr>
             <w:tcW w:w="2114" w:type="dxa"/>
             <w:tcBorders>
-              <w:left w:val="single" w:sz="4" w:space="0" w:color="000000"/>
+              <w:start w:val="single" w:sz="4" w:space="0" w:color="000000"/>
             </w:tcBorders>
           </w:tcPr>
           <w:p>
@@ -7790,7 +7754,7 @@
               <w:pStyle w:val="Normal"/>
               <w:widowControl w:val="false"/>
               <w:spacing w:before="52" w:after="0"/>
-              <w:ind w:left="373" w:hanging="0"/>
+              <w:ind w:hanging="0" w:start="373"/>
               <w:rPr>
                 <w:sz w:val="18"/>
                 <w:szCs w:val="18"/>
@@ -7815,7 +7779,7 @@
               <w:pStyle w:val="Normal"/>
               <w:widowControl w:val="false"/>
               <w:spacing w:before="52" w:after="0"/>
-              <w:ind w:left="255" w:right="-1042" w:hanging="0"/>
+              <w:ind w:hanging="0" w:start="255" w:end="-1042"/>
               <w:rPr>
                 <w:sz w:val="18"/>
                 <w:szCs w:val="18"/>
@@ -7879,7 +7843,7 @@
         </w:tc>
         <w:tc>
           <w:tcPr>
-            <w:tcW w:w="731" w:type="dxa"/>
+            <w:tcW w:w="732" w:type="dxa"/>
             <w:tcBorders/>
           </w:tcPr>
           <w:p>
@@ -7887,7 +7851,7 @@
               <w:pStyle w:val="Normal"/>
               <w:widowControl w:val="false"/>
               <w:spacing w:before="52" w:after="0"/>
-              <w:ind w:left="372" w:hanging="0"/>
+              <w:ind w:hanging="0" w:start="372"/>
               <w:rPr>
                 <w:sz w:val="18"/>
                 <w:szCs w:val="18"/>
@@ -7933,14 +7897,14 @@
     <w:tbl>
       <w:tblPr>
         <w:tblW w:w="15300" w:type="dxa"/>
-        <w:jc w:val="left"/>
+        <w:jc w:val="start"/>
         <w:tblInd w:w="275" w:type="dxa"/>
         <w:tblLayout w:type="fixed"/>
         <w:tblCellMar>
           <w:top w:w="0" w:type="dxa"/>
-          <w:left w:w="0" w:type="dxa"/>
+          <w:start w:w="0" w:type="dxa"/>
           <w:bottom w:w="0" w:type="dxa"/>
-          <w:right w:w="5" w:type="dxa"/>
+          <w:end w:w="5" w:type="dxa"/>
         </w:tblCellMar>
         <w:tblLook w:val="01e0" w:noVBand="0" w:noHBand="0" w:lastColumn="1" w:firstColumn="1" w:lastRow="1" w:firstRow="1"/>
       </w:tblPr>
@@ -7948,7 +7912,7 @@
         <w:gridCol w:w="6144"/>
         <w:gridCol w:w="2114"/>
         <w:gridCol w:w="6310"/>
-        <w:gridCol w:w="731"/>
+        <w:gridCol w:w="732"/>
       </w:tblGrid>
       <w:tr>
         <w:trPr>
@@ -7964,7 +7928,7 @@
               <w:pStyle w:val="Normal"/>
               <w:widowControl w:val="false"/>
               <w:spacing w:before="76" w:after="0"/>
-              <w:ind w:left="7" w:hanging="0"/>
+              <w:ind w:hanging="0" w:start="7"/>
               <w:rPr>
                 <w:color w:val="000000"/>
                 <w:sz w:val="18"/>
@@ -7986,7 +7950,7 @@
               <w:pStyle w:val="Normal"/>
               <w:widowControl w:val="false"/>
               <w:spacing w:before="77" w:after="0"/>
-              <w:ind w:left="40" w:hanging="0"/>
+              <w:ind w:hanging="0" w:start="40"/>
               <w:rPr>
                 <w:color w:val="000000"/>
                 <w:sz w:val="18"/>
@@ -8050,7 +8014,7 @@
             <w:pPr>
               <w:pStyle w:val="Normal"/>
               <w:widowControl w:val="false"/>
-              <w:ind w:left="374" w:hanging="0"/>
+              <w:ind w:hanging="0" w:start="374"/>
               <w:rPr>
                 <w:color w:val="000000"/>
                 <w:sz w:val="18"/>
@@ -8077,7 +8041,7 @@
               <w:pStyle w:val="Normal"/>
               <w:widowControl w:val="false"/>
               <w:spacing w:before="76" w:after="0"/>
-              <w:ind w:left="255" w:hanging="0"/>
+              <w:ind w:hanging="0" w:start="255"/>
               <w:rPr>
                 <w:color w:val="000000"/>
                 <w:sz w:val="18"/>
@@ -8099,7 +8063,7 @@
               <w:pStyle w:val="Normal"/>
               <w:widowControl w:val="false"/>
               <w:spacing w:before="76" w:after="0"/>
-              <w:ind w:left="255" w:hanging="0"/>
+              <w:ind w:hanging="0" w:start="255"/>
               <w:rPr>
                 <w:color w:val="000000"/>
                 <w:sz w:val="18"/>
@@ -8152,7 +8116,7 @@
         </w:tc>
         <w:tc>
           <w:tcPr>
-            <w:tcW w:w="731" w:type="dxa"/>
+            <w:tcW w:w="732" w:type="dxa"/>
             <w:tcBorders/>
           </w:tcPr>
           <w:p>
@@ -8193,7 +8157,7 @@
             <w:pPr>
               <w:pStyle w:val="Normal"/>
               <w:widowControl w:val="false"/>
-              <w:ind w:left="373" w:hanging="0"/>
+              <w:ind w:hanging="0" w:start="373"/>
               <w:rPr>
                 <w:sz w:val="18"/>
                 <w:szCs w:val="18"/>
@@ -8223,7 +8187,7 @@
               <w:pStyle w:val="Normal"/>
               <w:widowControl w:val="false"/>
               <w:spacing w:before="77" w:after="0"/>
-              <w:ind w:left="40" w:hanging="0"/>
+              <w:ind w:hanging="0" w:start="40"/>
               <w:rPr>
                 <w:color w:val="000000"/>
                 <w:sz w:val="18"/>
@@ -8284,7 +8248,7 @@
               <w:pStyle w:val="Normal"/>
               <w:widowControl w:val="false"/>
               <w:spacing w:before="54" w:after="0"/>
-              <w:ind w:left="374" w:hanging="0"/>
+              <w:ind w:hanging="0" w:start="374"/>
               <w:rPr>
                 <w:color w:val="000000"/>
                 <w:sz w:val="18"/>
@@ -8311,7 +8275,7 @@
               <w:pStyle w:val="Normal"/>
               <w:widowControl w:val="false"/>
               <w:spacing w:before="77" w:after="0"/>
-              <w:ind w:left="255" w:right="-1082" w:hanging="0"/>
+              <w:ind w:hanging="0" w:start="255" w:end="-1082"/>
               <w:rPr>
                 <w:color w:val="000000"/>
                 <w:sz w:val="18"/>
@@ -8364,7 +8328,7 @@
         </w:tc>
         <w:tc>
           <w:tcPr>
-            <w:tcW w:w="731" w:type="dxa"/>
+            <w:tcW w:w="732" w:type="dxa"/>
             <w:tcBorders/>
           </w:tcPr>
           <w:p>
@@ -8372,7 +8336,7 @@
               <w:pStyle w:val="Normal"/>
               <w:widowControl w:val="false"/>
               <w:spacing w:before="54" w:after="0"/>
-              <w:ind w:left="373" w:hanging="0"/>
+              <w:ind w:hanging="0" w:start="373"/>
               <w:rPr>
                 <w:sz w:val="18"/>
                 <w:szCs w:val="18"/>
@@ -8402,7 +8366,7 @@
               <w:pStyle w:val="Normal"/>
               <w:widowControl w:val="false"/>
               <w:spacing w:before="55" w:after="0"/>
-              <w:ind w:left="40" w:hanging="0"/>
+              <w:ind w:hanging="0" w:start="40"/>
               <w:rPr>
                 <w:color w:val="000000"/>
                 <w:sz w:val="18"/>
@@ -8429,7 +8393,7 @@
               <w:pStyle w:val="Normal"/>
               <w:widowControl w:val="false"/>
               <w:spacing w:before="55" w:after="0"/>
-              <w:ind w:left="374" w:hanging="0"/>
+              <w:ind w:hanging="0" w:start="374"/>
               <w:rPr>
                 <w:color w:val="000000"/>
                 <w:sz w:val="18"/>
@@ -8456,7 +8420,7 @@
               <w:pStyle w:val="Normal"/>
               <w:widowControl w:val="false"/>
               <w:spacing w:before="55" w:after="0"/>
-              <w:ind w:left="255" w:right="-1067" w:hanging="0"/>
+              <w:ind w:hanging="0" w:start="255" w:end="-1067"/>
               <w:rPr>
                 <w:color w:val="000000"/>
                 <w:sz w:val="18"/>
@@ -8475,7 +8439,7 @@
         </w:tc>
         <w:tc>
           <w:tcPr>
-            <w:tcW w:w="731" w:type="dxa"/>
+            <w:tcW w:w="732" w:type="dxa"/>
             <w:tcBorders/>
           </w:tcPr>
           <w:p>
@@ -8483,7 +8447,7 @@
               <w:pStyle w:val="Normal"/>
               <w:widowControl w:val="false"/>
               <w:spacing w:before="55" w:after="0"/>
-              <w:ind w:left="373" w:hanging="0"/>
+              <w:ind w:hanging="0" w:start="373"/>
               <w:rPr>
                 <w:sz w:val="18"/>
                 <w:szCs w:val="18"/>
@@ -8513,7 +8477,7 @@
               <w:pStyle w:val="Normal"/>
               <w:widowControl w:val="false"/>
               <w:spacing w:before="55" w:after="0"/>
-              <w:ind w:left="40" w:hanging="0"/>
+              <w:ind w:hanging="0" w:start="40"/>
               <w:rPr>
                 <w:color w:val="000000"/>
                 <w:sz w:val="18"/>
@@ -8654,7 +8618,7 @@
               <w:pStyle w:val="Normal"/>
               <w:widowControl w:val="false"/>
               <w:spacing w:before="55" w:after="0"/>
-              <w:ind w:left="374" w:hanging="0"/>
+              <w:ind w:hanging="0" w:start="374"/>
               <w:rPr>
                 <w:color w:val="000000"/>
                 <w:sz w:val="18"/>
@@ -8681,7 +8645,7 @@
               <w:pStyle w:val="Normal"/>
               <w:widowControl w:val="false"/>
               <w:spacing w:before="55" w:after="0"/>
-              <w:ind w:left="255" w:right="-1067" w:hanging="0"/>
+              <w:ind w:hanging="0" w:start="255" w:end="-1067"/>
               <w:rPr>
                 <w:color w:val="000000"/>
                 <w:sz w:val="18"/>
@@ -8785,7 +8749,7 @@
         </w:tc>
         <w:tc>
           <w:tcPr>
-            <w:tcW w:w="731" w:type="dxa"/>
+            <w:tcW w:w="732" w:type="dxa"/>
             <w:tcBorders/>
           </w:tcPr>
           <w:p>
@@ -8793,7 +8757,7 @@
               <w:pStyle w:val="Normal"/>
               <w:widowControl w:val="false"/>
               <w:spacing w:before="55" w:after="0"/>
-              <w:ind w:left="373" w:hanging="0"/>
+              <w:ind w:hanging="0" w:start="373"/>
               <w:rPr>
                 <w:sz w:val="18"/>
                 <w:szCs w:val="18"/>
@@ -8823,7 +8787,7 @@
               <w:pStyle w:val="Normal"/>
               <w:widowControl w:val="false"/>
               <w:spacing w:before="63" w:after="0"/>
-              <w:ind w:left="40" w:hanging="0"/>
+              <w:ind w:hanging="0" w:start="40"/>
               <w:rPr>
                 <w:color w:val="000000"/>
                 <w:sz w:val="18"/>
@@ -8849,7 +8813,7 @@
               <w:pStyle w:val="Normal"/>
               <w:widowControl w:val="false"/>
               <w:spacing w:before="69" w:after="0"/>
-              <w:ind w:left="374" w:hanging="0"/>
+              <w:ind w:hanging="0" w:start="374"/>
               <w:rPr>
                 <w:color w:val="000000"/>
                 <w:sz w:val="18"/>
@@ -8875,25 +8839,25 @@
               <w:pStyle w:val="Normal"/>
               <w:widowControl w:val="false"/>
               <w:spacing w:before="63" w:after="0"/>
-              <w:ind w:left="255" w:right="-1064" w:hanging="0"/>
-              <w:rPr>
-                <w:color w:val="000000"/>
-                <w:sz w:val="18"/>
-                <w:szCs w:val="18"/>
-              </w:rPr>
-            </w:pPr>
-            <w:r>
-              <w:rPr>
-                <w:color w:val="000000"/>
-                <w:sz w:val="18"/>
-                <w:szCs w:val="18"/>
-              </w:rPr>
-            </w:r>
-          </w:p>
-        </w:tc>
-        <w:tc>
-          <w:tcPr>
-            <w:tcW w:w="731" w:type="dxa"/>
+              <w:ind w:hanging="0" w:start="255" w:end="-1064"/>
+              <w:rPr>
+                <w:color w:val="000000"/>
+                <w:sz w:val="18"/>
+                <w:szCs w:val="18"/>
+              </w:rPr>
+            </w:pPr>
+            <w:r>
+              <w:rPr>
+                <w:color w:val="000000"/>
+                <w:sz w:val="18"/>
+                <w:szCs w:val="18"/>
+              </w:rPr>
+            </w:r>
+          </w:p>
+        </w:tc>
+        <w:tc>
+          <w:tcPr>
+            <w:tcW w:w="732" w:type="dxa"/>
             <w:tcBorders/>
           </w:tcPr>
           <w:p>
@@ -8901,7 +8865,7 @@
               <w:pStyle w:val="Normal"/>
               <w:widowControl w:val="false"/>
               <w:spacing w:before="69" w:after="0"/>
-              <w:ind w:left="373" w:hanging="0"/>
+              <w:ind w:hanging="0" w:start="373"/>
               <w:rPr>
                 <w:sz w:val="18"/>
                 <w:szCs w:val="18"/>
@@ -8930,7 +8894,7 @@
               <w:pStyle w:val="Normal"/>
               <w:widowControl w:val="false"/>
               <w:spacing w:before="63" w:after="0"/>
-              <w:ind w:left="40" w:hanging="0"/>
+              <w:ind w:hanging="0" w:start="40"/>
               <w:rPr>
                 <w:color w:val="000000"/>
                 <w:sz w:val="18"/>
@@ -8956,7 +8920,7 @@
               <w:pStyle w:val="Normal"/>
               <w:widowControl w:val="false"/>
               <w:spacing w:before="69" w:after="0"/>
-              <w:ind w:left="374" w:hanging="0"/>
+              <w:ind w:hanging="0" w:start="374"/>
               <w:rPr>
                 <w:color w:val="000000"/>
                 <w:sz w:val="18"/>
@@ -8982,25 +8946,25 @@
               <w:pStyle w:val="Normal"/>
               <w:widowControl w:val="false"/>
               <w:spacing w:before="63" w:after="0"/>
-              <w:ind w:left="255" w:right="-1064" w:hanging="0"/>
-              <w:rPr>
-                <w:color w:val="000000"/>
-                <w:sz w:val="18"/>
-                <w:szCs w:val="18"/>
-              </w:rPr>
-            </w:pPr>
-            <w:r>
-              <w:rPr>
-                <w:color w:val="000000"/>
-                <w:sz w:val="18"/>
-                <w:szCs w:val="18"/>
-              </w:rPr>
-            </w:r>
-          </w:p>
-        </w:tc>
-        <w:tc>
-          <w:tcPr>
-            <w:tcW w:w="731" w:type="dxa"/>
+              <w:ind w:hanging="0" w:start="255" w:end="-1064"/>
+              <w:rPr>
+                <w:color w:val="000000"/>
+                <w:sz w:val="18"/>
+                <w:szCs w:val="18"/>
+              </w:rPr>
+            </w:pPr>
+            <w:r>
+              <w:rPr>
+                <w:color w:val="000000"/>
+                <w:sz w:val="18"/>
+                <w:szCs w:val="18"/>
+              </w:rPr>
+            </w:r>
+          </w:p>
+        </w:tc>
+        <w:tc>
+          <w:tcPr>
+            <w:tcW w:w="732" w:type="dxa"/>
             <w:tcBorders/>
           </w:tcPr>
           <w:p>
@@ -9008,7 +8972,7 @@
               <w:pStyle w:val="Normal"/>
               <w:widowControl w:val="false"/>
               <w:spacing w:before="69" w:after="0"/>
-              <w:ind w:left="373" w:hanging="0"/>
+              <w:ind w:hanging="0" w:start="373"/>
               <w:rPr>
                 <w:sz w:val="18"/>
                 <w:szCs w:val="18"/>
@@ -9037,7 +9001,7 @@
               <w:pStyle w:val="Normal"/>
               <w:widowControl w:val="false"/>
               <w:spacing w:before="89" w:after="0"/>
-              <w:ind w:left="40" w:hanging="0"/>
+              <w:ind w:hanging="0" w:start="40"/>
               <w:rPr>
                 <w:color w:val="000000"/>
                 <w:sz w:val="18"/>
@@ -9115,7 +9079,7 @@
               <w:pStyle w:val="Normal"/>
               <w:widowControl w:val="false"/>
               <w:spacing w:before="66" w:after="0"/>
-              <w:ind w:left="374" w:hanging="0"/>
+              <w:ind w:hanging="0" w:start="374"/>
               <w:rPr>
                 <w:color w:val="000000"/>
                 <w:sz w:val="18"/>
@@ -9142,7 +9106,7 @@
               <w:pStyle w:val="Normal"/>
               <w:widowControl w:val="false"/>
               <w:spacing w:before="89" w:after="0"/>
-              <w:ind w:left="40" w:hanging="0"/>
+              <w:ind w:hanging="0" w:start="40"/>
               <w:rPr>
                 <w:color w:val="000000"/>
                 <w:sz w:val="18"/>
@@ -9203,7 +9167,7 @@
         </w:tc>
         <w:tc>
           <w:tcPr>
-            <w:tcW w:w="731" w:type="dxa"/>
+            <w:tcW w:w="732" w:type="dxa"/>
             <w:tcBorders/>
           </w:tcPr>
           <w:p>
@@ -9211,7 +9175,7 @@
               <w:pStyle w:val="Normal"/>
               <w:widowControl w:val="false"/>
               <w:spacing w:before="66" w:after="0"/>
-              <w:ind w:left="374" w:hanging="0"/>
+              <w:ind w:hanging="0" w:start="374"/>
               <w:rPr>
                 <w:color w:val="000000"/>
                 <w:sz w:val="18"/>
@@ -9243,7 +9207,7 @@
               <w:pStyle w:val="Normal"/>
               <w:widowControl w:val="false"/>
               <w:spacing w:before="52" w:after="0"/>
-              <w:ind w:left="40" w:hanging="0"/>
+              <w:ind w:hanging="0" w:start="40"/>
               <w:rPr>
                 <w:color w:val="000000"/>
                 <w:sz w:val="18"/>
@@ -9365,7 +9329,7 @@
               <w:pStyle w:val="Normal"/>
               <w:widowControl w:val="false"/>
               <w:spacing w:before="58" w:after="0"/>
-              <w:ind w:left="374" w:hanging="0"/>
+              <w:ind w:hanging="0" w:start="374"/>
               <w:rPr>
                 <w:color w:val="000000"/>
                 <w:sz w:val="18"/>
@@ -9392,7 +9356,7 @@
               <w:pStyle w:val="Normal"/>
               <w:widowControl w:val="false"/>
               <w:spacing w:before="52" w:after="0"/>
-              <w:ind w:left="255" w:right="-1120" w:hanging="0"/>
+              <w:ind w:hanging="0" w:start="255" w:end="-1120"/>
               <w:rPr>
                 <w:color w:val="000000"/>
                 <w:sz w:val="18"/>
@@ -9464,7 +9428,7 @@
         </w:tc>
         <w:tc>
           <w:tcPr>
-            <w:tcW w:w="731" w:type="dxa"/>
+            <w:tcW w:w="732" w:type="dxa"/>
             <w:tcBorders/>
           </w:tcPr>
           <w:p>
@@ -9472,7 +9436,7 @@
               <w:pStyle w:val="Normal"/>
               <w:widowControl w:val="false"/>
               <w:spacing w:before="58" w:after="0"/>
-              <w:ind w:left="373" w:hanging="0"/>
+              <w:ind w:hanging="0" w:start="373"/>
               <w:rPr>
                 <w:sz w:val="18"/>
                 <w:szCs w:val="18"/>
@@ -9502,7 +9466,7 @@
               <w:pStyle w:val="Normal"/>
               <w:widowControl w:val="false"/>
               <w:spacing w:before="89" w:after="0"/>
-              <w:ind w:left="40" w:hanging="0"/>
+              <w:ind w:hanging="0" w:start="40"/>
               <w:rPr>
                 <w:color w:val="000000"/>
                 <w:sz w:val="18"/>
@@ -9624,7 +9588,7 @@
               <w:pStyle w:val="Normal"/>
               <w:widowControl w:val="false"/>
               <w:spacing w:before="66" w:after="0"/>
-              <w:ind w:left="374" w:hanging="0"/>
+              <w:ind w:hanging="0" w:start="374"/>
               <w:rPr>
                 <w:color w:val="000000"/>
                 <w:sz w:val="18"/>
@@ -9651,7 +9615,7 @@
               <w:pStyle w:val="Normal"/>
               <w:widowControl w:val="false"/>
               <w:spacing w:before="89" w:after="0"/>
-              <w:ind w:left="255" w:right="-1071" w:hanging="0"/>
+              <w:ind w:hanging="0" w:start="255" w:end="-1071"/>
               <w:rPr>
                 <w:color w:val="000000"/>
                 <w:sz w:val="18"/>
@@ -9723,7 +9687,7 @@
         </w:tc>
         <w:tc>
           <w:tcPr>
-            <w:tcW w:w="731" w:type="dxa"/>
+            <w:tcW w:w="732" w:type="dxa"/>
             <w:tcBorders/>
           </w:tcPr>
           <w:p>
@@ -9731,7 +9695,7 @@
               <w:pStyle w:val="Normal"/>
               <w:widowControl w:val="false"/>
               <w:spacing w:before="66" w:after="0"/>
-              <w:ind w:left="373" w:hanging="0"/>
+              <w:ind w:hanging="0" w:start="373"/>
               <w:rPr>
                 <w:sz w:val="18"/>
                 <w:szCs w:val="18"/>
@@ -9761,7 +9725,7 @@
               <w:pStyle w:val="Normal"/>
               <w:widowControl w:val="false"/>
               <w:spacing w:before="78" w:after="0"/>
-              <w:ind w:left="40" w:hanging="0"/>
+              <w:ind w:hanging="0" w:start="40"/>
               <w:rPr>
                 <w:color w:val="000000"/>
                 <w:sz w:val="18"/>
@@ -9822,7 +9786,7 @@
               <w:pStyle w:val="Normal"/>
               <w:widowControl w:val="false"/>
               <w:spacing w:before="55" w:after="0"/>
-              <w:ind w:left="374" w:hanging="0"/>
+              <w:ind w:hanging="0" w:start="374"/>
               <w:rPr>
                 <w:color w:val="000000"/>
                 <w:sz w:val="18"/>
@@ -9849,7 +9813,7 @@
               <w:pStyle w:val="Normal"/>
               <w:widowControl w:val="false"/>
               <w:spacing w:before="78" w:after="0"/>
-              <w:ind w:left="255" w:right="-900" w:hanging="0"/>
+              <w:ind w:hanging="0" w:start="255" w:end="-900"/>
               <w:rPr>
                 <w:color w:val="000000"/>
                 <w:sz w:val="18"/>
@@ -9885,7 +9849,7 @@
         </w:tc>
         <w:tc>
           <w:tcPr>
-            <w:tcW w:w="731" w:type="dxa"/>
+            <w:tcW w:w="732" w:type="dxa"/>
             <w:tcBorders/>
           </w:tcPr>
           <w:p>
@@ -9893,7 +9857,7 @@
               <w:pStyle w:val="Normal"/>
               <w:widowControl w:val="false"/>
               <w:spacing w:before="55" w:after="0"/>
-              <w:ind w:left="373" w:hanging="0"/>
+              <w:ind w:hanging="0" w:start="373"/>
               <w:rPr>
                 <w:sz w:val="18"/>
                 <w:szCs w:val="18"/>
@@ -9938,25 +9902,25 @@
     </w:p>
     <w:tbl>
       <w:tblPr>
-        <w:tblW w:w="15781" w:type="dxa"/>
-        <w:jc w:val="left"/>
+        <w:tblW w:w="15746" w:type="dxa"/>
+        <w:jc w:val="start"/>
         <w:tblInd w:w="90" w:type="dxa"/>
         <w:tblLayout w:type="fixed"/>
         <w:tblCellMar>
           <w:top w:w="0" w:type="dxa"/>
-          <w:left w:w="5" w:type="dxa"/>
+          <w:start w:w="5" w:type="dxa"/>
           <w:bottom w:w="0" w:type="dxa"/>
-          <w:right w:w="5" w:type="dxa"/>
+          <w:end w:w="5" w:type="dxa"/>
         </w:tblCellMar>
         <w:tblLook w:val="01e0" w:noVBand="0" w:noHBand="0" w:lastColumn="1" w:firstColumn="1" w:lastRow="1" w:firstRow="1"/>
       </w:tblPr>
       <w:tblGrid>
         <w:gridCol w:w="6320"/>
         <w:gridCol w:w="970"/>
-        <w:gridCol w:w="1143"/>
-        <w:gridCol w:w="6309"/>
-        <w:gridCol w:w="737"/>
-        <w:gridCol w:w="301"/>
+        <w:gridCol w:w="1171"/>
+        <w:gridCol w:w="6293"/>
+        <w:gridCol w:w="725"/>
+        <w:gridCol w:w="267"/>
       </w:tblGrid>
       <w:tr>
         <w:trPr>
@@ -9972,7 +9936,7 @@
               <w:pStyle w:val="Normal"/>
               <w:widowControl w:val="false"/>
               <w:spacing w:before="76" w:after="0"/>
-              <w:ind w:left="178" w:hanging="0"/>
+              <w:ind w:hanging="0" w:start="178"/>
               <w:rPr>
                 <w:color w:val="000000"/>
               </w:rPr>
@@ -10006,7 +9970,7 @@
         </w:tc>
         <w:tc>
           <w:tcPr>
-            <w:tcW w:w="1143" w:type="dxa"/>
+            <w:tcW w:w="1171" w:type="dxa"/>
             <w:tcBorders/>
           </w:tcPr>
           <w:p>
@@ -10026,7 +9990,7 @@
         </w:tc>
         <w:tc>
           <w:tcPr>
-            <w:tcW w:w="6309" w:type="dxa"/>
+            <w:tcW w:w="6293" w:type="dxa"/>
             <w:tcBorders/>
           </w:tcPr>
           <w:p>
@@ -10034,21 +9998,21 @@
               <w:pStyle w:val="Normal"/>
               <w:widowControl w:val="false"/>
               <w:spacing w:before="76" w:after="0"/>
-              <w:ind w:left="255" w:hanging="0"/>
-              <w:rPr>
-                <w:color w:val="000000"/>
-              </w:rPr>
-            </w:pPr>
-            <w:r>
-              <w:rPr>
-                <w:color w:val="000000"/>
-              </w:rPr>
-            </w:r>
-          </w:p>
-        </w:tc>
-        <w:tc>
-          <w:tcPr>
-            <w:tcW w:w="1038" w:type="dxa"/>
+              <w:ind w:hanging="0" w:start="255"/>
+              <w:rPr>
+                <w:color w:val="000000"/>
+              </w:rPr>
+            </w:pPr>
+            <w:r>
+              <w:rPr>
+                <w:color w:val="000000"/>
+              </w:rPr>
+            </w:r>
+          </w:p>
+        </w:tc>
+        <w:tc>
+          <w:tcPr>
+            <w:tcW w:w="992" w:type="dxa"/>
             <w:gridSpan w:val="2"/>
             <w:tcBorders/>
           </w:tcPr>
@@ -10076,9 +10040,9 @@
           <w:tcPr>
             <w:tcW w:w="6320" w:type="dxa"/>
             <w:tcBorders>
-              <w:left w:val="single" w:sz="4" w:space="0" w:color="000000"/>
+              <w:start w:val="single" w:sz="4" w:space="0" w:color="000000"/>
               <w:bottom w:val="single" w:sz="4" w:space="0" w:color="000000"/>
-              <w:right w:val="single" w:sz="4" w:space="0" w:color="000000"/>
+              <w:end w:val="single" w:sz="4" w:space="0" w:color="000000"/>
             </w:tcBorders>
           </w:tcPr>
           <w:p>
@@ -10086,7 +10050,7 @@
               <w:pStyle w:val="Normal"/>
               <w:widowControl w:val="false"/>
               <w:spacing w:before="26" w:after="0"/>
-              <w:ind w:left="178" w:hanging="0"/>
+              <w:ind w:hanging="0" w:start="178"/>
               <w:rPr>
                 <w:color w:val="000000"/>
               </w:rPr>
@@ -10102,9 +10066,9 @@
           <w:tcPr>
             <w:tcW w:w="970" w:type="dxa"/>
             <w:tcBorders>
-              <w:left w:val="single" w:sz="4" w:space="0" w:color="000000"/>
+              <w:start w:val="single" w:sz="4" w:space="0" w:color="000000"/>
               <w:bottom w:val="single" w:sz="4" w:space="0" w:color="000000"/>
-              <w:right w:val="single" w:sz="4" w:space="0" w:color="000000"/>
+              <w:end w:val="single" w:sz="4" w:space="0" w:color="000000"/>
             </w:tcBorders>
           </w:tcPr>
           <w:p>
@@ -10112,24 +10076,24 @@
               <w:pStyle w:val="Normal"/>
               <w:widowControl w:val="false"/>
               <w:spacing w:before="27" w:after="0"/>
-              <w:ind w:left="374" w:hanging="0"/>
-              <w:rPr>
-                <w:color w:val="000000"/>
-              </w:rPr>
-            </w:pPr>
-            <w:r>
-              <w:rPr>
-                <w:color w:val="000000"/>
-              </w:rPr>
-            </w:r>
-          </w:p>
-        </w:tc>
-        <w:tc>
-          <w:tcPr>
-            <w:tcW w:w="1143" w:type="dxa"/>
+              <w:ind w:hanging="0" w:start="374"/>
+              <w:rPr>
+                <w:color w:val="000000"/>
+              </w:rPr>
+            </w:pPr>
+            <w:r>
+              <w:rPr>
+                <w:color w:val="000000"/>
+              </w:rPr>
+            </w:r>
+          </w:p>
+        </w:tc>
+        <w:tc>
+          <w:tcPr>
+            <w:tcW w:w="1171" w:type="dxa"/>
             <w:tcBorders>
-              <w:left w:val="single" w:sz="4" w:space="0" w:color="000000"/>
-              <w:right w:val="single" w:sz="4" w:space="0" w:color="000000"/>
+              <w:start w:val="single" w:sz="4" w:space="0" w:color="000000"/>
+              <w:end w:val="single" w:sz="4" w:space="0" w:color="000000"/>
             </w:tcBorders>
           </w:tcPr>
           <w:p>
@@ -10153,11 +10117,11 @@
         </w:tc>
         <w:tc>
           <w:tcPr>
-            <w:tcW w:w="6309" w:type="dxa"/>
+            <w:tcW w:w="6293" w:type="dxa"/>
             <w:tcBorders>
-              <w:left w:val="single" w:sz="4" w:space="0" w:color="000000"/>
+              <w:start w:val="single" w:sz="4" w:space="0" w:color="000000"/>
               <w:bottom w:val="single" w:sz="4" w:space="0" w:color="000000"/>
-              <w:right w:val="single" w:sz="4" w:space="0" w:color="000000"/>
+              <w:end w:val="single" w:sz="4" w:space="0" w:color="000000"/>
             </w:tcBorders>
           </w:tcPr>
           <w:p>
@@ -10165,26 +10129,26 @@
               <w:pStyle w:val="Normal"/>
               <w:widowControl w:val="false"/>
               <w:spacing w:before="26" w:after="0"/>
-              <w:ind w:left="255" w:hanging="0"/>
-              <w:rPr>
-                <w:color w:val="000000"/>
-              </w:rPr>
-            </w:pPr>
-            <w:r>
-              <w:rPr>
-                <w:color w:val="000000"/>
-              </w:rPr>
-            </w:r>
-          </w:p>
-        </w:tc>
-        <w:tc>
-          <w:tcPr>
-            <w:tcW w:w="1038" w:type="dxa"/>
+              <w:ind w:hanging="0" w:start="255"/>
+              <w:rPr>
+                <w:color w:val="000000"/>
+              </w:rPr>
+            </w:pPr>
+            <w:r>
+              <w:rPr>
+                <w:color w:val="000000"/>
+              </w:rPr>
+            </w:r>
+          </w:p>
+        </w:tc>
+        <w:tc>
+          <w:tcPr>
+            <w:tcW w:w="992" w:type="dxa"/>
             <w:gridSpan w:val="2"/>
             <w:tcBorders>
-              <w:left w:val="single" w:sz="4" w:space="0" w:color="000000"/>
+              <w:start w:val="single" w:sz="4" w:space="0" w:color="000000"/>
               <w:bottom w:val="single" w:sz="4" w:space="0" w:color="000000"/>
-              <w:right w:val="single" w:sz="4" w:space="0" w:color="000000"/>
+              <w:end w:val="single" w:sz="4" w:space="0" w:color="000000"/>
             </w:tcBorders>
           </w:tcPr>
           <w:p>
@@ -10192,7 +10156,7 @@
               <w:pStyle w:val="Normal"/>
               <w:widowControl w:val="false"/>
               <w:spacing w:before="27" w:after="0"/>
-              <w:ind w:left="373" w:hanging="0"/>
+              <w:ind w:hanging="0" w:start="373"/>
               <w:rPr>
                 <w:color w:val="000000"/>
               </w:rPr>
@@ -10237,7 +10201,7 @@
             <w:pPr>
               <w:pStyle w:val="Normal"/>
               <w:widowControl w:val="false"/>
-              <w:ind w:left="228" w:hanging="0"/>
+              <w:ind w:hanging="0" w:start="228"/>
               <w:rPr>
                 <w:sz w:val="14"/>
                 <w:szCs w:val="14"/>
@@ -10428,7 +10392,7 @@
         </w:tc>
         <w:tc>
           <w:tcPr>
-            <w:tcW w:w="1143" w:type="dxa"/>
+            <w:tcW w:w="1171" w:type="dxa"/>
             <w:tcBorders/>
           </w:tcPr>
           <w:p>
@@ -10444,7 +10408,7 @@
         </w:tc>
         <w:tc>
           <w:tcPr>
-            <w:tcW w:w="6309" w:type="dxa"/>
+            <w:tcW w:w="6293" w:type="dxa"/>
             <w:tcBorders/>
           </w:tcPr>
           <w:p>
@@ -10468,7 +10432,7 @@
             <w:pPr>
               <w:pStyle w:val="Normal"/>
               <w:widowControl w:val="false"/>
-              <w:ind w:left="186" w:hanging="0"/>
+              <w:ind w:hanging="0" w:start="186"/>
               <w:rPr>
                 <w:sz w:val="14"/>
                 <w:szCs w:val="14"/>
@@ -10559,7 +10523,7 @@
         </w:tc>
         <w:tc>
           <w:tcPr>
-            <w:tcW w:w="737" w:type="dxa"/>
+            <w:tcW w:w="725" w:type="dxa"/>
             <w:tcBorders/>
           </w:tcPr>
           <w:p>
@@ -10579,7 +10543,7 @@
         </w:tc>
         <w:tc>
           <w:tcPr>
-            <w:tcW w:w="301" w:type="dxa"/>
+            <w:tcW w:w="267" w:type="dxa"/>
             <w:tcBorders/>
           </w:tcPr>
           <w:p>
@@ -10606,7 +10570,11 @@
         </w:rPr>
       </w:pPr>
       <w:r>
-        <w:rPr/>
+        <w:rPr>
+          <w:sz w:val="10"/>
+          <w:szCs w:val="10"/>
+          <w:lang w:val="el-GR"/>
+        </w:rPr>
       </w:r>
     </w:p>
     <w:sectPr>
@@ -10627,127 +10595,127 @@
   <w:abstractNum w:abstractNumId="1">
     <w:lvl w:ilvl="0">
       <w:start w:val="1"/>
+      <w:numFmt w:val="decimal"/>
       <w:pStyle w:val="Heading1"/>
-      <w:numFmt w:val="decimal"/>
       <w:lvlText w:val="%1."/>
-      <w:lvlJc w:val="left"/>
+      <w:lvlJc w:val="start"/>
       <w:pPr>
         <w:tabs>
           <w:tab w:val="num" w:pos="720"/>
         </w:tabs>
-        <w:ind w:left="720" w:hanging="720"/>
+        <w:ind w:start="720" w:hanging="720"/>
       </w:pPr>
       <w:rPr/>
     </w:lvl>
     <w:lvl w:ilvl="1">
       <w:start w:val="1"/>
+      <w:numFmt w:val="decimal"/>
       <w:pStyle w:val="Heading2"/>
-      <w:numFmt w:val="decimal"/>
       <w:lvlText w:val="%2."/>
-      <w:lvlJc w:val="left"/>
+      <w:lvlJc w:val="start"/>
       <w:pPr>
         <w:tabs>
           <w:tab w:val="num" w:pos="1440"/>
         </w:tabs>
-        <w:ind w:left="1440" w:hanging="720"/>
+        <w:ind w:start="1440" w:hanging="720"/>
       </w:pPr>
       <w:rPr/>
     </w:lvl>
     <w:lvl w:ilvl="2">
       <w:start w:val="1"/>
+      <w:numFmt w:val="decimal"/>
       <w:pStyle w:val="Heading3"/>
-      <w:numFmt w:val="decimal"/>
       <w:lvlText w:val="%3."/>
-      <w:lvlJc w:val="left"/>
+      <w:lvlJc w:val="start"/>
       <w:pPr>
         <w:tabs>
           <w:tab w:val="num" w:pos="2160"/>
         </w:tabs>
-        <w:ind w:left="2160" w:hanging="720"/>
+        <w:ind w:start="2160" w:hanging="720"/>
       </w:pPr>
       <w:rPr/>
     </w:lvl>
     <w:lvl w:ilvl="3">
       <w:start w:val="1"/>
+      <w:numFmt w:val="decimal"/>
       <w:pStyle w:val="Heading4"/>
-      <w:numFmt w:val="decimal"/>
       <w:lvlText w:val="%4."/>
-      <w:lvlJc w:val="left"/>
+      <w:lvlJc w:val="start"/>
       <w:pPr>
         <w:tabs>
           <w:tab w:val="num" w:pos="2880"/>
         </w:tabs>
-        <w:ind w:left="2880" w:hanging="720"/>
+        <w:ind w:start="2880" w:hanging="720"/>
       </w:pPr>
       <w:rPr/>
     </w:lvl>
     <w:lvl w:ilvl="4">
       <w:start w:val="1"/>
+      <w:numFmt w:val="decimal"/>
       <w:pStyle w:val="Heading5"/>
-      <w:numFmt w:val="decimal"/>
       <w:lvlText w:val="%5."/>
-      <w:lvlJc w:val="left"/>
+      <w:lvlJc w:val="start"/>
       <w:pPr>
         <w:tabs>
           <w:tab w:val="num" w:pos="3600"/>
         </w:tabs>
-        <w:ind w:left="3600" w:hanging="720"/>
+        <w:ind w:start="3600" w:hanging="720"/>
       </w:pPr>
       <w:rPr/>
     </w:lvl>
     <w:lvl w:ilvl="5">
       <w:start w:val="1"/>
+      <w:numFmt w:val="decimal"/>
       <w:pStyle w:val="Heading6"/>
-      <w:numFmt w:val="decimal"/>
       <w:lvlText w:val="%6."/>
-      <w:lvlJc w:val="left"/>
+      <w:lvlJc w:val="start"/>
       <w:pPr>
         <w:tabs>
           <w:tab w:val="num" w:pos="4320"/>
         </w:tabs>
-        <w:ind w:left="4320" w:hanging="720"/>
+        <w:ind w:start="4320" w:hanging="720"/>
       </w:pPr>
       <w:rPr/>
     </w:lvl>
     <w:lvl w:ilvl="6">
       <w:start w:val="1"/>
+      <w:numFmt w:val="decimal"/>
       <w:pStyle w:val="Heading7"/>
-      <w:numFmt w:val="decimal"/>
       <w:lvlText w:val="%7."/>
-      <w:lvlJc w:val="left"/>
+      <w:lvlJc w:val="start"/>
       <w:pPr>
         <w:tabs>
           <w:tab w:val="num" w:pos="5040"/>
         </w:tabs>
-        <w:ind w:left="5040" w:hanging="720"/>
+        <w:ind w:start="5040" w:hanging="720"/>
       </w:pPr>
       <w:rPr/>
     </w:lvl>
     <w:lvl w:ilvl="7">
       <w:start w:val="1"/>
+      <w:numFmt w:val="decimal"/>
       <w:pStyle w:val="Heading8"/>
-      <w:numFmt w:val="decimal"/>
       <w:lvlText w:val="%8."/>
-      <w:lvlJc w:val="left"/>
+      <w:lvlJc w:val="start"/>
       <w:pPr>
         <w:tabs>
           <w:tab w:val="num" w:pos="5760"/>
         </w:tabs>
-        <w:ind w:left="5760" w:hanging="720"/>
+        <w:ind w:start="5760" w:hanging="720"/>
       </w:pPr>
       <w:rPr/>
     </w:lvl>
     <w:lvl w:ilvl="8">
       <w:start w:val="1"/>
+      <w:numFmt w:val="decimal"/>
       <w:pStyle w:val="Heading9"/>
-      <w:numFmt w:val="decimal"/>
       <w:lvlText w:val="%9."/>
-      <w:lvlJc w:val="left"/>
+      <w:lvlJc w:val="start"/>
       <w:pPr>
         <w:tabs>
           <w:tab w:val="num" w:pos="6480"/>
         </w:tabs>
-        <w:ind w:left="6480" w:hanging="720"/>
+        <w:ind w:start="6480" w:hanging="720"/>
       </w:pPr>
       <w:rPr/>
     </w:lvl>
@@ -11160,7 +11128,7 @@
       <w:suppressAutoHyphens w:val="true"/>
       <w:bidi w:val="0"/>
       <w:spacing w:before="0" w:after="0"/>
-      <w:jc w:val="left"/>
+      <w:jc w:val="start"/>
     </w:pPr>
     <w:rPr>
       <w:rFonts w:ascii="Times New Roman" w:hAnsi="Times New Roman" w:eastAsia="Times New Roman" w:cs="Times New Roman"/>
@@ -11172,7 +11140,7 @@
     </w:rPr>
   </w:style>
   <w:style w:type="paragraph" w:styleId="Heading1">
-    <w:name w:val="Heading 1"/>
+    <w:name w:val="heading 1"/>
     <w:basedOn w:val="Normal"/>
     <w:next w:val="Normal"/>
     <w:link w:val="Heading1Char"/>
@@ -11198,7 +11166,7 @@
     </w:rPr>
   </w:style>
   <w:style w:type="paragraph" w:styleId="Heading2">
-    <w:name w:val="Heading 2"/>
+    <w:name w:val="heading 2"/>
     <w:basedOn w:val="Normal"/>
     <w:next w:val="Normal"/>
     <w:link w:val="Heading2Char"/>
@@ -11227,7 +11195,7 @@
     </w:rPr>
   </w:style>
   <w:style w:type="paragraph" w:styleId="Heading3">
-    <w:name w:val="Heading 3"/>
+    <w:name w:val="heading 3"/>
     <w:basedOn w:val="Normal"/>
     <w:next w:val="Normal"/>
     <w:link w:val="Heading3Char"/>
@@ -11254,7 +11222,7 @@
     </w:rPr>
   </w:style>
   <w:style w:type="paragraph" w:styleId="Heading4">
-    <w:name w:val="Heading 4"/>
+    <w:name w:val="heading 4"/>
     <w:basedOn w:val="Normal"/>
     <w:next w:val="Normal"/>
     <w:link w:val="Heading4Char"/>
@@ -11281,7 +11249,7 @@
     </w:rPr>
   </w:style>
   <w:style w:type="paragraph" w:styleId="Heading5">
-    <w:name w:val="Heading 5"/>
+    <w:name w:val="heading 5"/>
     <w:basedOn w:val="Normal"/>
     <w:next w:val="Normal"/>
     <w:link w:val="Heading5Char"/>
@@ -11309,7 +11277,7 @@
     </w:rPr>
   </w:style>
   <w:style w:type="paragraph" w:styleId="Heading6">
-    <w:name w:val="Heading 6"/>
+    <w:name w:val="heading 6"/>
     <w:basedOn w:val="Normal"/>
     <w:next w:val="Normal"/>
     <w:link w:val="Heading6Char"/>
@@ -11331,7 +11299,7 @@
     </w:rPr>
   </w:style>
   <w:style w:type="paragraph" w:styleId="Heading7">
-    <w:name w:val="Heading 7"/>
+    <w:name w:val="heading 7"/>
     <w:basedOn w:val="Normal"/>
     <w:next w:val="Normal"/>
     <w:link w:val="Heading7Char"/>
@@ -11355,7 +11323,7 @@
     </w:rPr>
   </w:style>
   <w:style w:type="paragraph" w:styleId="Heading8">
-    <w:name w:val="Heading 8"/>
+    <w:name w:val="heading 8"/>
     <w:basedOn w:val="Normal"/>
     <w:next w:val="Normal"/>
     <w:link w:val="Heading8Char"/>
@@ -11381,7 +11349,7 @@
     </w:rPr>
   </w:style>
   <w:style w:type="paragraph" w:styleId="Heading9">
-    <w:name w:val="Heading 9"/>
+    <w:name w:val="heading 9"/>
     <w:basedOn w:val="Normal"/>
     <w:next w:val="Normal"/>
     <w:link w:val="Heading9Char"/>
@@ -11556,7 +11524,7 @@
   <w:style w:type="paragraph" w:styleId="Heading" w:customStyle="1">
     <w:name w:val="Heading"/>
     <w:basedOn w:val="Normal"/>
-    <w:next w:val="TextBody"/>
+    <w:next w:val="BodyText"/>
     <w:qFormat/>
     <w:pPr>
       <w:keepNext w:val="true"/>
@@ -11568,7 +11536,7 @@
       <w:szCs w:val="28"/>
     </w:rPr>
   </w:style>
-  <w:style w:type="paragraph" w:styleId="TextBody">
+  <w:style w:type="paragraph" w:styleId="BodyText">
     <w:name w:val="Body Text"/>
     <w:basedOn w:val="Normal"/>
     <w:pPr>
@@ -11578,14 +11546,14 @@
   </w:style>
   <w:style w:type="paragraph" w:styleId="List">
     <w:name w:val="List"/>
-    <w:basedOn w:val="TextBody"/>
+    <w:basedOn w:val="BodyText"/>
     <w:pPr/>
     <w:rPr>
       <w:rFonts w:cs="Arial Unicode MS"/>
     </w:rPr>
   </w:style>
   <w:style w:type="paragraph" w:styleId="Caption">
-    <w:name w:val="Caption"/>
+    <w:name w:val="caption"/>
     <w:basedOn w:val="Normal"/>
     <w:qFormat/>
     <w:pPr>
@@ -11611,24 +11579,8 @@
       <w:rFonts w:cs="Arial Unicode MS"/>
     </w:rPr>
   </w:style>
-  <w:style w:type="paragraph" w:styleId="Caption1">
-    <w:name w:val="caption"/>
-    <w:basedOn w:val="Normal"/>
-    <w:qFormat/>
-    <w:pPr>
-      <w:suppressLineNumbers/>
-      <w:spacing w:before="120" w:after="120"/>
-    </w:pPr>
-    <w:rPr>
-      <w:rFonts w:cs="Arial Unicode MS"/>
-      <w:i/>
-      <w:iCs/>
-      <w:sz w:val="24"/>
-      <w:szCs w:val="24"/>
-    </w:rPr>
-  </w:style>
-  <w:style w:type="paragraph" w:styleId="FrameContents" w:customStyle="1">
-    <w:name w:val="Frame Contents"/>
+  <w:style w:type="paragraph" w:styleId="FrameContentsuser" w:customStyle="1">
+    <w:name w:val="Frame Contents (user)"/>
     <w:basedOn w:val="Normal"/>
     <w:qFormat/>
     <w:pPr/>
@@ -11656,6 +11608,13 @@
       <w:bCs/>
     </w:rPr>
   </w:style>
+  <w:style w:type="paragraph" w:styleId="FrameContents">
+    <w:name w:val="Frame Contents"/>
+    <w:basedOn w:val="Normal"/>
+    <w:qFormat/>
+    <w:pPr/>
+    <w:rPr/>
+  </w:style>
   <w:style w:type="numbering" w:styleId="NoList" w:default="1">
     <w:name w:val="No List"/>
     <w:uiPriority w:val="99"/>
@@ -11681,14 +11640,14 @@
 </file>
 
 <file path=word/theme/theme1.xml><?xml version="1.0" encoding="utf-8"?>
-<a:theme xmlns:a="http://schemas.openxmlformats.org/drawingml/2006/main" name="Office Theme">
+<a:theme xmlns:a="http://schemas.openxmlformats.org/drawingml/2006/main" xmlns:r="http://schemas.openxmlformats.org/officeDocument/2006/relationships" name="Office Theme">
   <a:themeElements>
     <a:clrScheme name="Office">
       <a:dk1>
-        <a:sysClr val="windowText" lastClr="000000"/>
+        <a:srgbClr val="000000"/>
       </a:dk1>
       <a:lt1>
-        <a:sysClr val="window" lastClr="FFFFFF"/>
+        <a:srgbClr val="FFFFFF"/>
       </a:lt1>
       <a:dk2>
         <a:srgbClr val="1F497D"/>
@@ -11723,242 +11682,134 @@
     </a:clrScheme>
     <a:fontScheme name="Office">
       <a:majorFont>
-        <a:latin typeface="Cambria"/>
+        <a:latin typeface="Cambria" pitchFamily="0" charset="1"/>
         <a:ea typeface=""/>
         <a:cs typeface=""/>
-        <a:font script="Jpan" typeface="ＭＳ ゴシック"/>
-        <a:font script="Hang" typeface="맑은 고딕"/>
-        <a:font script="Hans" typeface="宋体"/>
-        <a:font script="Hant" typeface="新細明體"/>
-        <a:font script="Arab" typeface="Times New Roman"/>
-        <a:font script="Hebr" typeface="Times New Roman"/>
-        <a:font script="Thai" typeface="Angsana New"/>
-        <a:font script="Ethi" typeface="Nyala"/>
-        <a:font script="Beng" typeface="Vrinda"/>
-        <a:font script="Gujr" typeface="Shruti"/>
-        <a:font script="Khmr" typeface="MoolBoran"/>
-        <a:font script="Knda" typeface="Tunga"/>
-        <a:font script="Guru" typeface="Raavi"/>
-        <a:font script="Cans" typeface="Euphemia"/>
-        <a:font script="Cher" typeface="Plantagenet Cherokee"/>
-        <a:font script="Yiii" typeface="Microsoft Yi Baiti"/>
-        <a:font script="Tibt" typeface="Microsoft Himalaya"/>
-        <a:font script="Thaa" typeface="MV Boli"/>
-        <a:font script="Deva" typeface="Mangal"/>
-        <a:font script="Telu" typeface="Gautami"/>
-        <a:font script="Taml" typeface="Latha"/>
-        <a:font script="Syrc" typeface="Estrangelo Edessa"/>
-        <a:font script="Orya" typeface="Kalinga"/>
-        <a:font script="Mlym" typeface="Kartika"/>
-        <a:font script="Laoo" typeface="DokChampa"/>
-        <a:font script="Sinh" typeface="Iskoola Pota"/>
-        <a:font script="Mong" typeface="Mongolian Baiti"/>
-        <a:font script="Viet" typeface="Times New Roman"/>
-        <a:font script="Uigh" typeface="Microsoft Uighur"/>
       </a:majorFont>
       <a:minorFont>
-        <a:latin typeface="Calibri"/>
+        <a:latin typeface="Calibri" pitchFamily="0" charset="1"/>
         <a:ea typeface=""/>
         <a:cs typeface=""/>
-        <a:font script="Jpan" typeface="ＭＳ 明朝"/>
-        <a:font script="Hang" typeface="맑은 고딕"/>
-        <a:font script="Hans" typeface="宋体"/>
-        <a:font script="Hant" typeface="新細明體"/>
-        <a:font script="Arab" typeface="Arial"/>
-        <a:font script="Hebr" typeface="Arial"/>
-        <a:font script="Thai" typeface="Cordia New"/>
-        <a:font script="Ethi" typeface="Nyala"/>
-        <a:font script="Beng" typeface="Vrinda"/>
-        <a:font script="Gujr" typeface="Shruti"/>
-        <a:font script="Khmr" typeface="DaunPenh"/>
-        <a:font script="Knda" typeface="Tunga"/>
-        <a:font script="Guru" typeface="Raavi"/>
-        <a:font script="Cans" typeface="Euphemia"/>
-        <a:font script="Cher" typeface="Plantagenet Cherokee"/>
-        <a:font script="Yiii" typeface="Microsoft Yi Baiti"/>
-        <a:font script="Tibt" typeface="Microsoft Himalaya"/>
-        <a:font script="Thaa" typeface="MV Boli"/>
-        <a:font script="Deva" typeface="Mangal"/>
-        <a:font script="Telu" typeface="Gautami"/>
-        <a:font script="Taml" typeface="Latha"/>
-        <a:font script="Syrc" typeface="Estrangelo Edessa"/>
-        <a:font script="Orya" typeface="Kalinga"/>
-        <a:font script="Mlym" typeface="Kartika"/>
-        <a:font script="Laoo" typeface="DokChampa"/>
-        <a:font script="Sinh" typeface="Iskoola Pota"/>
-        <a:font script="Mong" typeface="Mongolian Baiti"/>
-        <a:font script="Viet" typeface="Arial"/>
-        <a:font script="Uigh" typeface="Microsoft Uighur"/>
       </a:minorFont>
     </a:fontScheme>
-    <a:fmtScheme name="Office">
+    <a:fmtScheme>
       <a:fillStyleLst>
         <a:solidFill>
           <a:schemeClr val="phClr"/>
         </a:solidFill>
-        <a:gradFill rotWithShape="1">
+        <a:gradFill>
           <a:gsLst>
             <a:gs pos="0">
               <a:schemeClr val="phClr">
                 <a:tint val="50000"/>
-                <a:satMod val="300000"/>
               </a:schemeClr>
             </a:gs>
             <a:gs pos="35000">
               <a:schemeClr val="phClr">
                 <a:tint val="37000"/>
-                <a:satMod val="300000"/>
               </a:schemeClr>
             </a:gs>
             <a:gs pos="100000">
               <a:schemeClr val="phClr">
                 <a:tint val="15000"/>
-                <a:satMod val="350000"/>
               </a:schemeClr>
             </a:gs>
           </a:gsLst>
           <a:lin ang="16200000" scaled="1"/>
+          <a:tileRect l="0" t="0" r="0" b="0"/>
         </a:gradFill>
-        <a:gradFill rotWithShape="1">
+        <a:gradFill>
           <a:gsLst>
             <a:gs pos="0">
               <a:schemeClr val="phClr">
                 <a:shade val="51000"/>
-                <a:satMod val="130000"/>
               </a:schemeClr>
             </a:gs>
             <a:gs pos="80000">
               <a:schemeClr val="phClr">
                 <a:shade val="93000"/>
-                <a:satMod val="130000"/>
               </a:schemeClr>
             </a:gs>
             <a:gs pos="100000">
               <a:schemeClr val="phClr">
                 <a:shade val="94000"/>
-                <a:satMod val="135000"/>
               </a:schemeClr>
             </a:gs>
           </a:gsLst>
           <a:lin ang="16200000" scaled="0"/>
+          <a:tileRect l="0" t="0" r="0" b="0"/>
         </a:gradFill>
       </a:fillStyleLst>
       <a:lnStyleLst>
         <a:ln w="9525" cap="flat" cmpd="sng" algn="ctr">
-          <a:solidFill>
-            <a:schemeClr val="phClr">
-              <a:shade val="95000"/>
-              <a:satMod val="105000"/>
-            </a:schemeClr>
-          </a:solidFill>
           <a:prstDash val="solid"/>
         </a:ln>
         <a:ln w="25400" cap="flat" cmpd="sng" algn="ctr">
-          <a:solidFill>
-            <a:schemeClr val="phClr"/>
-          </a:solidFill>
           <a:prstDash val="solid"/>
         </a:ln>
         <a:ln w="38100" cap="flat" cmpd="sng" algn="ctr">
-          <a:solidFill>
-            <a:schemeClr val="phClr"/>
-          </a:solidFill>
           <a:prstDash val="solid"/>
         </a:ln>
       </a:lnStyleLst>
       <a:effectStyleLst>
         <a:effectStyle>
-          <a:effectLst>
-            <a:outerShdw blurRad="40000" dist="20000" dir="5400000" rotWithShape="0">
-              <a:srgbClr val="000000">
-                <a:alpha val="38000"/>
-              </a:srgbClr>
-            </a:outerShdw>
-          </a:effectLst>
+          <a:effectLst/>
         </a:effectStyle>
         <a:effectStyle>
-          <a:effectLst>
-            <a:outerShdw blurRad="40000" dist="23000" dir="5400000" rotWithShape="0">
-              <a:srgbClr val="000000">
-                <a:alpha val="35000"/>
-              </a:srgbClr>
-            </a:outerShdw>
-          </a:effectLst>
+          <a:effectLst/>
         </a:effectStyle>
         <a:effectStyle>
-          <a:effectLst>
-            <a:outerShdw blurRad="40000" dist="23000" dir="5400000" rotWithShape="0">
-              <a:srgbClr val="000000">
-                <a:alpha val="35000"/>
-              </a:srgbClr>
-            </a:outerShdw>
-          </a:effectLst>
-          <a:scene3d>
-            <a:camera prst="orthographicFront">
-              <a:rot lat="0" lon="0" rev="0"/>
-            </a:camera>
-            <a:lightRig rig="threePt" dir="t">
-              <a:rot lat="0" lon="0" rev="1200000"/>
-            </a:lightRig>
-          </a:scene3d>
-          <a:sp3d>
-            <a:bevelT w="63500" h="25400"/>
-          </a:sp3d>
+          <a:effectLst/>
         </a:effectStyle>
       </a:effectStyleLst>
       <a:bgFillStyleLst>
         <a:solidFill>
           <a:schemeClr val="phClr"/>
         </a:solidFill>
-        <a:gradFill rotWithShape="1">
+        <a:gradFill>
           <a:gsLst>
             <a:gs pos="0">
               <a:schemeClr val="phClr">
                 <a:tint val="40000"/>
-                <a:satMod val="350000"/>
               </a:schemeClr>
             </a:gs>
             <a:gs pos="40000">
               <a:schemeClr val="phClr">
                 <a:tint val="45000"/>
                 <a:shade val="99000"/>
-                <a:satMod val="350000"/>
               </a:schemeClr>
             </a:gs>
             <a:gs pos="100000">
               <a:schemeClr val="phClr">
                 <a:shade val="20000"/>
-                <a:satMod val="255000"/>
               </a:schemeClr>
             </a:gs>
           </a:gsLst>
           <a:path path="circle">
             <a:fillToRect l="50000" t="-80000" r="50000" b="180000"/>
           </a:path>
+          <a:tileRect l="0" t="0" r="0" b="0"/>
         </a:gradFill>
-        <a:gradFill rotWithShape="1">
+        <a:gradFill>
           <a:gsLst>
             <a:gs pos="0">
               <a:schemeClr val="phClr">
                 <a:tint val="80000"/>
-                <a:satMod val="300000"/>
               </a:schemeClr>
             </a:gs>
             <a:gs pos="100000">
               <a:schemeClr val="phClr">
                 <a:shade val="30000"/>
-                <a:satMod val="200000"/>
               </a:schemeClr>
             </a:gs>
           </a:gsLst>
           <a:path path="circle">
             <a:fillToRect l="50000" t="50000" r="50000" b="50000"/>
           </a:path>
+          <a:tileRect l="0" t="0" r="0" b="0"/>
         </a:gradFill>
       </a:bgFillStyleLst>
     </a:fmtScheme>
   </a:themeElements>
-  <a:objectDefaults/>
-  <a:extraClrSchemeLst/>
 </a:theme>
 </file>